--- a/BaoCaoHocTap2.docx
+++ b/BaoCaoHocTap2.docx
@@ -308,10 +308,10 @@
         <w:tblLook w:val="04A0" w:firstRow="1" w:lastRow="0" w:firstColumn="1" w:lastColumn="0" w:noHBand="0" w:noVBand="1"/>
       </w:tblPr>
       <w:tblGrid>
-        <w:gridCol w:w="846"/>
-        <w:gridCol w:w="2268"/>
-        <w:gridCol w:w="2693"/>
-        <w:gridCol w:w="3544"/>
+        <w:gridCol w:w="837"/>
+        <w:gridCol w:w="1686"/>
+        <w:gridCol w:w="3991"/>
+        <w:gridCol w:w="2837"/>
       </w:tblGrid>
       <w:tr>
         <w:trPr>
@@ -320,11 +320,12 @@
         <w:tc>
           <w:tcPr>
             <w:tcW w:w="846" w:type="dxa"/>
-          </w:tcPr>
-          <w:p>
-            <w:pPr>
-              <w:spacing w:line="360" w:lineRule="auto"/>
-              <w:jc w:val="both"/>
+            <w:vAlign w:val="center"/>
+          </w:tcPr>
+          <w:p>
+            <w:pPr>
+              <w:spacing w:line="360" w:lineRule="auto"/>
+              <w:jc w:val="center"/>
               <w:rPr>
                 <w:rFonts w:ascii="Times New Roman" w:hAnsi="Times New Roman" w:cs="Times New Roman"/>
                 <w:b/>
@@ -350,11 +351,12 @@
         <w:tc>
           <w:tcPr>
             <w:tcW w:w="2268" w:type="dxa"/>
-          </w:tcPr>
-          <w:p>
-            <w:pPr>
-              <w:spacing w:line="360" w:lineRule="auto"/>
-              <w:jc w:val="both"/>
+            <w:vAlign w:val="center"/>
+          </w:tcPr>
+          <w:p>
+            <w:pPr>
+              <w:spacing w:line="360" w:lineRule="auto"/>
+              <w:jc w:val="center"/>
               <w:rPr>
                 <w:rFonts w:ascii="Times New Roman" w:hAnsi="Times New Roman" w:cs="Times New Roman"/>
                 <w:b/>
@@ -380,11 +382,12 @@
         <w:tc>
           <w:tcPr>
             <w:tcW w:w="2693" w:type="dxa"/>
-          </w:tcPr>
-          <w:p>
-            <w:pPr>
-              <w:spacing w:line="360" w:lineRule="auto"/>
-              <w:jc w:val="both"/>
+            <w:vAlign w:val="center"/>
+          </w:tcPr>
+          <w:p>
+            <w:pPr>
+              <w:spacing w:line="360" w:lineRule="auto"/>
+              <w:jc w:val="center"/>
               <w:rPr>
                 <w:rFonts w:ascii="Times New Roman" w:hAnsi="Times New Roman" w:cs="Times New Roman"/>
                 <w:b/>
@@ -410,11 +413,12 @@
         <w:tc>
           <w:tcPr>
             <w:tcW w:w="3544" w:type="dxa"/>
-          </w:tcPr>
-          <w:p>
-            <w:pPr>
-              <w:spacing w:line="360" w:lineRule="auto"/>
-              <w:jc w:val="both"/>
+            <w:vAlign w:val="center"/>
+          </w:tcPr>
+          <w:p>
+            <w:pPr>
+              <w:spacing w:line="360" w:lineRule="auto"/>
+              <w:jc w:val="center"/>
               <w:rPr>
                 <w:rFonts w:ascii="Times New Roman" w:hAnsi="Times New Roman" w:cs="Times New Roman"/>
                 <w:b/>
@@ -447,6 +451,7 @@
           <w:tcPr>
             <w:tcW w:w="846" w:type="dxa"/>
             <w:vMerge w:val="restart"/>
+            <w:vAlign w:val="center"/>
           </w:tcPr>
           <w:p>
             <w:pPr>
@@ -521,11 +526,12 @@
         <w:tc>
           <w:tcPr>
             <w:tcW w:w="2268" w:type="dxa"/>
-          </w:tcPr>
-          <w:p>
-            <w:pPr>
-              <w:spacing w:line="360" w:lineRule="auto"/>
-              <w:jc w:val="both"/>
+            <w:vAlign w:val="center"/>
+          </w:tcPr>
+          <w:p>
+            <w:pPr>
+              <w:spacing w:line="360" w:lineRule="auto"/>
+              <w:jc w:val="center"/>
               <w:rPr>
                 <w:rFonts w:ascii="Times New Roman" w:hAnsi="Times New Roman" w:cs="Times New Roman"/>
                 <w:sz w:val="28"/>
@@ -547,27 +553,30 @@
         <w:tc>
           <w:tcPr>
             <w:tcW w:w="2693" w:type="dxa"/>
+            <w:vAlign w:val="center"/>
           </w:tcPr>
           <w:p>
             <w:pPr>
               <w:pStyle w:val="NormalWeb"/>
-              <w:rPr>
-                <w:sz w:val="28"/>
-                <w:szCs w:val="28"/>
-                <w:lang w:val="vi-VN"/>
-              </w:rPr>
-            </w:pPr>
-            <w:r>
-              <w:rPr>
-                <w:sz w:val="28"/>
-                <w:szCs w:val="28"/>
-              </w:rPr>
-              <w:t xml:space="preserve">- Viết 1.1.1. Tầm quan trọng của an ninh mạng </w:t>
+              <w:spacing w:line="312" w:lineRule="auto"/>
+              <w:rPr>
+                <w:sz w:val="28"/>
+                <w:szCs w:val="28"/>
+                <w:lang w:val="vi-VN"/>
+              </w:rPr>
+            </w:pPr>
+            <w:r>
+              <w:rPr>
+                <w:sz w:val="28"/>
+                <w:szCs w:val="28"/>
+              </w:rPr>
+              <w:t>- Viết 1.1.1. Tầm quan trọng của an ninh mạng</w:t>
             </w:r>
           </w:p>
           <w:p>
             <w:pPr>
               <w:pStyle w:val="NormalWeb"/>
+              <w:spacing w:line="312" w:lineRule="auto"/>
               <w:rPr>
                 <w:sz w:val="28"/>
                 <w:szCs w:val="28"/>
@@ -585,6 +594,7 @@
           <w:p>
             <w:pPr>
               <w:pStyle w:val="NormalWeb"/>
+              <w:spacing w:line="312" w:lineRule="auto"/>
               <w:rPr>
                 <w:sz w:val="28"/>
                 <w:szCs w:val="28"/>
@@ -601,8 +611,7 @@
           </w:p>
           <w:p>
             <w:pPr>
-              <w:spacing w:line="360" w:lineRule="auto"/>
-              <w:jc w:val="both"/>
+              <w:spacing w:line="312" w:lineRule="auto"/>
               <w:rPr>
                 <w:rFonts w:ascii="Times New Roman" w:hAnsi="Times New Roman" w:cs="Times New Roman"/>
                 <w:sz w:val="28"/>
@@ -615,39 +624,42 @@
         <w:tc>
           <w:tcPr>
             <w:tcW w:w="3544" w:type="dxa"/>
+            <w:vAlign w:val="center"/>
           </w:tcPr>
           <w:p>
             <w:pPr>
               <w:pStyle w:val="NormalWeb"/>
-              <w:rPr>
-                <w:sz w:val="28"/>
-                <w:szCs w:val="28"/>
-                <w:lang w:val="vi-VN"/>
-              </w:rPr>
-            </w:pPr>
-            <w:r>
-              <w:rPr>
-                <w:sz w:val="28"/>
-                <w:szCs w:val="28"/>
-              </w:rPr>
-              <w:t xml:space="preserve">- Tìm kiếm, đọc và tổng hợp tài liệu từ các nguồn uy tín: </w:t>
+              <w:spacing w:line="312" w:lineRule="auto"/>
+              <w:rPr>
+                <w:sz w:val="28"/>
+                <w:szCs w:val="28"/>
+                <w:lang w:val="vi-VN"/>
+              </w:rPr>
+            </w:pPr>
+            <w:r>
+              <w:rPr>
+                <w:sz w:val="28"/>
+                <w:szCs w:val="28"/>
+              </w:rPr>
+              <w:t>- Tìm kiếm, đọc và tổng hợp tài liệu từ các nguồn uy tín:</w:t>
             </w:r>
           </w:p>
           <w:p>
             <w:pPr>
               <w:pStyle w:val="NormalWeb"/>
-              <w:rPr>
-                <w:sz w:val="28"/>
-                <w:szCs w:val="28"/>
-                <w:lang w:val="vi-VN"/>
-              </w:rPr>
-            </w:pPr>
-            <w:r>
-              <w:rPr>
-                <w:sz w:val="28"/>
-                <w:szCs w:val="28"/>
-              </w:rPr>
-              <w:t xml:space="preserve">- Phân tích các ví dụ tấn công liên quan đến RSA (Man-in-the-Middle, Signature Forgery). </w:t>
+              <w:spacing w:line="312" w:lineRule="auto"/>
+              <w:rPr>
+                <w:sz w:val="28"/>
+                <w:szCs w:val="28"/>
+                <w:lang w:val="vi-VN"/>
+              </w:rPr>
+            </w:pPr>
+            <w:r>
+              <w:rPr>
+                <w:sz w:val="28"/>
+                <w:szCs w:val="28"/>
+              </w:rPr>
+              <w:t>- Phân tích các ví dụ tấn công liên quan đến RSA (Man-in-the-Middle, Signature Forgery).</w:t>
             </w:r>
           </w:p>
         </w:tc>
@@ -661,6 +673,7 @@
           <w:tcPr>
             <w:tcW w:w="846" w:type="dxa"/>
             <w:vMerge/>
+            <w:vAlign w:val="center"/>
           </w:tcPr>
           <w:p>
             <w:pPr>
@@ -678,11 +691,12 @@
         <w:tc>
           <w:tcPr>
             <w:tcW w:w="2268" w:type="dxa"/>
-          </w:tcPr>
-          <w:p>
-            <w:pPr>
-              <w:spacing w:line="360" w:lineRule="auto"/>
-              <w:jc w:val="both"/>
+            <w:vAlign w:val="center"/>
+          </w:tcPr>
+          <w:p>
+            <w:pPr>
+              <w:spacing w:line="360" w:lineRule="auto"/>
+              <w:jc w:val="center"/>
               <w:rPr>
                 <w:rFonts w:ascii="Times New Roman" w:hAnsi="Times New Roman" w:cs="Times New Roman"/>
                 <w:sz w:val="28"/>
@@ -704,27 +718,30 @@
         <w:tc>
           <w:tcPr>
             <w:tcW w:w="2693" w:type="dxa"/>
+            <w:vAlign w:val="center"/>
           </w:tcPr>
           <w:p>
             <w:pPr>
               <w:pStyle w:val="NormalWeb"/>
-              <w:rPr>
-                <w:sz w:val="28"/>
-                <w:szCs w:val="28"/>
-                <w:lang w:val="vi-VN"/>
-              </w:rPr>
-            </w:pPr>
-            <w:r>
-              <w:rPr>
-                <w:sz w:val="28"/>
-                <w:szCs w:val="28"/>
-              </w:rPr>
-              <w:t xml:space="preserve">- Viết Lời Nói Đầu </w:t>
+              <w:spacing w:line="312" w:lineRule="auto"/>
+              <w:rPr>
+                <w:sz w:val="28"/>
+                <w:szCs w:val="28"/>
+                <w:lang w:val="vi-VN"/>
+              </w:rPr>
+            </w:pPr>
+            <w:r>
+              <w:rPr>
+                <w:sz w:val="28"/>
+                <w:szCs w:val="28"/>
+              </w:rPr>
+              <w:t>- Viết Lời Nói Đầu</w:t>
             </w:r>
           </w:p>
           <w:p>
             <w:pPr>
               <w:pStyle w:val="NormalWeb"/>
+              <w:spacing w:line="312" w:lineRule="auto"/>
               <w:rPr>
                 <w:sz w:val="28"/>
                 <w:szCs w:val="28"/>
@@ -741,6 +758,7 @@
           <w:p>
             <w:pPr>
               <w:pStyle w:val="NormalWeb"/>
+              <w:spacing w:line="312" w:lineRule="auto"/>
               <w:rPr>
                 <w:sz w:val="28"/>
                 <w:szCs w:val="28"/>
@@ -758,8 +776,7 @@
           </w:p>
           <w:p>
             <w:pPr>
-              <w:spacing w:line="360" w:lineRule="auto"/>
-              <w:jc w:val="both"/>
+              <w:spacing w:line="312" w:lineRule="auto"/>
               <w:rPr>
                 <w:rFonts w:ascii="Times New Roman" w:hAnsi="Times New Roman" w:cs="Times New Roman"/>
                 <w:sz w:val="28"/>
@@ -772,10 +789,12 @@
         <w:tc>
           <w:tcPr>
             <w:tcW w:w="3544" w:type="dxa"/>
+            <w:vAlign w:val="center"/>
           </w:tcPr>
           <w:p>
             <w:pPr>
               <w:pStyle w:val="NormalWeb"/>
+              <w:spacing w:line="312" w:lineRule="auto"/>
               <w:rPr>
                 <w:sz w:val="28"/>
                 <w:szCs w:val="28"/>
@@ -793,47 +812,42 @@
           <w:p>
             <w:pPr>
               <w:pStyle w:val="NormalWeb"/>
-              <w:rPr>
-                <w:sz w:val="28"/>
-                <w:szCs w:val="28"/>
-                <w:lang w:val="vi-VN"/>
-              </w:rPr>
-            </w:pPr>
-            <w:r>
-              <w:rPr>
-                <w:sz w:val="28"/>
-                <w:szCs w:val="28"/>
-              </w:rPr>
-              <w:t xml:space="preserve"> - Tổng hợp thông tin từ nhiều nguồn về lịch sử và xu hướng an ninh mạng. </w:t>
+              <w:spacing w:line="312" w:lineRule="auto"/>
+              <w:rPr>
+                <w:sz w:val="28"/>
+                <w:szCs w:val="28"/>
+                <w:lang w:val="vi-VN"/>
+              </w:rPr>
+            </w:pPr>
+            <w:r>
+              <w:rPr>
+                <w:sz w:val="28"/>
+                <w:szCs w:val="28"/>
+              </w:rPr>
+              <w:t>- Tổng hợp thông tin từ nhiều nguồn về lịch sử và xu hướng an ninh mạng.</w:t>
             </w:r>
           </w:p>
           <w:p>
             <w:pPr>
               <w:pStyle w:val="NormalWeb"/>
-              <w:rPr>
-                <w:sz w:val="28"/>
-                <w:szCs w:val="28"/>
-              </w:rPr>
-            </w:pPr>
-            <w:r>
-              <w:rPr>
-                <w:sz w:val="28"/>
-                <w:szCs w:val="28"/>
-              </w:rPr>
-              <w:t xml:space="preserve">- Sử dụng kỹ năng chỉnh sửa, kiểm tra lỗi chính tả, thống </w:t>
-            </w:r>
+              <w:spacing w:line="312" w:lineRule="auto"/>
+              <w:rPr>
+                <w:sz w:val="28"/>
+                <w:szCs w:val="28"/>
+              </w:rPr>
+            </w:pPr>
             <w:r>
               <w:rPr>
                 <w:sz w:val="28"/>
                 <w:szCs w:val="28"/>
               </w:rPr>
               <w:lastRenderedPageBreak/>
-              <w:t>nhất style và định dạng báo cáo toàn nhóm.</w:t>
-            </w:r>
-          </w:p>
-          <w:p>
-            <w:pPr>
-              <w:spacing w:line="360" w:lineRule="auto"/>
+              <w:t>- Sử dụng kỹ năng chỉnh sửa, kiểm tra lỗi chính tả, thống nhất style và định dạng báo cáo toàn nhóm.</w:t>
+            </w:r>
+          </w:p>
+          <w:p>
+            <w:pPr>
+              <w:spacing w:line="312" w:lineRule="auto"/>
               <w:rPr>
                 <w:rFonts w:ascii="Times New Roman" w:hAnsi="Times New Roman" w:cs="Times New Roman"/>
                 <w:sz w:val="28"/>
@@ -853,6 +867,7 @@
           <w:tcPr>
             <w:tcW w:w="846" w:type="dxa"/>
             <w:vMerge/>
+            <w:vAlign w:val="center"/>
           </w:tcPr>
           <w:p>
             <w:pPr>
@@ -870,11 +885,12 @@
         <w:tc>
           <w:tcPr>
             <w:tcW w:w="2268" w:type="dxa"/>
-          </w:tcPr>
-          <w:p>
-            <w:pPr>
-              <w:spacing w:line="360" w:lineRule="auto"/>
-              <w:jc w:val="both"/>
+            <w:vAlign w:val="center"/>
+          </w:tcPr>
+          <w:p>
+            <w:pPr>
+              <w:spacing w:line="360" w:lineRule="auto"/>
+              <w:jc w:val="center"/>
               <w:rPr>
                 <w:rFonts w:ascii="Times New Roman" w:hAnsi="Times New Roman" w:cs="Times New Roman"/>
                 <w:sz w:val="28"/>
@@ -896,10 +912,12 @@
         <w:tc>
           <w:tcPr>
             <w:tcW w:w="2693" w:type="dxa"/>
+            <w:vAlign w:val="center"/>
           </w:tcPr>
           <w:p>
             <w:pPr>
               <w:pStyle w:val="NormalWeb"/>
+              <w:spacing w:line="312" w:lineRule="auto"/>
               <w:rPr>
                 <w:sz w:val="28"/>
                 <w:szCs w:val="28"/>
@@ -917,6 +935,7 @@
           <w:p>
             <w:pPr>
               <w:pStyle w:val="NormalWeb"/>
+              <w:spacing w:line="312" w:lineRule="auto"/>
               <w:rPr>
                 <w:sz w:val="28"/>
                 <w:szCs w:val="28"/>
@@ -964,6 +983,7 @@
           <w:p>
             <w:pPr>
               <w:pStyle w:val="NormalWeb"/>
+              <w:spacing w:line="312" w:lineRule="auto"/>
               <w:rPr>
                 <w:sz w:val="28"/>
                 <w:szCs w:val="28"/>
@@ -1004,17 +1024,17 @@
           <w:p>
             <w:pPr>
               <w:pStyle w:val="NormalWeb"/>
-              <w:rPr>
-                <w:sz w:val="28"/>
-                <w:szCs w:val="28"/>
-                <w:lang w:val="vi-VN"/>
-              </w:rPr>
-            </w:pPr>
-          </w:p>
-          <w:p>
-            <w:pPr>
-              <w:spacing w:line="360" w:lineRule="auto"/>
-              <w:jc w:val="both"/>
+              <w:spacing w:line="312" w:lineRule="auto"/>
+              <w:rPr>
+                <w:sz w:val="28"/>
+                <w:szCs w:val="28"/>
+                <w:lang w:val="vi-VN"/>
+              </w:rPr>
+            </w:pPr>
+          </w:p>
+          <w:p>
+            <w:pPr>
+              <w:spacing w:line="312" w:lineRule="auto"/>
               <w:rPr>
                 <w:rFonts w:ascii="Times New Roman" w:hAnsi="Times New Roman" w:cs="Times New Roman"/>
                 <w:sz w:val="28"/>
@@ -1027,44 +1047,48 @@
         <w:tc>
           <w:tcPr>
             <w:tcW w:w="3544" w:type="dxa"/>
+            <w:vAlign w:val="center"/>
           </w:tcPr>
           <w:p>
             <w:pPr>
               <w:pStyle w:val="NormalWeb"/>
-              <w:rPr>
-                <w:sz w:val="28"/>
-                <w:szCs w:val="28"/>
-                <w:lang w:val="vi-VN"/>
-              </w:rPr>
-            </w:pPr>
-            <w:r>
-              <w:rPr>
-                <w:sz w:val="28"/>
-                <w:szCs w:val="28"/>
-              </w:rPr>
-              <w:t xml:space="preserve">- Nghiên cứu các loại hình an ninh mạng qua tài liệu chuyên ngành và báo cáo xu hướng </w:t>
+              <w:spacing w:line="312" w:lineRule="auto"/>
+              <w:rPr>
+                <w:sz w:val="28"/>
+                <w:szCs w:val="28"/>
+                <w:lang w:val="vi-VN"/>
+              </w:rPr>
+            </w:pPr>
+            <w:r>
+              <w:rPr>
+                <w:sz w:val="28"/>
+                <w:szCs w:val="28"/>
+              </w:rPr>
+              <w:t>- Nghiên cứu các loại hình an ninh mạng qua tài liệu chuyên ngành và báo cáo xu hướng</w:t>
             </w:r>
           </w:p>
           <w:p>
             <w:pPr>
               <w:pStyle w:val="NormalWeb"/>
-              <w:rPr>
-                <w:sz w:val="28"/>
-                <w:szCs w:val="28"/>
-                <w:lang w:val="vi-VN"/>
-              </w:rPr>
-            </w:pPr>
-            <w:r>
-              <w:rPr>
-                <w:sz w:val="28"/>
-                <w:szCs w:val="28"/>
-              </w:rPr>
-              <w:t xml:space="preserve">- Phân loại và mô tả chi tiết từng loại, tập trung vào mối liên hệ với chữ ký số và RSA. </w:t>
+              <w:spacing w:line="312" w:lineRule="auto"/>
+              <w:rPr>
+                <w:sz w:val="28"/>
+                <w:szCs w:val="28"/>
+                <w:lang w:val="vi-VN"/>
+              </w:rPr>
+            </w:pPr>
+            <w:r>
+              <w:rPr>
+                <w:sz w:val="28"/>
+                <w:szCs w:val="28"/>
+              </w:rPr>
+              <w:t>- Phân loại và mô tả chi tiết từng loại, tập trung vào mối liên hệ với chữ ký số và RSA.</w:t>
             </w:r>
           </w:p>
           <w:p>
             <w:pPr>
               <w:pStyle w:val="NormalWeb"/>
+              <w:spacing w:line="312" w:lineRule="auto"/>
               <w:rPr>
                 <w:sz w:val="28"/>
                 <w:szCs w:val="28"/>
@@ -1083,6 +1107,7 @@
           <w:tcPr>
             <w:tcW w:w="846" w:type="dxa"/>
             <w:vMerge/>
+            <w:vAlign w:val="center"/>
           </w:tcPr>
           <w:p>
             <w:pPr>
@@ -1100,11 +1125,12 @@
         <w:tc>
           <w:tcPr>
             <w:tcW w:w="2268" w:type="dxa"/>
-          </w:tcPr>
-          <w:p>
-            <w:pPr>
-              <w:spacing w:line="360" w:lineRule="auto"/>
-              <w:jc w:val="both"/>
+            <w:vAlign w:val="center"/>
+          </w:tcPr>
+          <w:p>
+            <w:pPr>
+              <w:spacing w:line="360" w:lineRule="auto"/>
+              <w:jc w:val="center"/>
               <w:rPr>
                 <w:rFonts w:ascii="Times New Roman" w:hAnsi="Times New Roman" w:cs="Times New Roman"/>
                 <w:sz w:val="28"/>
@@ -1126,11 +1152,11 @@
         <w:tc>
           <w:tcPr>
             <w:tcW w:w="2693" w:type="dxa"/>
-          </w:tcPr>
-          <w:p>
-            <w:pPr>
-              <w:spacing w:line="360" w:lineRule="auto"/>
-              <w:jc w:val="both"/>
+            <w:vAlign w:val="center"/>
+          </w:tcPr>
+          <w:p>
+            <w:pPr>
+              <w:spacing w:line="312" w:lineRule="auto"/>
               <w:rPr>
                 <w:rFonts w:ascii="Times New Roman" w:hAnsi="Times New Roman" w:cs="Times New Roman"/>
                 <w:sz w:val="28"/>
@@ -1151,44 +1177,48 @@
         <w:tc>
           <w:tcPr>
             <w:tcW w:w="3544" w:type="dxa"/>
+            <w:vAlign w:val="center"/>
           </w:tcPr>
           <w:p>
             <w:pPr>
               <w:pStyle w:val="NormalWeb"/>
-              <w:rPr>
-                <w:sz w:val="28"/>
-                <w:szCs w:val="28"/>
-                <w:lang w:val="vi-VN"/>
-              </w:rPr>
-            </w:pPr>
-            <w:r>
-              <w:rPr>
-                <w:sz w:val="28"/>
-                <w:szCs w:val="28"/>
-              </w:rPr>
-              <w:t xml:space="preserve">- Xác định lý do chọn đề tài dựa trên thực tế ứng dụng của chữ ký số RSA. </w:t>
+              <w:spacing w:line="312" w:lineRule="auto"/>
+              <w:rPr>
+                <w:sz w:val="28"/>
+                <w:szCs w:val="28"/>
+                <w:lang w:val="vi-VN"/>
+              </w:rPr>
+            </w:pPr>
+            <w:r>
+              <w:rPr>
+                <w:sz w:val="28"/>
+                <w:szCs w:val="28"/>
+              </w:rPr>
+              <w:t>- Xác định lý do chọn đề tài dựa trên thực tế ứng dụng của chữ ký số RSA.</w:t>
             </w:r>
           </w:p>
           <w:p>
             <w:pPr>
               <w:pStyle w:val="NormalWeb"/>
-              <w:rPr>
-                <w:sz w:val="28"/>
-                <w:szCs w:val="28"/>
-                <w:lang w:val="vi-VN"/>
-              </w:rPr>
-            </w:pPr>
-            <w:r>
-              <w:rPr>
-                <w:sz w:val="28"/>
-                <w:szCs w:val="28"/>
-              </w:rPr>
-              <w:t xml:space="preserve">- Lập dàn ý chi tiết các nội dung nghiên cứu cần thực hiện. </w:t>
+              <w:spacing w:line="312" w:lineRule="auto"/>
+              <w:rPr>
+                <w:sz w:val="28"/>
+                <w:szCs w:val="28"/>
+                <w:lang w:val="vi-VN"/>
+              </w:rPr>
+            </w:pPr>
+            <w:r>
+              <w:rPr>
+                <w:sz w:val="28"/>
+                <w:szCs w:val="28"/>
+              </w:rPr>
+              <w:t>- Lập dàn ý chi tiết các nội dung nghiên cứu cần thực hiện.</w:t>
             </w:r>
           </w:p>
           <w:p>
             <w:pPr>
               <w:pStyle w:val="NormalWeb"/>
+              <w:spacing w:line="312" w:lineRule="auto"/>
               <w:rPr>
                 <w:sz w:val="28"/>
                 <w:szCs w:val="28"/>
@@ -1204,8 +1234,7 @@
           </w:p>
           <w:p>
             <w:pPr>
-              <w:spacing w:line="360" w:lineRule="auto"/>
-              <w:jc w:val="both"/>
+              <w:spacing w:line="312" w:lineRule="auto"/>
               <w:rPr>
                 <w:rFonts w:ascii="Times New Roman" w:hAnsi="Times New Roman" w:cs="Times New Roman"/>
                 <w:sz w:val="28"/>
@@ -1225,6 +1254,7 @@
           <w:tcPr>
             <w:tcW w:w="846" w:type="dxa"/>
             <w:vMerge/>
+            <w:vAlign w:val="center"/>
           </w:tcPr>
           <w:p>
             <w:pPr>
@@ -1242,11 +1272,12 @@
         <w:tc>
           <w:tcPr>
             <w:tcW w:w="2268" w:type="dxa"/>
-          </w:tcPr>
-          <w:p>
-            <w:pPr>
-              <w:spacing w:line="360" w:lineRule="auto"/>
-              <w:jc w:val="both"/>
+            <w:vAlign w:val="center"/>
+          </w:tcPr>
+          <w:p>
+            <w:pPr>
+              <w:spacing w:line="360" w:lineRule="auto"/>
+              <w:jc w:val="center"/>
               <w:rPr>
                 <w:rFonts w:ascii="Times New Roman" w:hAnsi="Times New Roman" w:cs="Times New Roman"/>
                 <w:sz w:val="28"/>
@@ -1268,35 +1299,37 @@
         <w:tc>
           <w:tcPr>
             <w:tcW w:w="2693" w:type="dxa"/>
-          </w:tcPr>
-          <w:p>
-            <w:pPr>
-              <w:spacing w:line="360" w:lineRule="auto"/>
-              <w:jc w:val="both"/>
-              <w:rPr>
-                <w:rFonts w:ascii="Times New Roman" w:hAnsi="Times New Roman" w:cs="Times New Roman"/>
-                <w:sz w:val="28"/>
-                <w:szCs w:val="28"/>
-                <w:lang w:val="vi-VN"/>
-              </w:rPr>
-            </w:pPr>
-            <w:r>
-              <w:rPr>
-                <w:rFonts w:ascii="Times New Roman" w:hAnsi="Times New Roman" w:cs="Times New Roman"/>
-                <w:sz w:val="28"/>
-                <w:szCs w:val="28"/>
-              </w:rPr>
-              <w:t xml:space="preserve">- Viết toàn bộ 1.2. Các kiến thức cơ sở (1.2.1 → 1.2.5) </w:t>
+            <w:vAlign w:val="center"/>
+          </w:tcPr>
+          <w:p>
+            <w:pPr>
+              <w:spacing w:line="312" w:lineRule="auto"/>
+              <w:rPr>
+                <w:rFonts w:ascii="Times New Roman" w:hAnsi="Times New Roman" w:cs="Times New Roman"/>
+                <w:sz w:val="28"/>
+                <w:szCs w:val="28"/>
+                <w:lang w:val="vi-VN"/>
+              </w:rPr>
+            </w:pPr>
+            <w:r>
+              <w:rPr>
+                <w:rFonts w:ascii="Times New Roman" w:hAnsi="Times New Roman" w:cs="Times New Roman"/>
+                <w:sz w:val="28"/>
+                <w:szCs w:val="28"/>
+              </w:rPr>
+              <w:t>- Viết toàn bộ 1.2. Các kiến thức cơ sở (1.2.1 → 1.2.5)</w:t>
             </w:r>
           </w:p>
         </w:tc>
         <w:tc>
           <w:tcPr>
             <w:tcW w:w="3544" w:type="dxa"/>
+            <w:vAlign w:val="center"/>
           </w:tcPr>
           <w:p>
             <w:pPr>
               <w:pStyle w:val="NormalWeb"/>
+              <w:spacing w:line="312" w:lineRule="auto"/>
               <w:rPr>
                 <w:sz w:val="28"/>
                 <w:szCs w:val="28"/>
@@ -1322,31 +1355,25 @@
           <w:p>
             <w:pPr>
               <w:pStyle w:val="NormalWeb"/>
-              <w:rPr>
-                <w:sz w:val="28"/>
-                <w:szCs w:val="28"/>
-                <w:lang w:val="vi-VN"/>
-              </w:rPr>
-            </w:pPr>
-            <w:r>
-              <w:rPr>
-                <w:sz w:val="28"/>
-                <w:szCs w:val="28"/>
-              </w:rPr>
-              <w:t xml:space="preserve"> - Tập trung giải thích rõ các khái niệm quan trọng liên quan trực tiếp đến RSA (số </w:t>
-            </w:r>
-            <w:r>
-              <w:rPr>
-                <w:sz w:val="28"/>
-                <w:szCs w:val="28"/>
-              </w:rPr>
-              <w:lastRenderedPageBreak/>
-              <w:t xml:space="preserve">nguyên tố, hàm Euler, lũy thừa modulo, hàm băm…). </w:t>
+              <w:spacing w:line="312" w:lineRule="auto"/>
+              <w:rPr>
+                <w:sz w:val="28"/>
+                <w:szCs w:val="28"/>
+                <w:lang w:val="vi-VN"/>
+              </w:rPr>
+            </w:pPr>
+            <w:r>
+              <w:rPr>
+                <w:sz w:val="28"/>
+                <w:szCs w:val="28"/>
+              </w:rPr>
+              <w:t>- Tập trung giải thích rõ các khái niệm quan trọng liên quan trực tiếp đến RSA (số nguyên tố, hàm Euler, lũy thừa modulo, hàm băm…).</w:t>
             </w:r>
           </w:p>
           <w:p>
             <w:pPr>
               <w:pStyle w:val="NormalWeb"/>
+              <w:spacing w:line="312" w:lineRule="auto"/>
               <w:rPr>
                 <w:sz w:val="28"/>
                 <w:szCs w:val="28"/>
@@ -1362,8 +1389,7 @@
           </w:p>
           <w:p>
             <w:pPr>
-              <w:spacing w:line="360" w:lineRule="auto"/>
-              <w:jc w:val="both"/>
+              <w:spacing w:line="312" w:lineRule="auto"/>
               <w:rPr>
                 <w:rFonts w:ascii="Times New Roman" w:hAnsi="Times New Roman" w:cs="Times New Roman"/>
                 <w:sz w:val="28"/>
@@ -1383,6 +1409,7 @@
           <w:tcPr>
             <w:tcW w:w="846" w:type="dxa"/>
             <w:vMerge w:val="restart"/>
+            <w:vAlign w:val="center"/>
           </w:tcPr>
           <w:p>
             <w:pPr>
@@ -1457,11 +1484,12 @@
         <w:tc>
           <w:tcPr>
             <w:tcW w:w="2268" w:type="dxa"/>
-          </w:tcPr>
-          <w:p>
-            <w:pPr>
-              <w:spacing w:line="360" w:lineRule="auto"/>
-              <w:jc w:val="both"/>
+            <w:vAlign w:val="center"/>
+          </w:tcPr>
+          <w:p>
+            <w:pPr>
+              <w:spacing w:line="360" w:lineRule="auto"/>
+              <w:jc w:val="center"/>
               <w:rPr>
                 <w:rFonts w:ascii="Times New Roman" w:hAnsi="Times New Roman" w:cs="Times New Roman"/>
                 <w:sz w:val="28"/>
@@ -1483,23 +1511,31 @@
         <w:tc>
           <w:tcPr>
             <w:tcW w:w="2693" w:type="dxa"/>
+            <w:vAlign w:val="center"/>
           </w:tcPr>
           <w:p>
             <w:pPr>
               <w:pStyle w:val="ListParagraph"/>
-              <w:numPr>
-                <w:ilvl w:val="0"/>
-                <w:numId w:val="1"/>
-              </w:numPr>
-              <w:ind w:left="26" w:right="164" w:firstLine="0"/>
-              <w:rPr>
-                <w:rFonts w:ascii="Times New Roman" w:hAnsi="Times New Roman" w:cs="Times New Roman"/>
-                <w:color w:val="000000" w:themeColor="text1"/>
-                <w:sz w:val="28"/>
-                <w:szCs w:val="28"/>
-                <w:lang w:val="vi-VN"/>
-              </w:rPr>
-            </w:pPr>
+              <w:spacing w:line="312" w:lineRule="auto"/>
+              <w:ind w:left="26" w:right="164"/>
+              <w:rPr>
+                <w:rFonts w:ascii="Times New Roman" w:hAnsi="Times New Roman" w:cs="Times New Roman"/>
+                <w:color w:val="000000" w:themeColor="text1"/>
+                <w:sz w:val="28"/>
+                <w:szCs w:val="28"/>
+                <w:lang w:val="vi-VN"/>
+              </w:rPr>
+            </w:pPr>
+            <w:r>
+              <w:rPr>
+                <w:rFonts w:ascii="Times New Roman" w:hAnsi="Times New Roman" w:cs="Times New Roman"/>
+                <w:color w:val="000000" w:themeColor="text1"/>
+                <w:sz w:val="28"/>
+                <w:szCs w:val="28"/>
+                <w:lang w:val="vi-VN"/>
+              </w:rPr>
+              <w:t xml:space="preserve">-  </w:t>
+            </w:r>
             <w:r>
               <w:rPr>
                 <w:rFonts w:ascii="Times New Roman" w:hAnsi="Times New Roman" w:cs="Times New Roman"/>
@@ -1514,40 +1550,45 @@
           <w:p>
             <w:pPr>
               <w:pStyle w:val="ListParagraph"/>
-              <w:numPr>
-                <w:ilvl w:val="0"/>
-                <w:numId w:val="1"/>
-              </w:numPr>
-              <w:spacing w:line="360" w:lineRule="auto"/>
-              <w:ind w:left="26" w:right="164" w:firstLine="0"/>
-              <w:jc w:val="both"/>
-              <w:rPr>
-                <w:rFonts w:ascii="Times New Roman" w:hAnsi="Times New Roman" w:cs="Times New Roman"/>
-                <w:sz w:val="28"/>
-                <w:szCs w:val="28"/>
-                <w:lang w:val="vi-VN"/>
-              </w:rPr>
-            </w:pPr>
-            <w:r>
-              <w:rPr>
-                <w:rFonts w:ascii="Times New Roman" w:hAnsi="Times New Roman" w:cs="Times New Roman"/>
-                <w:color w:val="000000" w:themeColor="text1"/>
-                <w:sz w:val="28"/>
-                <w:szCs w:val="28"/>
-                <w:lang w:val="vi-VN"/>
-              </w:rPr>
-              <w:t xml:space="preserve">Viết 2.1.1. -&gt; 2.1.5. </w:t>
+              <w:spacing w:line="312" w:lineRule="auto"/>
+              <w:ind w:left="26" w:right="164"/>
+              <w:rPr>
+                <w:rFonts w:ascii="Times New Roman" w:hAnsi="Times New Roman" w:cs="Times New Roman"/>
+                <w:sz w:val="28"/>
+                <w:szCs w:val="28"/>
+                <w:lang w:val="vi-VN"/>
+              </w:rPr>
+            </w:pPr>
+            <w:r>
+              <w:rPr>
+                <w:rFonts w:ascii="Times New Roman" w:hAnsi="Times New Roman" w:cs="Times New Roman"/>
+                <w:color w:val="000000" w:themeColor="text1"/>
+                <w:sz w:val="28"/>
+                <w:szCs w:val="28"/>
+                <w:lang w:val="vi-VN"/>
+              </w:rPr>
+              <w:t xml:space="preserve">- </w:t>
+            </w:r>
+            <w:r>
+              <w:rPr>
+                <w:rFonts w:ascii="Times New Roman" w:hAnsi="Times New Roman" w:cs="Times New Roman"/>
+                <w:color w:val="000000" w:themeColor="text1"/>
+                <w:sz w:val="28"/>
+                <w:szCs w:val="28"/>
+                <w:lang w:val="vi-VN"/>
+              </w:rPr>
+              <w:t>Viết 2.1.1. -&gt; 2.1.5.</w:t>
             </w:r>
           </w:p>
         </w:tc>
         <w:tc>
           <w:tcPr>
             <w:tcW w:w="3544" w:type="dxa"/>
-          </w:tcPr>
-          <w:p>
-            <w:pPr>
-              <w:spacing w:line="360" w:lineRule="auto"/>
-              <w:jc w:val="both"/>
+            <w:vAlign w:val="center"/>
+          </w:tcPr>
+          <w:p>
+            <w:pPr>
+              <w:spacing w:line="312" w:lineRule="auto"/>
               <w:rPr>
                 <w:rFonts w:ascii="Times New Roman" w:hAnsi="Times New Roman" w:cs="Times New Roman"/>
                 <w:sz w:val="28"/>
@@ -1559,6 +1600,7 @@
           <w:p>
             <w:pPr>
               <w:pStyle w:val="NormalWeb"/>
+              <w:spacing w:line="312" w:lineRule="auto"/>
               <w:rPr>
                 <w:sz w:val="28"/>
                 <w:szCs w:val="28"/>
@@ -1576,23 +1618,33 @@
           <w:p>
             <w:pPr>
               <w:pStyle w:val="NormalWeb"/>
-              <w:rPr>
-                <w:sz w:val="28"/>
-                <w:szCs w:val="28"/>
-                <w:lang w:val="vi-VN"/>
-              </w:rPr>
-            </w:pPr>
-            <w:r>
-              <w:rPr>
-                <w:sz w:val="28"/>
-                <w:szCs w:val="28"/>
-              </w:rPr>
-              <w:t xml:space="preserve"> - Nghiên cứu sâu ý tưởng của Diffie-Hellman và các thành phần của hệ mã hóa khóa công khai. </w:t>
+              <w:spacing w:line="312" w:lineRule="auto"/>
+              <w:rPr>
+                <w:sz w:val="28"/>
+                <w:szCs w:val="28"/>
+                <w:lang w:val="vi-VN"/>
+              </w:rPr>
+            </w:pPr>
+            <w:r>
+              <w:rPr>
+                <w:sz w:val="28"/>
+                <w:szCs w:val="28"/>
+              </w:rPr>
+              <w:t>- Nghiên cứu sâu ý tưởng của Diffie-</w:t>
+            </w:r>
+            <w:r>
+              <w:rPr>
+                <w:sz w:val="28"/>
+                <w:szCs w:val="28"/>
+              </w:rPr>
+              <w:lastRenderedPageBreak/>
+              <w:t>Hellman và các thành phần của hệ mã hóa khóa công khai.</w:t>
             </w:r>
           </w:p>
           <w:p>
             <w:pPr>
               <w:pStyle w:val="NormalWeb"/>
+              <w:spacing w:line="312" w:lineRule="auto"/>
               <w:rPr>
                 <w:sz w:val="28"/>
                 <w:szCs w:val="28"/>
@@ -1610,15 +1662,17 @@
           <w:p>
             <w:pPr>
               <w:pStyle w:val="NormalWeb"/>
-              <w:rPr>
-                <w:sz w:val="28"/>
-                <w:szCs w:val="28"/>
-                <w:lang w:val="vi-VN"/>
-              </w:rPr>
-            </w:pPr>
-          </w:p>
-          <w:p>
-            <w:pPr>
+              <w:spacing w:line="312" w:lineRule="auto"/>
+              <w:rPr>
+                <w:sz w:val="28"/>
+                <w:szCs w:val="28"/>
+                <w:lang w:val="vi-VN"/>
+              </w:rPr>
+            </w:pPr>
+          </w:p>
+          <w:p>
+            <w:pPr>
+              <w:spacing w:line="312" w:lineRule="auto"/>
               <w:ind w:firstLine="720"/>
               <w:rPr>
                 <w:rFonts w:ascii="Times New Roman" w:hAnsi="Times New Roman" w:cs="Times New Roman"/>
@@ -1639,6 +1693,7 @@
           <w:tcPr>
             <w:tcW w:w="846" w:type="dxa"/>
             <w:vMerge/>
+            <w:vAlign w:val="center"/>
           </w:tcPr>
           <w:p>
             <w:pPr>
@@ -1656,11 +1711,12 @@
         <w:tc>
           <w:tcPr>
             <w:tcW w:w="2268" w:type="dxa"/>
-          </w:tcPr>
-          <w:p>
-            <w:pPr>
-              <w:spacing w:line="360" w:lineRule="auto"/>
-              <w:jc w:val="both"/>
+            <w:vAlign w:val="center"/>
+          </w:tcPr>
+          <w:p>
+            <w:pPr>
+              <w:spacing w:line="360" w:lineRule="auto"/>
+              <w:jc w:val="center"/>
               <w:rPr>
                 <w:rFonts w:ascii="Times New Roman" w:hAnsi="Times New Roman" w:cs="Times New Roman"/>
                 <w:sz w:val="28"/>
@@ -1682,23 +1738,31 @@
         <w:tc>
           <w:tcPr>
             <w:tcW w:w="2693" w:type="dxa"/>
+            <w:vAlign w:val="center"/>
           </w:tcPr>
           <w:p>
             <w:pPr>
               <w:pStyle w:val="ListParagraph"/>
-              <w:numPr>
-                <w:ilvl w:val="0"/>
-                <w:numId w:val="1"/>
-              </w:numPr>
-              <w:ind w:left="26" w:right="164" w:firstLine="0"/>
-              <w:rPr>
-                <w:rFonts w:ascii="Times New Roman" w:hAnsi="Times New Roman" w:cs="Times New Roman"/>
-                <w:color w:val="000000" w:themeColor="text1"/>
-                <w:sz w:val="28"/>
-                <w:szCs w:val="28"/>
-                <w:lang w:val="vi-VN"/>
-              </w:rPr>
-            </w:pPr>
+              <w:spacing w:line="312" w:lineRule="auto"/>
+              <w:ind w:left="26" w:right="164"/>
+              <w:rPr>
+                <w:rFonts w:ascii="Times New Roman" w:hAnsi="Times New Roman" w:cs="Times New Roman"/>
+                <w:color w:val="000000" w:themeColor="text1"/>
+                <w:sz w:val="28"/>
+                <w:szCs w:val="28"/>
+                <w:lang w:val="vi-VN"/>
+              </w:rPr>
+            </w:pPr>
+            <w:r>
+              <w:rPr>
+                <w:rFonts w:ascii="Times New Roman" w:hAnsi="Times New Roman" w:cs="Times New Roman"/>
+                <w:color w:val="000000" w:themeColor="text1"/>
+                <w:sz w:val="28"/>
+                <w:szCs w:val="28"/>
+                <w:lang w:val="vi-VN"/>
+              </w:rPr>
+              <w:t xml:space="preserve">- </w:t>
+            </w:r>
             <w:r>
               <w:rPr>
                 <w:rFonts w:ascii="Times New Roman" w:hAnsi="Times New Roman" w:cs="Times New Roman"/>
@@ -1713,20 +1777,25 @@
           <w:p>
             <w:pPr>
               <w:pStyle w:val="ListParagraph"/>
-              <w:numPr>
-                <w:ilvl w:val="0"/>
-                <w:numId w:val="1"/>
-              </w:numPr>
-              <w:spacing w:line="360" w:lineRule="auto"/>
-              <w:ind w:left="26" w:right="164" w:firstLine="0"/>
-              <w:jc w:val="both"/>
-              <w:rPr>
-                <w:rFonts w:ascii="Times New Roman" w:hAnsi="Times New Roman" w:cs="Times New Roman"/>
-                <w:sz w:val="28"/>
-                <w:szCs w:val="28"/>
-                <w:lang w:val="vi-VN"/>
-              </w:rPr>
-            </w:pPr>
+              <w:spacing w:line="312" w:lineRule="auto"/>
+              <w:ind w:left="26" w:right="164"/>
+              <w:rPr>
+                <w:rFonts w:ascii="Times New Roman" w:hAnsi="Times New Roman" w:cs="Times New Roman"/>
+                <w:sz w:val="28"/>
+                <w:szCs w:val="28"/>
+                <w:lang w:val="vi-VN"/>
+              </w:rPr>
+            </w:pPr>
+            <w:r>
+              <w:rPr>
+                <w:rFonts w:ascii="Times New Roman" w:hAnsi="Times New Roman" w:cs="Times New Roman"/>
+                <w:color w:val="000000" w:themeColor="text1"/>
+                <w:sz w:val="28"/>
+                <w:szCs w:val="28"/>
+                <w:lang w:val="vi-VN"/>
+              </w:rPr>
+              <w:t xml:space="preserve">- </w:t>
+            </w:r>
             <w:r>
               <w:rPr>
                 <w:rFonts w:ascii="Times New Roman" w:hAnsi="Times New Roman" w:cs="Times New Roman"/>
@@ -1742,10 +1811,12 @@
         <w:tc>
           <w:tcPr>
             <w:tcW w:w="3544" w:type="dxa"/>
+            <w:vAlign w:val="center"/>
           </w:tcPr>
           <w:p>
             <w:pPr>
               <w:pStyle w:val="NormalWeb"/>
+              <w:spacing w:line="312" w:lineRule="auto"/>
               <w:rPr>
                 <w:sz w:val="28"/>
                 <w:szCs w:val="28"/>
@@ -1763,18 +1834,19 @@
           <w:p>
             <w:pPr>
               <w:pStyle w:val="NormalWeb"/>
-              <w:rPr>
-                <w:sz w:val="28"/>
-                <w:szCs w:val="28"/>
-                <w:lang w:val="vi-VN"/>
-              </w:rPr>
-            </w:pPr>
-            <w:r>
-              <w:rPr>
-                <w:sz w:val="28"/>
-                <w:szCs w:val="28"/>
-              </w:rPr>
-              <w:t xml:space="preserve"> - Thực hiện ví dụ minh họa cụ thể</w:t>
+              <w:spacing w:line="312" w:lineRule="auto"/>
+              <w:rPr>
+                <w:sz w:val="28"/>
+                <w:szCs w:val="28"/>
+                <w:lang w:val="vi-VN"/>
+              </w:rPr>
+            </w:pPr>
+            <w:r>
+              <w:rPr>
+                <w:sz w:val="28"/>
+                <w:szCs w:val="28"/>
+              </w:rPr>
+              <w:t>- Thực hiện ví dụ minh họa cụ thể</w:t>
             </w:r>
             <w:r>
               <w:rPr>
@@ -1788,34 +1860,35 @@
           <w:p>
             <w:pPr>
               <w:pStyle w:val="NormalWeb"/>
-              <w:rPr>
-                <w:sz w:val="28"/>
-                <w:szCs w:val="28"/>
-                <w:lang w:val="vi-VN"/>
-              </w:rPr>
-            </w:pPr>
-            <w:r>
-              <w:rPr>
-                <w:sz w:val="28"/>
-                <w:szCs w:val="28"/>
-              </w:rPr>
-              <w:t xml:space="preserve">- Viết chi tiết các giai đoạn sinh khóa, mã hóa, giải mã. </w:t>
+              <w:spacing w:line="312" w:lineRule="auto"/>
+              <w:rPr>
+                <w:sz w:val="28"/>
+                <w:szCs w:val="28"/>
+                <w:lang w:val="vi-VN"/>
+              </w:rPr>
+            </w:pPr>
+            <w:r>
+              <w:rPr>
+                <w:sz w:val="28"/>
+                <w:szCs w:val="28"/>
+              </w:rPr>
+              <w:t>- Viết chi tiết các giai đoạn sinh khóa, mã hóa, giải mã.</w:t>
             </w:r>
           </w:p>
           <w:p>
             <w:pPr>
               <w:pStyle w:val="NormalWeb"/>
-              <w:rPr>
-                <w:sz w:val="28"/>
-                <w:szCs w:val="28"/>
-              </w:rPr>
-            </w:pPr>
-            <w:r>
-              <w:rPr>
-                <w:sz w:val="28"/>
-                <w:szCs w:val="28"/>
-              </w:rPr>
-              <w:lastRenderedPageBreak/>
+              <w:spacing w:line="312" w:lineRule="auto"/>
+              <w:rPr>
+                <w:sz w:val="28"/>
+                <w:szCs w:val="28"/>
+              </w:rPr>
+            </w:pPr>
+            <w:r>
+              <w:rPr>
+                <w:sz w:val="28"/>
+                <w:szCs w:val="28"/>
+              </w:rPr>
               <w:t>- Chỉnh sửa, thống nhất style, ngôn ngữ và định dạng toàn bộ Chương 2 của báo cáo.</w:t>
             </w:r>
           </w:p>
@@ -1824,8 +1897,7 @@
               <w:tabs>
                 <w:tab w:val="left" w:pos="1041"/>
               </w:tabs>
-              <w:spacing w:line="360" w:lineRule="auto"/>
-              <w:jc w:val="both"/>
+              <w:spacing w:line="312" w:lineRule="auto"/>
               <w:rPr>
                 <w:rFonts w:ascii="Times New Roman" w:hAnsi="Times New Roman" w:cs="Times New Roman"/>
                 <w:sz w:val="28"/>
@@ -1845,6 +1917,7 @@
           <w:tcPr>
             <w:tcW w:w="846" w:type="dxa"/>
             <w:vMerge/>
+            <w:vAlign w:val="center"/>
           </w:tcPr>
           <w:p>
             <w:pPr>
@@ -1862,11 +1935,12 @@
         <w:tc>
           <w:tcPr>
             <w:tcW w:w="2268" w:type="dxa"/>
-          </w:tcPr>
-          <w:p>
-            <w:pPr>
-              <w:spacing w:line="360" w:lineRule="auto"/>
-              <w:jc w:val="both"/>
+            <w:vAlign w:val="center"/>
+          </w:tcPr>
+          <w:p>
+            <w:pPr>
+              <w:spacing w:line="360" w:lineRule="auto"/>
+              <w:jc w:val="center"/>
               <w:rPr>
                 <w:rFonts w:ascii="Times New Roman" w:hAnsi="Times New Roman" w:cs="Times New Roman"/>
                 <w:sz w:val="28"/>
@@ -1888,51 +1962,65 @@
         <w:tc>
           <w:tcPr>
             <w:tcW w:w="2693" w:type="dxa"/>
+            <w:vAlign w:val="center"/>
           </w:tcPr>
           <w:p>
             <w:pPr>
               <w:pStyle w:val="ListParagraph"/>
-              <w:numPr>
-                <w:ilvl w:val="0"/>
-                <w:numId w:val="1"/>
-              </w:numPr>
-              <w:ind w:left="26" w:right="164" w:firstLine="0"/>
-              <w:rPr>
-                <w:rFonts w:ascii="Times New Roman" w:hAnsi="Times New Roman" w:cs="Times New Roman"/>
-                <w:color w:val="000000" w:themeColor="text1"/>
-                <w:sz w:val="28"/>
-                <w:szCs w:val="28"/>
-                <w:lang w:val="vi-VN"/>
-              </w:rPr>
-            </w:pPr>
-            <w:r>
-              <w:rPr>
-                <w:rFonts w:ascii="Times New Roman" w:hAnsi="Times New Roman" w:cs="Times New Roman"/>
-                <w:color w:val="000000" w:themeColor="text1"/>
-                <w:sz w:val="28"/>
-                <w:szCs w:val="28"/>
-                <w:lang w:val="vi-VN"/>
-              </w:rPr>
-              <w:t xml:space="preserve">Tổng quan về chữ ký số </w:t>
+              <w:spacing w:line="312" w:lineRule="auto"/>
+              <w:ind w:left="26" w:right="164"/>
+              <w:rPr>
+                <w:rFonts w:ascii="Times New Roman" w:hAnsi="Times New Roman" w:cs="Times New Roman"/>
+                <w:color w:val="000000" w:themeColor="text1"/>
+                <w:sz w:val="28"/>
+                <w:szCs w:val="28"/>
+                <w:lang w:val="vi-VN"/>
+              </w:rPr>
+            </w:pPr>
+            <w:r>
+              <w:rPr>
+                <w:rFonts w:ascii="Times New Roman" w:hAnsi="Times New Roman" w:cs="Times New Roman"/>
+                <w:color w:val="000000" w:themeColor="text1"/>
+                <w:sz w:val="28"/>
+                <w:szCs w:val="28"/>
+                <w:lang w:val="vi-VN"/>
+              </w:rPr>
+              <w:t xml:space="preserve">- </w:t>
+            </w:r>
+            <w:r>
+              <w:rPr>
+                <w:rFonts w:ascii="Times New Roman" w:hAnsi="Times New Roman" w:cs="Times New Roman"/>
+                <w:color w:val="000000" w:themeColor="text1"/>
+                <w:sz w:val="28"/>
+                <w:szCs w:val="28"/>
+                <w:lang w:val="vi-VN"/>
+              </w:rPr>
+              <w:t>Tổng quan về chữ ký số</w:t>
             </w:r>
           </w:p>
           <w:p>
             <w:pPr>
               <w:pStyle w:val="ListParagraph"/>
-              <w:numPr>
-                <w:ilvl w:val="0"/>
-                <w:numId w:val="1"/>
-              </w:numPr>
-              <w:spacing w:line="360" w:lineRule="auto"/>
-              <w:ind w:left="26" w:right="164" w:firstLine="0"/>
-              <w:jc w:val="both"/>
-              <w:rPr>
-                <w:rFonts w:ascii="Times New Roman" w:hAnsi="Times New Roman" w:cs="Times New Roman"/>
-                <w:sz w:val="28"/>
-                <w:szCs w:val="28"/>
-                <w:lang w:val="vi-VN"/>
-              </w:rPr>
-            </w:pPr>
+              <w:spacing w:line="312" w:lineRule="auto"/>
+              <w:ind w:left="26" w:right="164"/>
+              <w:rPr>
+                <w:rFonts w:ascii="Times New Roman" w:hAnsi="Times New Roman" w:cs="Times New Roman"/>
+                <w:sz w:val="28"/>
+                <w:szCs w:val="28"/>
+                <w:lang w:val="vi-VN"/>
+              </w:rPr>
+            </w:pPr>
+            <w:r>
+              <w:rPr>
+                <w:rFonts w:ascii="Times New Roman" w:hAnsi="Times New Roman" w:cs="Times New Roman"/>
+                <w:color w:val="000000" w:themeColor="text1"/>
+                <w:sz w:val="28"/>
+                <w:szCs w:val="28"/>
+                <w:lang w:val="vi-VN"/>
+              </w:rPr>
+              <w:lastRenderedPageBreak/>
+              <w:t xml:space="preserve">- </w:t>
+            </w:r>
             <w:r>
               <w:rPr>
                 <w:rFonts w:ascii="Times New Roman" w:hAnsi="Times New Roman" w:cs="Times New Roman"/>
@@ -1948,44 +2036,57 @@
         <w:tc>
           <w:tcPr>
             <w:tcW w:w="3544" w:type="dxa"/>
+            <w:vAlign w:val="center"/>
           </w:tcPr>
           <w:p>
             <w:pPr>
               <w:pStyle w:val="NormalWeb"/>
-              <w:rPr>
-                <w:sz w:val="28"/>
-                <w:szCs w:val="28"/>
-                <w:lang w:val="vi-VN"/>
-              </w:rPr>
-            </w:pPr>
-            <w:r>
-              <w:rPr>
-                <w:sz w:val="28"/>
-                <w:szCs w:val="28"/>
-              </w:rPr>
-              <w:t xml:space="preserve">- Nghiên cứu tài liệu về chữ ký số từ Luật Giao dịch điện tử Việt Nam và các tiêu chuẩn quốc tế. </w:t>
+              <w:spacing w:line="312" w:lineRule="auto"/>
+              <w:rPr>
+                <w:sz w:val="28"/>
+                <w:szCs w:val="28"/>
+                <w:lang w:val="vi-VN"/>
+              </w:rPr>
+            </w:pPr>
+            <w:r>
+              <w:rPr>
+                <w:sz w:val="28"/>
+                <w:szCs w:val="28"/>
+              </w:rPr>
+              <w:lastRenderedPageBreak/>
+              <w:t xml:space="preserve">- Nghiên cứu tài liệu về chữ ký số từ Luật Giao dịch điện tử Việt </w:t>
+            </w:r>
+            <w:r>
+              <w:rPr>
+                <w:sz w:val="28"/>
+                <w:szCs w:val="28"/>
+              </w:rPr>
+              <w:lastRenderedPageBreak/>
+              <w:t>Nam và các tiêu chuẩn quốc tế.</w:t>
             </w:r>
           </w:p>
           <w:p>
             <w:pPr>
               <w:pStyle w:val="NormalWeb"/>
-              <w:rPr>
-                <w:sz w:val="28"/>
-                <w:szCs w:val="28"/>
-                <w:lang w:val="vi-VN"/>
-              </w:rPr>
-            </w:pPr>
-            <w:r>
-              <w:rPr>
-                <w:sz w:val="28"/>
-                <w:szCs w:val="28"/>
-              </w:rPr>
-              <w:t xml:space="preserve">- Phân tích khái niệm, vai trò, vị trí và cơ sở pháp lý của chữ ký số. </w:t>
+              <w:spacing w:line="312" w:lineRule="auto"/>
+              <w:rPr>
+                <w:sz w:val="28"/>
+                <w:szCs w:val="28"/>
+                <w:lang w:val="vi-VN"/>
+              </w:rPr>
+            </w:pPr>
+            <w:r>
+              <w:rPr>
+                <w:sz w:val="28"/>
+                <w:szCs w:val="28"/>
+              </w:rPr>
+              <w:t>- Phân tích khái niệm, vai trò, vị trí và cơ sở pháp lý của chữ ký số.</w:t>
             </w:r>
           </w:p>
           <w:p>
             <w:pPr>
               <w:pStyle w:val="NormalWeb"/>
+              <w:spacing w:line="312" w:lineRule="auto"/>
               <w:rPr>
                 <w:sz w:val="28"/>
                 <w:szCs w:val="28"/>
@@ -2001,8 +2102,7 @@
           </w:p>
           <w:p>
             <w:pPr>
-              <w:spacing w:line="360" w:lineRule="auto"/>
-              <w:jc w:val="both"/>
+              <w:spacing w:line="312" w:lineRule="auto"/>
               <w:rPr>
                 <w:rFonts w:ascii="Times New Roman" w:hAnsi="Times New Roman" w:cs="Times New Roman"/>
                 <w:sz w:val="28"/>
@@ -2022,6 +2122,7 @@
           <w:tcPr>
             <w:tcW w:w="846" w:type="dxa"/>
             <w:vMerge/>
+            <w:vAlign w:val="center"/>
           </w:tcPr>
           <w:p>
             <w:pPr>
@@ -2039,11 +2140,12 @@
         <w:tc>
           <w:tcPr>
             <w:tcW w:w="2268" w:type="dxa"/>
-          </w:tcPr>
-          <w:p>
-            <w:pPr>
-              <w:spacing w:line="360" w:lineRule="auto"/>
-              <w:jc w:val="both"/>
+            <w:vAlign w:val="center"/>
+          </w:tcPr>
+          <w:p>
+            <w:pPr>
+              <w:spacing w:line="360" w:lineRule="auto"/>
+              <w:jc w:val="center"/>
               <w:rPr>
                 <w:rFonts w:ascii="Times New Roman" w:hAnsi="Times New Roman" w:cs="Times New Roman"/>
                 <w:sz w:val="28"/>
@@ -2065,51 +2167,64 @@
         <w:tc>
           <w:tcPr>
             <w:tcW w:w="2693" w:type="dxa"/>
+            <w:vAlign w:val="center"/>
           </w:tcPr>
           <w:p>
             <w:pPr>
               <w:pStyle w:val="ListParagraph"/>
-              <w:numPr>
-                <w:ilvl w:val="0"/>
-                <w:numId w:val="1"/>
-              </w:numPr>
-              <w:ind w:left="26" w:right="164" w:firstLine="0"/>
-              <w:rPr>
-                <w:rFonts w:ascii="Times New Roman" w:hAnsi="Times New Roman" w:cs="Times New Roman"/>
-                <w:color w:val="000000" w:themeColor="text1"/>
-                <w:sz w:val="28"/>
-                <w:szCs w:val="28"/>
-                <w:lang w:val="vi-VN"/>
-              </w:rPr>
-            </w:pPr>
-            <w:r>
-              <w:rPr>
-                <w:rFonts w:ascii="Times New Roman" w:hAnsi="Times New Roman" w:cs="Times New Roman"/>
-                <w:color w:val="000000" w:themeColor="text1"/>
-                <w:sz w:val="28"/>
-                <w:szCs w:val="28"/>
-                <w:lang w:val="vi-VN"/>
-              </w:rPr>
-              <w:t xml:space="preserve">Tổng quan về chữ ký số </w:t>
+              <w:spacing w:line="312" w:lineRule="auto"/>
+              <w:ind w:left="26" w:right="164"/>
+              <w:rPr>
+                <w:rFonts w:ascii="Times New Roman" w:hAnsi="Times New Roman" w:cs="Times New Roman"/>
+                <w:color w:val="000000" w:themeColor="text1"/>
+                <w:sz w:val="28"/>
+                <w:szCs w:val="28"/>
+                <w:lang w:val="vi-VN"/>
+              </w:rPr>
+            </w:pPr>
+            <w:r>
+              <w:rPr>
+                <w:rFonts w:ascii="Times New Roman" w:hAnsi="Times New Roman" w:cs="Times New Roman"/>
+                <w:color w:val="000000" w:themeColor="text1"/>
+                <w:sz w:val="28"/>
+                <w:szCs w:val="28"/>
+                <w:lang w:val="vi-VN"/>
+              </w:rPr>
+              <w:t xml:space="preserve">- </w:t>
+            </w:r>
+            <w:r>
+              <w:rPr>
+                <w:rFonts w:ascii="Times New Roman" w:hAnsi="Times New Roman" w:cs="Times New Roman"/>
+                <w:color w:val="000000" w:themeColor="text1"/>
+                <w:sz w:val="28"/>
+                <w:szCs w:val="28"/>
+                <w:lang w:val="vi-VN"/>
+              </w:rPr>
+              <w:t>Tổng quan về chữ ký số</w:t>
             </w:r>
           </w:p>
           <w:p>
             <w:pPr>
               <w:pStyle w:val="ListParagraph"/>
-              <w:numPr>
-                <w:ilvl w:val="0"/>
-                <w:numId w:val="1"/>
-              </w:numPr>
-              <w:spacing w:line="360" w:lineRule="auto"/>
-              <w:ind w:left="26" w:right="164" w:firstLine="0"/>
-              <w:jc w:val="both"/>
-              <w:rPr>
-                <w:rFonts w:ascii="Times New Roman" w:hAnsi="Times New Roman" w:cs="Times New Roman"/>
-                <w:sz w:val="28"/>
-                <w:szCs w:val="28"/>
-                <w:lang w:val="vi-VN"/>
-              </w:rPr>
-            </w:pPr>
+              <w:spacing w:line="312" w:lineRule="auto"/>
+              <w:ind w:left="26" w:right="164"/>
+              <w:rPr>
+                <w:rFonts w:ascii="Times New Roman" w:hAnsi="Times New Roman" w:cs="Times New Roman"/>
+                <w:sz w:val="28"/>
+                <w:szCs w:val="28"/>
+                <w:lang w:val="vi-VN"/>
+              </w:rPr>
+            </w:pPr>
+            <w:r>
+              <w:rPr>
+                <w:rFonts w:ascii="Times New Roman" w:hAnsi="Times New Roman" w:cs="Times New Roman"/>
+                <w:color w:val="000000" w:themeColor="text1"/>
+                <w:sz w:val="28"/>
+                <w:szCs w:val="28"/>
+                <w:lang w:val="vi-VN"/>
+              </w:rPr>
+              <w:t xml:space="preserve">- </w:t>
+            </w:r>
             <w:r>
               <w:rPr>
                 <w:rFonts w:ascii="Times New Roman" w:hAnsi="Times New Roman" w:cs="Times New Roman"/>
@@ -2125,44 +2240,48 @@
         <w:tc>
           <w:tcPr>
             <w:tcW w:w="3544" w:type="dxa"/>
+            <w:vAlign w:val="center"/>
           </w:tcPr>
           <w:p>
             <w:pPr>
               <w:pStyle w:val="NormalWeb"/>
-              <w:rPr>
-                <w:sz w:val="28"/>
-                <w:szCs w:val="28"/>
-                <w:lang w:val="vi-VN"/>
-              </w:rPr>
-            </w:pPr>
-            <w:r>
-              <w:rPr>
-                <w:sz w:val="28"/>
-                <w:szCs w:val="28"/>
-              </w:rPr>
-              <w:t xml:space="preserve">- Tổng hợp các ưu điểm của chữ ký số và các lĩnh vực ứng dụng thực tế. </w:t>
+              <w:spacing w:line="312" w:lineRule="auto"/>
+              <w:rPr>
+                <w:sz w:val="28"/>
+                <w:szCs w:val="28"/>
+                <w:lang w:val="vi-VN"/>
+              </w:rPr>
+            </w:pPr>
+            <w:r>
+              <w:rPr>
+                <w:sz w:val="28"/>
+                <w:szCs w:val="28"/>
+              </w:rPr>
+              <w:t>- Tổng hợp các ưu điểm của chữ ký số và các lĩnh vực ứng dụng thực tế.</w:t>
             </w:r>
           </w:p>
           <w:p>
             <w:pPr>
               <w:pStyle w:val="NormalWeb"/>
-              <w:rPr>
-                <w:sz w:val="28"/>
-                <w:szCs w:val="28"/>
-                <w:lang w:val="vi-VN"/>
-              </w:rPr>
-            </w:pPr>
-            <w:r>
-              <w:rPr>
-                <w:sz w:val="28"/>
-                <w:szCs w:val="28"/>
-              </w:rPr>
-              <w:t xml:space="preserve">- Nghiên cứu các ví dụ ứng dụng trong thương mại điện tử, ngân hàng, chính phủ điện tử. </w:t>
+              <w:spacing w:line="312" w:lineRule="auto"/>
+              <w:rPr>
+                <w:sz w:val="28"/>
+                <w:szCs w:val="28"/>
+                <w:lang w:val="vi-VN"/>
+              </w:rPr>
+            </w:pPr>
+            <w:r>
+              <w:rPr>
+                <w:sz w:val="28"/>
+                <w:szCs w:val="28"/>
+              </w:rPr>
+              <w:t>- Nghiên cứu các ví dụ ứng dụng trong thương mại điện tử, ngân hàng, chính phủ điện tử.</w:t>
             </w:r>
           </w:p>
           <w:p>
             <w:pPr>
               <w:pStyle w:val="NormalWeb"/>
+              <w:spacing w:line="312" w:lineRule="auto"/>
               <w:rPr>
                 <w:sz w:val="28"/>
                 <w:szCs w:val="28"/>
@@ -2178,8 +2297,7 @@
           </w:p>
           <w:p>
             <w:pPr>
-              <w:spacing w:line="360" w:lineRule="auto"/>
-              <w:jc w:val="both"/>
+              <w:spacing w:line="312" w:lineRule="auto"/>
               <w:rPr>
                 <w:rFonts w:ascii="Times New Roman" w:hAnsi="Times New Roman" w:cs="Times New Roman"/>
                 <w:sz w:val="28"/>
@@ -2199,6 +2317,7 @@
           <w:tcPr>
             <w:tcW w:w="846" w:type="dxa"/>
             <w:vMerge/>
+            <w:vAlign w:val="center"/>
           </w:tcPr>
           <w:p>
             <w:pPr>
@@ -2216,11 +2335,12 @@
         <w:tc>
           <w:tcPr>
             <w:tcW w:w="2268" w:type="dxa"/>
-          </w:tcPr>
-          <w:p>
-            <w:pPr>
-              <w:spacing w:line="360" w:lineRule="auto"/>
-              <w:jc w:val="both"/>
+            <w:vAlign w:val="center"/>
+          </w:tcPr>
+          <w:p>
+            <w:pPr>
+              <w:spacing w:line="360" w:lineRule="auto"/>
+              <w:jc w:val="center"/>
               <w:rPr>
                 <w:rFonts w:ascii="Times New Roman" w:hAnsi="Times New Roman" w:cs="Times New Roman"/>
                 <w:sz w:val="28"/>
@@ -2242,24 +2362,30 @@
         <w:tc>
           <w:tcPr>
             <w:tcW w:w="2693" w:type="dxa"/>
+            <w:vAlign w:val="center"/>
           </w:tcPr>
           <w:p>
             <w:pPr>
               <w:pStyle w:val="ListParagraph"/>
-              <w:numPr>
-                <w:ilvl w:val="0"/>
-                <w:numId w:val="1"/>
-              </w:numPr>
-              <w:spacing w:line="360" w:lineRule="auto"/>
-              <w:ind w:left="26" w:right="164" w:firstLine="0"/>
-              <w:jc w:val="both"/>
-              <w:rPr>
-                <w:rFonts w:ascii="Times New Roman" w:hAnsi="Times New Roman" w:cs="Times New Roman"/>
-                <w:sz w:val="28"/>
-                <w:szCs w:val="28"/>
-                <w:lang w:val="vi-VN"/>
-              </w:rPr>
-            </w:pPr>
+              <w:spacing w:line="312" w:lineRule="auto"/>
+              <w:ind w:left="26" w:right="164"/>
+              <w:rPr>
+                <w:rFonts w:ascii="Times New Roman" w:hAnsi="Times New Roman" w:cs="Times New Roman"/>
+                <w:sz w:val="28"/>
+                <w:szCs w:val="28"/>
+                <w:lang w:val="vi-VN"/>
+              </w:rPr>
+            </w:pPr>
+            <w:r>
+              <w:rPr>
+                <w:rFonts w:ascii="Times New Roman" w:hAnsi="Times New Roman" w:cs="Times New Roman"/>
+                <w:color w:val="000000" w:themeColor="text1"/>
+                <w:sz w:val="28"/>
+                <w:szCs w:val="28"/>
+                <w:lang w:val="vi-VN"/>
+              </w:rPr>
+              <w:t>-</w:t>
+            </w:r>
             <w:r>
               <w:rPr>
                 <w:rFonts w:ascii="Times New Roman" w:hAnsi="Times New Roman" w:cs="Times New Roman"/>
@@ -2275,27 +2401,30 @@
         <w:tc>
           <w:tcPr>
             <w:tcW w:w="3544" w:type="dxa"/>
+            <w:vAlign w:val="center"/>
           </w:tcPr>
           <w:p>
             <w:pPr>
               <w:pStyle w:val="NormalWeb"/>
-              <w:rPr>
-                <w:sz w:val="28"/>
-                <w:szCs w:val="28"/>
-                <w:lang w:val="vi-VN"/>
-              </w:rPr>
-            </w:pPr>
-            <w:r>
-              <w:rPr>
-                <w:sz w:val="28"/>
-                <w:szCs w:val="28"/>
-              </w:rPr>
-              <w:t xml:space="preserve">- Phân tích sâu độ an toàn, ưu nhược điểm của thuật toán RSA. </w:t>
+              <w:spacing w:line="312" w:lineRule="auto"/>
+              <w:rPr>
+                <w:sz w:val="28"/>
+                <w:szCs w:val="28"/>
+                <w:lang w:val="vi-VN"/>
+              </w:rPr>
+            </w:pPr>
+            <w:r>
+              <w:rPr>
+                <w:sz w:val="28"/>
+                <w:szCs w:val="28"/>
+              </w:rPr>
+              <w:t>- Phân tích sâu độ an toàn, ưu nhược điểm của thuật toán RSA.</w:t>
             </w:r>
           </w:p>
           <w:p>
             <w:pPr>
               <w:pStyle w:val="NormalWeb"/>
+              <w:spacing w:line="312" w:lineRule="auto"/>
               <w:rPr>
                 <w:sz w:val="28"/>
                 <w:szCs w:val="28"/>
@@ -2308,12 +2437,13 @@
                 <w:szCs w:val="28"/>
               </w:rPr>
               <w:lastRenderedPageBreak/>
-              <w:t xml:space="preserve">- Thu thập thông tin về các tấn công tiềm ẩn và khuyến nghị kích thước khóa. </w:t>
+              <w:t>- Thu thập thông tin về các tấn công tiềm ẩn và khuyến nghị kích thước khóa.</w:t>
             </w:r>
           </w:p>
           <w:p>
             <w:pPr>
               <w:pStyle w:val="NormalWeb"/>
+              <w:spacing w:line="312" w:lineRule="auto"/>
               <w:rPr>
                 <w:sz w:val="28"/>
                 <w:szCs w:val="28"/>
@@ -2331,19 +2461,13 @@
           <w:p>
             <w:pPr>
               <w:pStyle w:val="NormalWeb"/>
-              <w:rPr>
-                <w:sz w:val="28"/>
-                <w:szCs w:val="28"/>
-                <w:lang w:val="vi-VN"/>
-              </w:rPr>
-            </w:pPr>
-            <w:r>
-              <w:rPr>
-                <w:sz w:val="28"/>
-                <w:szCs w:val="28"/>
-              </w:rPr>
-              <w:t xml:space="preserve"> </w:t>
-            </w:r>
+              <w:spacing w:line="312" w:lineRule="auto"/>
+              <w:rPr>
+                <w:sz w:val="28"/>
+                <w:szCs w:val="28"/>
+                <w:lang w:val="vi-VN"/>
+              </w:rPr>
+            </w:pPr>
           </w:p>
         </w:tc>
       </w:tr>
@@ -2356,6 +2480,7 @@
           <w:tcPr>
             <w:tcW w:w="846" w:type="dxa"/>
             <w:vMerge w:val="restart"/>
+            <w:vAlign w:val="center"/>
           </w:tcPr>
           <w:p>
             <w:pPr>
@@ -2430,39 +2555,164 @@
         <w:tc>
           <w:tcPr>
             <w:tcW w:w="2268" w:type="dxa"/>
-          </w:tcPr>
-          <w:p>
-            <w:pPr>
-              <w:spacing w:line="360" w:lineRule="auto"/>
+            <w:vAlign w:val="center"/>
+          </w:tcPr>
+          <w:p>
+            <w:pPr>
+              <w:spacing w:line="360" w:lineRule="auto"/>
+              <w:jc w:val="center"/>
+              <w:rPr>
+                <w:rFonts w:ascii="Times New Roman" w:hAnsi="Times New Roman" w:cs="Times New Roman"/>
+                <w:sz w:val="28"/>
+                <w:szCs w:val="28"/>
+                <w:lang w:val="vi-VN"/>
+              </w:rPr>
+            </w:pPr>
+            <w:r>
+              <w:rPr>
+                <w:rFonts w:ascii="Times New Roman" w:hAnsi="Times New Roman" w:cs="Times New Roman"/>
+                <w:sz w:val="28"/>
+                <w:szCs w:val="28"/>
+                <w:lang w:val="vi-VN"/>
+              </w:rPr>
+              <w:t>Ngô Khánh Chiến</w:t>
+            </w:r>
+          </w:p>
+        </w:tc>
+        <w:tc>
+          <w:tcPr>
+            <w:tcW w:w="2693" w:type="dxa"/>
+            <w:vAlign w:val="center"/>
+          </w:tcPr>
+          <w:p>
+            <w:pPr>
+              <w:spacing w:line="312" w:lineRule="auto"/>
               <w:jc w:val="both"/>
               <w:rPr>
                 <w:rFonts w:ascii="Times New Roman" w:hAnsi="Times New Roman" w:cs="Times New Roman"/>
-                <w:sz w:val="28"/>
-                <w:szCs w:val="28"/>
-                <w:lang w:val="vi-VN"/>
-              </w:rPr>
-            </w:pPr>
-            <w:r>
-              <w:rPr>
-                <w:rFonts w:ascii="Times New Roman" w:hAnsi="Times New Roman" w:cs="Times New Roman"/>
-                <w:sz w:val="28"/>
-                <w:szCs w:val="28"/>
-                <w:lang w:val="vi-VN"/>
-              </w:rPr>
-              <w:t>Ngô Khánh Chiến</w:t>
-            </w:r>
-          </w:p>
-        </w:tc>
-        <w:tc>
-          <w:tcPr>
-            <w:tcW w:w="2693" w:type="dxa"/>
-          </w:tcPr>
-          <w:p>
-            <w:pPr>
-              <w:spacing w:line="360" w:lineRule="auto"/>
+                <w:color w:val="000000" w:themeColor="text1"/>
+                <w:sz w:val="28"/>
+                <w:szCs w:val="28"/>
+                <w:lang w:val="vi-VN"/>
+              </w:rPr>
+            </w:pPr>
+            <w:r>
+              <w:rPr>
+                <w:rFonts w:ascii="Times New Roman" w:hAnsi="Times New Roman" w:cs="Times New Roman"/>
+                <w:color w:val="000000" w:themeColor="text1"/>
+                <w:sz w:val="28"/>
+                <w:szCs w:val="28"/>
+                <w:lang w:val="vi-VN"/>
+              </w:rPr>
+              <w:t>Ngôn ngữ Java:</w:t>
+            </w:r>
+          </w:p>
+          <w:p>
+            <w:pPr>
+              <w:pStyle w:val="ListParagraph"/>
+              <w:numPr>
+                <w:ilvl w:val="0"/>
+                <w:numId w:val="1"/>
+              </w:numPr>
+              <w:spacing w:line="312" w:lineRule="auto"/>
+              <w:ind w:left="50" w:firstLine="6"/>
               <w:jc w:val="both"/>
               <w:rPr>
                 <w:rFonts w:ascii="Times New Roman" w:hAnsi="Times New Roman" w:cs="Times New Roman"/>
+                <w:color w:val="000000" w:themeColor="text1"/>
+                <w:sz w:val="28"/>
+                <w:szCs w:val="28"/>
+              </w:rPr>
+            </w:pPr>
+            <w:r>
+              <w:rPr>
+                <w:rFonts w:ascii="Times New Roman" w:hAnsi="Times New Roman" w:cs="Times New Roman"/>
+                <w:color w:val="000000" w:themeColor="text1"/>
+                <w:sz w:val="28"/>
+                <w:szCs w:val="28"/>
+              </w:rPr>
+              <w:t>Xây dựng các API xử lý logic của hệ thống.</w:t>
+            </w:r>
+          </w:p>
+          <w:p>
+            <w:pPr>
+              <w:pStyle w:val="ListParagraph"/>
+              <w:numPr>
+                <w:ilvl w:val="0"/>
+                <w:numId w:val="1"/>
+              </w:numPr>
+              <w:spacing w:line="312" w:lineRule="auto"/>
+              <w:ind w:left="50" w:firstLine="6"/>
+              <w:jc w:val="both"/>
+              <w:rPr>
+                <w:rFonts w:ascii="Times New Roman" w:hAnsi="Times New Roman" w:cs="Times New Roman"/>
+                <w:color w:val="000000" w:themeColor="text1"/>
+                <w:sz w:val="28"/>
+                <w:szCs w:val="28"/>
+              </w:rPr>
+            </w:pPr>
+            <w:r>
+              <w:rPr>
+                <w:rFonts w:ascii="Times New Roman" w:hAnsi="Times New Roman" w:cs="Times New Roman"/>
+                <w:color w:val="000000" w:themeColor="text1"/>
+                <w:sz w:val="28"/>
+                <w:szCs w:val="28"/>
+                <w:lang w:val="vi-VN"/>
+              </w:rPr>
+              <w:t>Viết</w:t>
+            </w:r>
+            <w:r>
+              <w:rPr>
+                <w:rFonts w:ascii="Times New Roman" w:hAnsi="Times New Roman" w:cs="Times New Roman"/>
+                <w:color w:val="000000" w:themeColor="text1"/>
+                <w:sz w:val="28"/>
+                <w:szCs w:val="28"/>
+              </w:rPr>
+              <w:t xml:space="preserve"> RSADigitalSignatureServlet</w:t>
+            </w:r>
+            <w:r>
+              <w:rPr>
+                <w:rFonts w:ascii="Times New Roman" w:hAnsi="Times New Roman" w:cs="Times New Roman"/>
+                <w:color w:val="000000" w:themeColor="text1"/>
+                <w:sz w:val="28"/>
+                <w:szCs w:val="28"/>
+                <w:lang w:val="vi-VN"/>
+              </w:rPr>
+              <w:t>.java</w:t>
+            </w:r>
+          </w:p>
+          <w:p>
+            <w:pPr>
+              <w:pStyle w:val="ListParagraph"/>
+              <w:numPr>
+                <w:ilvl w:val="0"/>
+                <w:numId w:val="1"/>
+              </w:numPr>
+              <w:spacing w:line="312" w:lineRule="auto"/>
+              <w:ind w:left="50" w:firstLine="6"/>
+              <w:jc w:val="both"/>
+              <w:rPr>
+                <w:rFonts w:ascii="Times New Roman" w:hAnsi="Times New Roman" w:cs="Times New Roman"/>
+                <w:color w:val="FF0000"/>
+                <w:sz w:val="28"/>
+                <w:szCs w:val="28"/>
+              </w:rPr>
+            </w:pPr>
+            <w:r>
+              <w:rPr>
+                <w:rFonts w:ascii="Times New Roman" w:hAnsi="Times New Roman" w:cs="Times New Roman"/>
+                <w:color w:val="000000" w:themeColor="text1"/>
+                <w:sz w:val="28"/>
+                <w:szCs w:val="28"/>
+              </w:rPr>
+              <w:t>Cấu hình và triển khai ứng dụng với Tomcat (dựa trên cấu hình trong pom.xml).</w:t>
+            </w:r>
+          </w:p>
+          <w:p>
+            <w:pPr>
+              <w:spacing w:line="312" w:lineRule="auto"/>
+              <w:rPr>
+                <w:rFonts w:ascii="Times New Roman" w:hAnsi="Times New Roman" w:cs="Times New Roman"/>
                 <w:sz w:val="28"/>
                 <w:szCs w:val="28"/>
                 <w:lang w:val="vi-VN"/>
@@ -2473,11 +2723,155 @@
         <w:tc>
           <w:tcPr>
             <w:tcW w:w="3544" w:type="dxa"/>
-          </w:tcPr>
-          <w:p>
-            <w:pPr>
-              <w:spacing w:line="360" w:lineRule="auto"/>
-              <w:jc w:val="both"/>
+            <w:vAlign w:val="center"/>
+          </w:tcPr>
+          <w:p>
+            <w:pPr>
+              <w:spacing w:before="100" w:beforeAutospacing="1" w:after="100" w:afterAutospacing="1" w:line="312" w:lineRule="auto"/>
+              <w:rPr>
+                <w:rFonts w:ascii="Times New Roman" w:hAnsi="Times New Roman" w:cs="Times New Roman"/>
+                <w:sz w:val="28"/>
+                <w:szCs w:val="28"/>
+              </w:rPr>
+            </w:pPr>
+            <w:r>
+              <w:rPr>
+                <w:rFonts w:ascii="Times New Roman" w:hAnsi="Times New Roman" w:cs="Times New Roman"/>
+                <w:sz w:val="28"/>
+                <w:szCs w:val="28"/>
+                <w:lang w:val="vi-VN"/>
+              </w:rPr>
+              <w:t xml:space="preserve">- </w:t>
+            </w:r>
+            <w:r>
+              <w:rPr>
+                <w:rFonts w:ascii="Times New Roman" w:hAnsi="Times New Roman" w:cs="Times New Roman"/>
+                <w:sz w:val="28"/>
+                <w:szCs w:val="28"/>
+              </w:rPr>
+              <w:t>Nghiên cứu kiến trúc hệ thống và thiết kế luồng xử lý giữa giao diện và các thành phần nghiệp vụ.</w:t>
+            </w:r>
+          </w:p>
+          <w:p>
+            <w:pPr>
+              <w:spacing w:before="100" w:beforeAutospacing="1" w:after="100" w:afterAutospacing="1" w:line="312" w:lineRule="auto"/>
+              <w:rPr>
+                <w:rFonts w:ascii="Times New Roman" w:hAnsi="Times New Roman" w:cs="Times New Roman"/>
+                <w:sz w:val="28"/>
+                <w:szCs w:val="28"/>
+              </w:rPr>
+            </w:pPr>
+            <w:r>
+              <w:rPr>
+                <w:rFonts w:ascii="Times New Roman" w:hAnsi="Times New Roman" w:cs="Times New Roman"/>
+                <w:sz w:val="28"/>
+                <w:szCs w:val="28"/>
+                <w:lang w:val="vi-VN"/>
+              </w:rPr>
+              <w:t xml:space="preserve">- </w:t>
+            </w:r>
+            <w:r>
+              <w:rPr>
+                <w:rFonts w:ascii="Times New Roman" w:hAnsi="Times New Roman" w:cs="Times New Roman"/>
+                <w:sz w:val="28"/>
+                <w:szCs w:val="28"/>
+              </w:rPr>
+              <w:t>Xây dựng các API xử lý logic bằng Java Servlet theo mô hình MVC.</w:t>
+            </w:r>
+          </w:p>
+          <w:p>
+            <w:pPr>
+              <w:spacing w:before="100" w:beforeAutospacing="1" w:after="100" w:afterAutospacing="1" w:line="312" w:lineRule="auto"/>
+              <w:rPr>
+                <w:rFonts w:ascii="Times New Roman" w:hAnsi="Times New Roman" w:cs="Times New Roman"/>
+                <w:sz w:val="28"/>
+                <w:szCs w:val="28"/>
+              </w:rPr>
+            </w:pPr>
+            <w:r>
+              <w:rPr>
+                <w:rFonts w:ascii="Times New Roman" w:hAnsi="Times New Roman" w:cs="Times New Roman"/>
+                <w:sz w:val="28"/>
+                <w:szCs w:val="28"/>
+                <w:lang w:val="vi-VN"/>
+              </w:rPr>
+              <w:t xml:space="preserve">- </w:t>
+            </w:r>
+            <w:r>
+              <w:rPr>
+                <w:rFonts w:ascii="Times New Roman" w:hAnsi="Times New Roman" w:cs="Times New Roman"/>
+                <w:sz w:val="28"/>
+                <w:szCs w:val="28"/>
+              </w:rPr>
+              <w:t>Triển khai các chức năng tiếp nhận yêu cầu từ người dùng, xử lý dữ liệu và trả kết quả.</w:t>
+            </w:r>
+          </w:p>
+          <w:p>
+            <w:pPr>
+              <w:spacing w:before="100" w:beforeAutospacing="1" w:after="100" w:afterAutospacing="1" w:line="312" w:lineRule="auto"/>
+              <w:rPr>
+                <w:rFonts w:ascii="Times New Roman" w:hAnsi="Times New Roman" w:cs="Times New Roman"/>
+                <w:sz w:val="28"/>
+                <w:szCs w:val="28"/>
+              </w:rPr>
+            </w:pPr>
+            <w:r>
+              <w:rPr>
+                <w:rFonts w:ascii="Times New Roman" w:hAnsi="Times New Roman" w:cs="Times New Roman"/>
+                <w:sz w:val="28"/>
+                <w:szCs w:val="28"/>
+                <w:lang w:val="vi-VN"/>
+              </w:rPr>
+              <w:t xml:space="preserve">- </w:t>
+            </w:r>
+            <w:r>
+              <w:rPr>
+                <w:rFonts w:ascii="Times New Roman" w:hAnsi="Times New Roman" w:cs="Times New Roman"/>
+                <w:sz w:val="28"/>
+                <w:szCs w:val="28"/>
+              </w:rPr>
+              <w:t xml:space="preserve">Cấu hình môi trường Apache Tomcat, kiểm tra và triển khai ứng dụng thông qua tệp cấu </w:t>
+            </w:r>
+            <w:r>
+              <w:rPr>
+                <w:rFonts w:ascii="Times New Roman" w:hAnsi="Times New Roman" w:cs="Times New Roman"/>
+                <w:sz w:val="28"/>
+                <w:szCs w:val="28"/>
+              </w:rPr>
+              <w:lastRenderedPageBreak/>
+              <w:t>hình Maven (pom.xml).</w:t>
+            </w:r>
+          </w:p>
+          <w:p>
+            <w:pPr>
+              <w:spacing w:before="100" w:beforeAutospacing="1" w:after="100" w:afterAutospacing="1" w:line="312" w:lineRule="auto"/>
+              <w:rPr>
+                <w:rFonts w:ascii="Times New Roman" w:hAnsi="Times New Roman" w:cs="Times New Roman"/>
+                <w:sz w:val="28"/>
+                <w:szCs w:val="28"/>
+              </w:rPr>
+            </w:pPr>
+            <w:r>
+              <w:rPr>
+                <w:rFonts w:ascii="Times New Roman" w:hAnsi="Times New Roman" w:cs="Times New Roman"/>
+                <w:sz w:val="28"/>
+                <w:szCs w:val="28"/>
+                <w:lang w:val="vi-VN"/>
+              </w:rPr>
+              <w:t xml:space="preserve">- </w:t>
+            </w:r>
+            <w:r>
+              <w:rPr>
+                <w:rFonts w:ascii="Times New Roman" w:hAnsi="Times New Roman" w:cs="Times New Roman"/>
+                <w:sz w:val="28"/>
+                <w:szCs w:val="28"/>
+              </w:rPr>
+              <w:t>Kiểm thử các API bằng dữ liệu mẫu để đảm bảo tính chính xác và ổn định.</w:t>
+            </w:r>
+          </w:p>
+          <w:p>
+            <w:pPr>
+              <w:spacing w:line="312" w:lineRule="auto"/>
               <w:rPr>
                 <w:rFonts w:ascii="Times New Roman" w:hAnsi="Times New Roman" w:cs="Times New Roman"/>
                 <w:sz w:val="28"/>
@@ -2497,6 +2891,7 @@
           <w:tcPr>
             <w:tcW w:w="846" w:type="dxa"/>
             <w:vMerge/>
+            <w:vAlign w:val="center"/>
           </w:tcPr>
           <w:p>
             <w:pPr>
@@ -2514,39 +2909,165 @@
         <w:tc>
           <w:tcPr>
             <w:tcW w:w="2268" w:type="dxa"/>
-          </w:tcPr>
-          <w:p>
-            <w:pPr>
-              <w:spacing w:line="360" w:lineRule="auto"/>
+            <w:vAlign w:val="center"/>
+          </w:tcPr>
+          <w:p>
+            <w:pPr>
+              <w:spacing w:line="360" w:lineRule="auto"/>
+              <w:jc w:val="center"/>
+              <w:rPr>
+                <w:rFonts w:ascii="Times New Roman" w:hAnsi="Times New Roman" w:cs="Times New Roman"/>
+                <w:sz w:val="28"/>
+                <w:szCs w:val="28"/>
+                <w:lang w:val="vi-VN"/>
+              </w:rPr>
+            </w:pPr>
+            <w:r>
+              <w:rPr>
+                <w:rFonts w:ascii="Times New Roman" w:hAnsi="Times New Roman" w:cs="Times New Roman"/>
+                <w:sz w:val="28"/>
+                <w:szCs w:val="28"/>
+                <w:lang w:val="vi-VN"/>
+              </w:rPr>
+              <w:t>Nguyễn Hữu Đạt</w:t>
+            </w:r>
+          </w:p>
+        </w:tc>
+        <w:tc>
+          <w:tcPr>
+            <w:tcW w:w="2693" w:type="dxa"/>
+            <w:vAlign w:val="center"/>
+          </w:tcPr>
+          <w:p>
+            <w:pPr>
+              <w:spacing w:line="312" w:lineRule="auto"/>
               <w:jc w:val="both"/>
               <w:rPr>
                 <w:rFonts w:ascii="Times New Roman" w:hAnsi="Times New Roman" w:cs="Times New Roman"/>
-                <w:sz w:val="28"/>
-                <w:szCs w:val="28"/>
-                <w:lang w:val="vi-VN"/>
-              </w:rPr>
-            </w:pPr>
-            <w:r>
-              <w:rPr>
-                <w:rFonts w:ascii="Times New Roman" w:hAnsi="Times New Roman" w:cs="Times New Roman"/>
-                <w:sz w:val="28"/>
-                <w:szCs w:val="28"/>
-                <w:lang w:val="vi-VN"/>
-              </w:rPr>
-              <w:t>Nguyễn Hữu Đạt</w:t>
-            </w:r>
-          </w:p>
-        </w:tc>
-        <w:tc>
-          <w:tcPr>
-            <w:tcW w:w="2693" w:type="dxa"/>
-          </w:tcPr>
-          <w:p>
-            <w:pPr>
-              <w:spacing w:line="360" w:lineRule="auto"/>
+                <w:color w:val="000000" w:themeColor="text1"/>
+                <w:sz w:val="28"/>
+                <w:szCs w:val="28"/>
+                <w:lang w:val="vi-VN"/>
+              </w:rPr>
+            </w:pPr>
+            <w:r>
+              <w:rPr>
+                <w:rFonts w:ascii="Times New Roman" w:hAnsi="Times New Roman" w:cs="Times New Roman"/>
+                <w:color w:val="000000" w:themeColor="text1"/>
+                <w:sz w:val="28"/>
+                <w:szCs w:val="28"/>
+                <w:lang w:val="vi-VN"/>
+              </w:rPr>
+              <w:t>Ngôn ngữ Java:</w:t>
+            </w:r>
+          </w:p>
+          <w:p>
+            <w:pPr>
+              <w:pStyle w:val="ListParagraph"/>
+              <w:numPr>
+                <w:ilvl w:val="0"/>
+                <w:numId w:val="1"/>
+              </w:numPr>
+              <w:spacing w:line="312" w:lineRule="auto"/>
+              <w:ind w:left="12" w:firstLine="26"/>
               <w:jc w:val="both"/>
               <w:rPr>
                 <w:rFonts w:ascii="Times New Roman" w:hAnsi="Times New Roman" w:cs="Times New Roman"/>
+                <w:color w:val="000000" w:themeColor="text1"/>
+                <w:sz w:val="28"/>
+                <w:szCs w:val="28"/>
+                <w:lang w:val="vi-VN"/>
+              </w:rPr>
+            </w:pPr>
+            <w:r>
+              <w:rPr>
+                <w:rFonts w:ascii="Times New Roman" w:hAnsi="Times New Roman" w:cs="Times New Roman"/>
+                <w:color w:val="000000" w:themeColor="text1"/>
+                <w:sz w:val="28"/>
+                <w:szCs w:val="28"/>
+                <w:lang w:val="vi-VN"/>
+              </w:rPr>
+              <w:t xml:space="preserve">Viết </w:t>
+            </w:r>
+            <w:r>
+              <w:rPr>
+                <w:rFonts w:ascii="Times New Roman" w:hAnsi="Times New Roman" w:cs="Times New Roman"/>
+                <w:color w:val="000000" w:themeColor="text1"/>
+                <w:sz w:val="28"/>
+                <w:szCs w:val="28"/>
+              </w:rPr>
+              <w:t>RSADigitalSignature</w:t>
+            </w:r>
+            <w:r>
+              <w:rPr>
+                <w:rFonts w:ascii="Times New Roman" w:hAnsi="Times New Roman" w:cs="Times New Roman"/>
+                <w:color w:val="000000" w:themeColor="text1"/>
+                <w:sz w:val="28"/>
+                <w:szCs w:val="28"/>
+                <w:lang w:val="vi-VN"/>
+              </w:rPr>
+              <w:t>Model.java</w:t>
+            </w:r>
+          </w:p>
+          <w:p>
+            <w:pPr>
+              <w:pStyle w:val="ListParagraph"/>
+              <w:numPr>
+                <w:ilvl w:val="0"/>
+                <w:numId w:val="1"/>
+              </w:numPr>
+              <w:spacing w:line="312" w:lineRule="auto"/>
+              <w:ind w:left="12" w:firstLine="26"/>
+              <w:jc w:val="both"/>
+              <w:rPr>
+                <w:rFonts w:ascii="Times New Roman" w:hAnsi="Times New Roman" w:cs="Times New Roman"/>
+                <w:color w:val="000000" w:themeColor="text1"/>
+                <w:sz w:val="28"/>
+                <w:szCs w:val="28"/>
+              </w:rPr>
+            </w:pPr>
+            <w:r>
+              <w:rPr>
+                <w:rFonts w:ascii="Times New Roman" w:hAnsi="Times New Roman" w:cs="Times New Roman"/>
+                <w:color w:val="000000" w:themeColor="text1"/>
+                <w:sz w:val="28"/>
+                <w:szCs w:val="28"/>
+              </w:rPr>
+              <w:t>Thiết kế giao diện người dùng (UI/UX) và xây dựng các trang JSP.</w:t>
+            </w:r>
+          </w:p>
+          <w:p>
+            <w:pPr>
+              <w:pStyle w:val="ListParagraph"/>
+              <w:numPr>
+                <w:ilvl w:val="0"/>
+                <w:numId w:val="1"/>
+              </w:numPr>
+              <w:spacing w:line="312" w:lineRule="auto"/>
+              <w:ind w:left="12" w:firstLine="26"/>
+              <w:jc w:val="both"/>
+              <w:rPr>
+                <w:rFonts w:ascii="Times New Roman" w:hAnsi="Times New Roman" w:cs="Times New Roman"/>
+                <w:color w:val="000000" w:themeColor="text1"/>
+                <w:sz w:val="28"/>
+                <w:szCs w:val="28"/>
+              </w:rPr>
+            </w:pPr>
+            <w:r>
+              <w:rPr>
+                <w:rFonts w:ascii="Times New Roman" w:hAnsi="Times New Roman" w:cs="Times New Roman"/>
+                <w:color w:val="000000" w:themeColor="text1"/>
+                <w:sz w:val="28"/>
+                <w:szCs w:val="28"/>
+              </w:rPr>
+              <w:t>Tích hợp giao diện với back-end.</w:t>
+            </w:r>
+          </w:p>
+          <w:p>
+            <w:pPr>
+              <w:spacing w:line="312" w:lineRule="auto"/>
+              <w:rPr>
+                <w:rFonts w:ascii="Times New Roman" w:hAnsi="Times New Roman" w:cs="Times New Roman"/>
                 <w:sz w:val="28"/>
                 <w:szCs w:val="28"/>
                 <w:lang w:val="vi-VN"/>
@@ -2557,11 +3078,147 @@
         <w:tc>
           <w:tcPr>
             <w:tcW w:w="3544" w:type="dxa"/>
-          </w:tcPr>
-          <w:p>
-            <w:pPr>
-              <w:spacing w:line="360" w:lineRule="auto"/>
-              <w:jc w:val="both"/>
+            <w:vAlign w:val="center"/>
+          </w:tcPr>
+          <w:p>
+            <w:pPr>
+              <w:spacing w:before="100" w:beforeAutospacing="1" w:after="100" w:afterAutospacing="1" w:line="312" w:lineRule="auto"/>
+              <w:rPr>
+                <w:rFonts w:ascii="Times New Roman" w:hAnsi="Times New Roman" w:cs="Times New Roman"/>
+                <w:sz w:val="28"/>
+                <w:szCs w:val="28"/>
+              </w:rPr>
+            </w:pPr>
+            <w:r>
+              <w:rPr>
+                <w:rFonts w:ascii="Times New Roman" w:hAnsi="Times New Roman" w:cs="Times New Roman"/>
+                <w:sz w:val="28"/>
+                <w:szCs w:val="28"/>
+                <w:lang w:val="vi-VN"/>
+              </w:rPr>
+              <w:t xml:space="preserve">- </w:t>
+            </w:r>
+            <w:r>
+              <w:rPr>
+                <w:rFonts w:ascii="Times New Roman" w:hAnsi="Times New Roman" w:cs="Times New Roman"/>
+                <w:sz w:val="28"/>
+                <w:szCs w:val="28"/>
+              </w:rPr>
+              <w:t>Nghiên cứu thư viện mật mã học trong Java và xây dựng lớp xử lý nghiệp vụ RSA.</w:t>
+            </w:r>
+          </w:p>
+          <w:p>
+            <w:pPr>
+              <w:spacing w:before="100" w:beforeAutospacing="1" w:after="100" w:afterAutospacing="1" w:line="312" w:lineRule="auto"/>
+              <w:rPr>
+                <w:rFonts w:ascii="Times New Roman" w:hAnsi="Times New Roman" w:cs="Times New Roman"/>
+                <w:sz w:val="28"/>
+                <w:szCs w:val="28"/>
+              </w:rPr>
+            </w:pPr>
+            <w:r>
+              <w:rPr>
+                <w:rFonts w:ascii="Times New Roman" w:hAnsi="Times New Roman" w:cs="Times New Roman"/>
+                <w:sz w:val="28"/>
+                <w:szCs w:val="28"/>
+                <w:lang w:val="vi-VN"/>
+              </w:rPr>
+              <w:t xml:space="preserve">- </w:t>
+            </w:r>
+            <w:r>
+              <w:rPr>
+                <w:rFonts w:ascii="Times New Roman" w:hAnsi="Times New Roman" w:cs="Times New Roman"/>
+                <w:sz w:val="28"/>
+                <w:szCs w:val="28"/>
+              </w:rPr>
+              <w:t>Thiết kế giao diện người dùng bằng JSP, HTML, CSS và JavaScript theo hướng trực quan, dễ sử dụng.</w:t>
+            </w:r>
+          </w:p>
+          <w:p>
+            <w:pPr>
+              <w:spacing w:before="100" w:beforeAutospacing="1" w:after="100" w:afterAutospacing="1" w:line="312" w:lineRule="auto"/>
+              <w:rPr>
+                <w:rFonts w:ascii="Times New Roman" w:hAnsi="Times New Roman" w:cs="Times New Roman"/>
+                <w:sz w:val="28"/>
+                <w:szCs w:val="28"/>
+              </w:rPr>
+            </w:pPr>
+            <w:r>
+              <w:rPr>
+                <w:rFonts w:ascii="Times New Roman" w:hAnsi="Times New Roman" w:cs="Times New Roman"/>
+                <w:sz w:val="28"/>
+                <w:szCs w:val="28"/>
+                <w:lang w:val="vi-VN"/>
+              </w:rPr>
+              <w:t xml:space="preserve">- </w:t>
+            </w:r>
+            <w:r>
+              <w:rPr>
+                <w:rFonts w:ascii="Times New Roman" w:hAnsi="Times New Roman" w:cs="Times New Roman"/>
+                <w:sz w:val="28"/>
+                <w:szCs w:val="28"/>
+              </w:rPr>
+              <w:t>Tích hợp giao diện với các API phía máy chủ để thực hiện các chức năng sinh khóa, ký số và xác minh chữ ký.</w:t>
+            </w:r>
+          </w:p>
+          <w:p>
+            <w:pPr>
+              <w:spacing w:before="100" w:beforeAutospacing="1" w:after="100" w:afterAutospacing="1" w:line="312" w:lineRule="auto"/>
+              <w:rPr>
+                <w:rFonts w:ascii="Times New Roman" w:hAnsi="Times New Roman" w:cs="Times New Roman"/>
+                <w:sz w:val="28"/>
+                <w:szCs w:val="28"/>
+              </w:rPr>
+            </w:pPr>
+            <w:r>
+              <w:rPr>
+                <w:rFonts w:ascii="Times New Roman" w:hAnsi="Times New Roman" w:cs="Times New Roman"/>
+                <w:sz w:val="28"/>
+                <w:szCs w:val="28"/>
+                <w:lang w:val="vi-VN"/>
+              </w:rPr>
+              <w:t xml:space="preserve">-  </w:t>
+            </w:r>
+            <w:r>
+              <w:rPr>
+                <w:rFonts w:ascii="Times New Roman" w:hAnsi="Times New Roman" w:cs="Times New Roman"/>
+                <w:sz w:val="28"/>
+                <w:szCs w:val="28"/>
+              </w:rPr>
+              <w:t>Kiểm tra khả năng tương tác giữa giao diện và hệ thống xử lý phía sau.</w:t>
+            </w:r>
+          </w:p>
+          <w:p>
+            <w:pPr>
+              <w:spacing w:before="100" w:beforeAutospacing="1" w:after="100" w:afterAutospacing="1" w:line="312" w:lineRule="auto"/>
+              <w:rPr>
+                <w:rFonts w:ascii="Times New Roman" w:hAnsi="Times New Roman" w:cs="Times New Roman"/>
+                <w:sz w:val="28"/>
+                <w:szCs w:val="28"/>
+              </w:rPr>
+            </w:pPr>
+            <w:r>
+              <w:rPr>
+                <w:rFonts w:ascii="Times New Roman" w:hAnsi="Times New Roman" w:cs="Times New Roman"/>
+                <w:sz w:val="28"/>
+                <w:szCs w:val="28"/>
+                <w:lang w:val="vi-VN"/>
+              </w:rPr>
+              <w:lastRenderedPageBreak/>
+              <w:t xml:space="preserve">- </w:t>
+            </w:r>
+            <w:r>
+              <w:rPr>
+                <w:rFonts w:ascii="Times New Roman" w:hAnsi="Times New Roman" w:cs="Times New Roman"/>
+                <w:sz w:val="28"/>
+                <w:szCs w:val="28"/>
+              </w:rPr>
+              <w:t>Điều chỉnh bố cục và tối ưu trải nghiệm người dùng.</w:t>
+            </w:r>
+          </w:p>
+          <w:p>
+            <w:pPr>
+              <w:spacing w:line="312" w:lineRule="auto"/>
               <w:rPr>
                 <w:rFonts w:ascii="Times New Roman" w:hAnsi="Times New Roman" w:cs="Times New Roman"/>
                 <w:sz w:val="28"/>
@@ -2581,6 +3238,7 @@
           <w:tcPr>
             <w:tcW w:w="846" w:type="dxa"/>
             <w:vMerge/>
+            <w:vAlign w:val="center"/>
           </w:tcPr>
           <w:p>
             <w:pPr>
@@ -2598,54 +3256,354 @@
         <w:tc>
           <w:tcPr>
             <w:tcW w:w="2268" w:type="dxa"/>
-          </w:tcPr>
-          <w:p>
-            <w:pPr>
-              <w:spacing w:line="360" w:lineRule="auto"/>
+            <w:vAlign w:val="center"/>
+          </w:tcPr>
+          <w:p>
+            <w:pPr>
+              <w:spacing w:line="360" w:lineRule="auto"/>
+              <w:jc w:val="center"/>
+              <w:rPr>
+                <w:rFonts w:ascii="Times New Roman" w:hAnsi="Times New Roman" w:cs="Times New Roman"/>
+                <w:sz w:val="28"/>
+                <w:szCs w:val="28"/>
+                <w:lang w:val="vi-VN"/>
+              </w:rPr>
+            </w:pPr>
+            <w:r>
+              <w:rPr>
+                <w:rFonts w:ascii="Times New Roman" w:hAnsi="Times New Roman" w:cs="Times New Roman"/>
+                <w:sz w:val="28"/>
+                <w:szCs w:val="28"/>
+                <w:lang w:val="vi-VN"/>
+              </w:rPr>
+              <w:t>Vũ Huy Hoàng</w:t>
+            </w:r>
+          </w:p>
+        </w:tc>
+        <w:tc>
+          <w:tcPr>
+            <w:tcW w:w="2693" w:type="dxa"/>
+            <w:vAlign w:val="center"/>
+          </w:tcPr>
+          <w:p>
+            <w:pPr>
+              <w:spacing w:line="312" w:lineRule="auto"/>
               <w:jc w:val="both"/>
               <w:rPr>
                 <w:rFonts w:ascii="Times New Roman" w:hAnsi="Times New Roman" w:cs="Times New Roman"/>
-                <w:sz w:val="28"/>
-                <w:szCs w:val="28"/>
-                <w:lang w:val="vi-VN"/>
-              </w:rPr>
-            </w:pPr>
-            <w:r>
-              <w:rPr>
-                <w:rFonts w:ascii="Times New Roman" w:hAnsi="Times New Roman" w:cs="Times New Roman"/>
-                <w:sz w:val="28"/>
-                <w:szCs w:val="28"/>
-                <w:lang w:val="vi-VN"/>
-              </w:rPr>
-              <w:t>Vũ Huy Hoàng</w:t>
-            </w:r>
-          </w:p>
-        </w:tc>
-        <w:tc>
-          <w:tcPr>
-            <w:tcW w:w="2693" w:type="dxa"/>
-          </w:tcPr>
-          <w:p>
-            <w:pPr>
-              <w:spacing w:line="360" w:lineRule="auto"/>
+                <w:color w:val="000000" w:themeColor="text1"/>
+                <w:sz w:val="28"/>
+                <w:szCs w:val="28"/>
+                <w:lang w:val="vi-VN"/>
+              </w:rPr>
+            </w:pPr>
+            <w:r>
+              <w:rPr>
+                <w:rFonts w:ascii="Times New Roman" w:hAnsi="Times New Roman" w:cs="Times New Roman"/>
+                <w:color w:val="000000" w:themeColor="text1"/>
+                <w:sz w:val="28"/>
+                <w:szCs w:val="28"/>
+                <w:lang w:val="vi-VN"/>
+              </w:rPr>
+              <w:t>Ngôn ngữ C#:</w:t>
+            </w:r>
+          </w:p>
+          <w:p>
+            <w:pPr>
+              <w:pStyle w:val="ListParagraph"/>
+              <w:numPr>
+                <w:ilvl w:val="0"/>
+                <w:numId w:val="1"/>
+              </w:numPr>
+              <w:spacing w:line="312" w:lineRule="auto"/>
+              <w:ind w:left="54" w:firstLine="23"/>
               <w:jc w:val="both"/>
               <w:rPr>
                 <w:rFonts w:ascii="Times New Roman" w:hAnsi="Times New Roman" w:cs="Times New Roman"/>
-                <w:sz w:val="28"/>
-                <w:szCs w:val="28"/>
-                <w:lang w:val="vi-VN"/>
-              </w:rPr>
-            </w:pPr>
+                <w:color w:val="000000" w:themeColor="text1"/>
+                <w:sz w:val="28"/>
+                <w:szCs w:val="28"/>
+                <w:lang w:val="vi-VN"/>
+              </w:rPr>
+            </w:pPr>
+            <w:r>
+              <w:rPr>
+                <w:rFonts w:ascii="Times New Roman" w:hAnsi="Times New Roman" w:cs="Times New Roman"/>
+                <w:color w:val="000000" w:themeColor="text1"/>
+                <w:sz w:val="28"/>
+                <w:szCs w:val="28"/>
+                <w:lang w:val="vi-VN"/>
+              </w:rPr>
+              <w:t>Xây dựng và tối ưu các thuật toán liên quan đến:</w:t>
+            </w:r>
+          </w:p>
+          <w:p>
+            <w:pPr>
+              <w:spacing w:line="312" w:lineRule="auto"/>
+              <w:ind w:left="54" w:firstLine="23"/>
+              <w:jc w:val="both"/>
+              <w:rPr>
+                <w:rFonts w:ascii="Times New Roman" w:hAnsi="Times New Roman" w:cs="Times New Roman"/>
+                <w:color w:val="000000" w:themeColor="text1"/>
+                <w:sz w:val="28"/>
+                <w:szCs w:val="28"/>
+                <w:lang w:val="vi-VN"/>
+              </w:rPr>
+            </w:pPr>
+            <w:r>
+              <w:rPr>
+                <w:rFonts w:ascii="Times New Roman" w:hAnsi="Times New Roman" w:cs="Times New Roman"/>
+                <w:color w:val="000000" w:themeColor="text1"/>
+                <w:sz w:val="28"/>
+                <w:szCs w:val="28"/>
+                <w:lang w:val="vi-VN"/>
+              </w:rPr>
+              <w:t xml:space="preserve"> + Sinh khóa RSA (tự động và thủ công).</w:t>
+            </w:r>
+          </w:p>
+          <w:p>
+            <w:pPr>
+              <w:spacing w:line="312" w:lineRule="auto"/>
+              <w:ind w:left="54" w:firstLine="23"/>
+              <w:jc w:val="both"/>
+              <w:rPr>
+                <w:rFonts w:ascii="Times New Roman" w:hAnsi="Times New Roman" w:cs="Times New Roman"/>
+                <w:color w:val="000000" w:themeColor="text1"/>
+                <w:sz w:val="28"/>
+                <w:szCs w:val="28"/>
+                <w:lang w:val="vi-VN"/>
+              </w:rPr>
+            </w:pPr>
+            <w:r>
+              <w:rPr>
+                <w:rFonts w:ascii="Times New Roman" w:hAnsi="Times New Roman" w:cs="Times New Roman"/>
+                <w:color w:val="000000" w:themeColor="text1"/>
+                <w:sz w:val="28"/>
+                <w:szCs w:val="28"/>
+                <w:lang w:val="vi-VN"/>
+              </w:rPr>
+              <w:t>+ Ký văn bản.</w:t>
+            </w:r>
+          </w:p>
+          <w:p>
+            <w:pPr>
+              <w:spacing w:line="312" w:lineRule="auto"/>
+              <w:ind w:left="54" w:firstLine="23"/>
+              <w:jc w:val="both"/>
+              <w:rPr>
+                <w:rFonts w:ascii="Times New Roman" w:hAnsi="Times New Roman" w:cs="Times New Roman"/>
+                <w:color w:val="000000" w:themeColor="text1"/>
+                <w:sz w:val="28"/>
+                <w:szCs w:val="28"/>
+                <w:lang w:val="vi-VN"/>
+              </w:rPr>
+            </w:pPr>
+            <w:r>
+              <w:rPr>
+                <w:rFonts w:ascii="Times New Roman" w:hAnsi="Times New Roman" w:cs="Times New Roman"/>
+                <w:color w:val="000000" w:themeColor="text1"/>
+                <w:sz w:val="28"/>
+                <w:szCs w:val="28"/>
+                <w:lang w:val="vi-VN"/>
+              </w:rPr>
+              <w:t>+ Xác minh chữ ký.</w:t>
+            </w:r>
+          </w:p>
+          <w:p>
+            <w:pPr>
+              <w:spacing w:line="312" w:lineRule="auto"/>
+              <w:ind w:left="54" w:firstLine="23"/>
+              <w:jc w:val="both"/>
+              <w:rPr>
+                <w:rFonts w:ascii="Times New Roman" w:hAnsi="Times New Roman" w:cs="Times New Roman"/>
+                <w:color w:val="000000" w:themeColor="text1"/>
+                <w:sz w:val="28"/>
+                <w:szCs w:val="28"/>
+                <w:lang w:val="vi-VN"/>
+              </w:rPr>
+            </w:pPr>
+            <w:r>
+              <w:rPr>
+                <w:rFonts w:ascii="Times New Roman" w:hAnsi="Times New Roman" w:cs="Times New Roman"/>
+                <w:color w:val="000000" w:themeColor="text1"/>
+                <w:sz w:val="28"/>
+                <w:szCs w:val="28"/>
+                <w:lang w:val="vi-VN"/>
+              </w:rPr>
+              <w:t>+ Các hàm hỗ trợ như kiểm tra số nguyên tố, tính nghịch đảo modulo, băm SHA-256.</w:t>
+            </w:r>
+          </w:p>
+          <w:p>
+            <w:pPr>
+              <w:pStyle w:val="ListParagraph"/>
+              <w:numPr>
+                <w:ilvl w:val="0"/>
+                <w:numId w:val="1"/>
+              </w:numPr>
+              <w:spacing w:line="312" w:lineRule="auto"/>
+              <w:ind w:left="54" w:firstLine="23"/>
+              <w:rPr>
+                <w:rFonts w:ascii="Times New Roman" w:hAnsi="Times New Roman" w:cs="Times New Roman"/>
+                <w:sz w:val="28"/>
+                <w:szCs w:val="28"/>
+                <w:lang w:val="vi-VN"/>
+              </w:rPr>
+            </w:pPr>
+            <w:r>
+              <w:rPr>
+                <w:rFonts w:ascii="Times New Roman" w:hAnsi="Times New Roman" w:cs="Times New Roman"/>
+                <w:color w:val="000000" w:themeColor="text1"/>
+                <w:sz w:val="28"/>
+                <w:szCs w:val="28"/>
+                <w:lang w:val="vi-VN"/>
+              </w:rPr>
+              <w:t>Viết API xử lý logic RSA</w:t>
+            </w:r>
           </w:p>
         </w:tc>
         <w:tc>
           <w:tcPr>
             <w:tcW w:w="3544" w:type="dxa"/>
-          </w:tcPr>
-          <w:p>
-            <w:pPr>
-              <w:spacing w:line="360" w:lineRule="auto"/>
-              <w:jc w:val="both"/>
+            <w:vAlign w:val="center"/>
+          </w:tcPr>
+          <w:p>
+            <w:pPr>
+              <w:spacing w:before="100" w:beforeAutospacing="1" w:after="100" w:afterAutospacing="1" w:line="312" w:lineRule="auto"/>
+              <w:rPr>
+                <w:rFonts w:ascii="Times New Roman" w:hAnsi="Times New Roman" w:cs="Times New Roman"/>
+                <w:sz w:val="28"/>
+                <w:szCs w:val="28"/>
+              </w:rPr>
+            </w:pPr>
+            <w:r>
+              <w:rPr>
+                <w:rFonts w:ascii="Times New Roman" w:hAnsi="Times New Roman" w:cs="Times New Roman"/>
+                <w:sz w:val="28"/>
+                <w:szCs w:val="28"/>
+                <w:lang w:val="vi-VN"/>
+              </w:rPr>
+              <w:t xml:space="preserve">- </w:t>
+            </w:r>
+            <w:r>
+              <w:rPr>
+                <w:rFonts w:ascii="Times New Roman" w:hAnsi="Times New Roman" w:cs="Times New Roman"/>
+                <w:sz w:val="28"/>
+                <w:szCs w:val="28"/>
+              </w:rPr>
+              <w:t>Nghiên cứu thuật toán RSA và các thư viện mật mã trong C#.</w:t>
+            </w:r>
+          </w:p>
+          <w:p>
+            <w:pPr>
+              <w:spacing w:before="100" w:beforeAutospacing="1" w:after="100" w:afterAutospacing="1" w:line="312" w:lineRule="auto"/>
+              <w:rPr>
+                <w:rFonts w:ascii="Times New Roman" w:hAnsi="Times New Roman" w:cs="Times New Roman"/>
+                <w:sz w:val="28"/>
+                <w:szCs w:val="28"/>
+              </w:rPr>
+            </w:pPr>
+            <w:r>
+              <w:rPr>
+                <w:rFonts w:ascii="Times New Roman" w:hAnsi="Times New Roman" w:cs="Times New Roman"/>
+                <w:sz w:val="28"/>
+                <w:szCs w:val="28"/>
+                <w:lang w:val="vi-VN"/>
+              </w:rPr>
+              <w:t xml:space="preserve">- </w:t>
+            </w:r>
+            <w:r>
+              <w:rPr>
+                <w:rFonts w:ascii="Times New Roman" w:hAnsi="Times New Roman" w:cs="Times New Roman"/>
+                <w:sz w:val="28"/>
+                <w:szCs w:val="28"/>
+              </w:rPr>
+              <w:t>Xây dựng các hàm sinh khóa RSA, ký số và xác minh chữ ký số.</w:t>
+            </w:r>
+          </w:p>
+          <w:p>
+            <w:pPr>
+              <w:spacing w:before="100" w:beforeAutospacing="1" w:after="100" w:afterAutospacing="1" w:line="312" w:lineRule="auto"/>
+              <w:rPr>
+                <w:rFonts w:ascii="Times New Roman" w:hAnsi="Times New Roman" w:cs="Times New Roman"/>
+                <w:sz w:val="28"/>
+                <w:szCs w:val="28"/>
+              </w:rPr>
+            </w:pPr>
+            <w:r>
+              <w:rPr>
+                <w:rFonts w:ascii="Times New Roman" w:hAnsi="Times New Roman" w:cs="Times New Roman"/>
+                <w:sz w:val="28"/>
+                <w:szCs w:val="28"/>
+                <w:lang w:val="vi-VN"/>
+              </w:rPr>
+              <w:t xml:space="preserve">- </w:t>
+            </w:r>
+            <w:r>
+              <w:rPr>
+                <w:rFonts w:ascii="Times New Roman" w:hAnsi="Times New Roman" w:cs="Times New Roman"/>
+                <w:sz w:val="28"/>
+                <w:szCs w:val="28"/>
+              </w:rPr>
+              <w:t>Cài đặt các thuật toán hỗ trợ như kiểm tra số nguyên tố, tính nghịch đảo modulo và băm SHA-256.</w:t>
+            </w:r>
+          </w:p>
+          <w:p>
+            <w:pPr>
+              <w:spacing w:before="100" w:beforeAutospacing="1" w:after="100" w:afterAutospacing="1" w:line="312" w:lineRule="auto"/>
+              <w:rPr>
+                <w:rFonts w:ascii="Times New Roman" w:hAnsi="Times New Roman" w:cs="Times New Roman"/>
+                <w:sz w:val="28"/>
+                <w:szCs w:val="28"/>
+              </w:rPr>
+            </w:pPr>
+            <w:r>
+              <w:rPr>
+                <w:rFonts w:ascii="Times New Roman" w:hAnsi="Times New Roman" w:cs="Times New Roman"/>
+                <w:sz w:val="28"/>
+                <w:szCs w:val="28"/>
+                <w:lang w:val="vi-VN"/>
+              </w:rPr>
+              <w:t xml:space="preserve">- </w:t>
+            </w:r>
+            <w:r>
+              <w:rPr>
+                <w:rFonts w:ascii="Times New Roman" w:hAnsi="Times New Roman" w:cs="Times New Roman"/>
+                <w:sz w:val="28"/>
+                <w:szCs w:val="28"/>
+              </w:rPr>
+              <w:t>Xây dựng API xử lý các nghiệp vụ liên quan đến RSA.</w:t>
+            </w:r>
+          </w:p>
+          <w:p>
+            <w:pPr>
+              <w:spacing w:before="100" w:beforeAutospacing="1" w:after="100" w:afterAutospacing="1" w:line="312" w:lineRule="auto"/>
+              <w:rPr>
+                <w:rFonts w:ascii="Times New Roman" w:hAnsi="Times New Roman" w:cs="Times New Roman"/>
+                <w:sz w:val="28"/>
+                <w:szCs w:val="28"/>
+              </w:rPr>
+            </w:pPr>
+            <w:r>
+              <w:rPr>
+                <w:rFonts w:ascii="Times New Roman" w:hAnsi="Times New Roman" w:cs="Times New Roman"/>
+                <w:sz w:val="28"/>
+                <w:szCs w:val="28"/>
+                <w:lang w:val="vi-VN"/>
+              </w:rPr>
+              <w:t xml:space="preserve">- </w:t>
+            </w:r>
+            <w:r>
+              <w:rPr>
+                <w:rFonts w:ascii="Times New Roman" w:hAnsi="Times New Roman" w:cs="Times New Roman"/>
+                <w:sz w:val="28"/>
+                <w:szCs w:val="28"/>
+              </w:rPr>
+              <w:t>Kiểm thử độ chính xác của thuật toán bằng các bộ dữ liệu mẫu.</w:t>
+            </w:r>
+          </w:p>
+          <w:p>
+            <w:pPr>
+              <w:spacing w:line="312" w:lineRule="auto"/>
               <w:rPr>
                 <w:rFonts w:ascii="Times New Roman" w:hAnsi="Times New Roman" w:cs="Times New Roman"/>
                 <w:sz w:val="28"/>
@@ -2665,6 +3623,7 @@
           <w:tcPr>
             <w:tcW w:w="846" w:type="dxa"/>
             <w:vMerge/>
+            <w:vAlign w:val="center"/>
           </w:tcPr>
           <w:p>
             <w:pPr>
@@ -2682,61 +3641,309 @@
         <w:tc>
           <w:tcPr>
             <w:tcW w:w="2268" w:type="dxa"/>
-          </w:tcPr>
-          <w:p>
-            <w:pPr>
-              <w:spacing w:line="360" w:lineRule="auto"/>
+            <w:vAlign w:val="center"/>
+          </w:tcPr>
+          <w:p>
+            <w:pPr>
+              <w:spacing w:line="360" w:lineRule="auto"/>
+              <w:jc w:val="center"/>
+              <w:rPr>
+                <w:rFonts w:ascii="Times New Roman" w:hAnsi="Times New Roman" w:cs="Times New Roman"/>
+                <w:sz w:val="28"/>
+                <w:szCs w:val="28"/>
+                <w:lang w:val="vi-VN"/>
+              </w:rPr>
+            </w:pPr>
+            <w:r>
+              <w:rPr>
+                <w:rFonts w:ascii="Times New Roman" w:hAnsi="Times New Roman" w:cs="Times New Roman"/>
+                <w:sz w:val="28"/>
+                <w:szCs w:val="28"/>
+                <w:lang w:val="vi-VN"/>
+              </w:rPr>
+              <w:t>Nguyễn Thị Oanh</w:t>
+            </w:r>
+          </w:p>
+        </w:tc>
+        <w:tc>
+          <w:tcPr>
+            <w:tcW w:w="2693" w:type="dxa"/>
+            <w:vAlign w:val="center"/>
+          </w:tcPr>
+          <w:p>
+            <w:pPr>
+              <w:spacing w:line="312" w:lineRule="auto"/>
               <w:jc w:val="both"/>
               <w:rPr>
                 <w:rFonts w:ascii="Times New Roman" w:hAnsi="Times New Roman" w:cs="Times New Roman"/>
-                <w:sz w:val="28"/>
-                <w:szCs w:val="28"/>
-                <w:lang w:val="vi-VN"/>
-              </w:rPr>
-            </w:pPr>
-            <w:r>
-              <w:rPr>
-                <w:rFonts w:ascii="Times New Roman" w:hAnsi="Times New Roman" w:cs="Times New Roman"/>
-                <w:sz w:val="28"/>
-                <w:szCs w:val="28"/>
-                <w:lang w:val="vi-VN"/>
-              </w:rPr>
-              <w:t>Nguyễn Thị Oanh</w:t>
-            </w:r>
-          </w:p>
-        </w:tc>
-        <w:tc>
-          <w:tcPr>
-            <w:tcW w:w="2693" w:type="dxa"/>
-          </w:tcPr>
-          <w:p>
-            <w:pPr>
-              <w:spacing w:line="360" w:lineRule="auto"/>
+                <w:color w:val="000000" w:themeColor="text1"/>
+                <w:sz w:val="28"/>
+                <w:szCs w:val="28"/>
+                <w:lang w:val="vi-VN"/>
+              </w:rPr>
+            </w:pPr>
+            <w:r>
+              <w:rPr>
+                <w:rFonts w:ascii="Times New Roman" w:hAnsi="Times New Roman" w:cs="Times New Roman"/>
+                <w:color w:val="000000" w:themeColor="text1"/>
+                <w:sz w:val="28"/>
+                <w:szCs w:val="28"/>
+                <w:lang w:val="vi-VN"/>
+              </w:rPr>
+              <w:t>Ngôn ngữ C#:</w:t>
+            </w:r>
+          </w:p>
+          <w:p>
+            <w:pPr>
+              <w:pStyle w:val="ListParagraph"/>
+              <w:numPr>
+                <w:ilvl w:val="0"/>
+                <w:numId w:val="1"/>
+              </w:numPr>
+              <w:spacing w:line="312" w:lineRule="auto"/>
+              <w:ind w:left="54" w:firstLine="23"/>
               <w:jc w:val="both"/>
               <w:rPr>
                 <w:rFonts w:ascii="Times New Roman" w:hAnsi="Times New Roman" w:cs="Times New Roman"/>
-                <w:sz w:val="28"/>
-                <w:szCs w:val="28"/>
-                <w:lang w:val="vi-VN"/>
-              </w:rPr>
-            </w:pPr>
+                <w:color w:val="000000" w:themeColor="text1"/>
+                <w:sz w:val="28"/>
+                <w:szCs w:val="28"/>
+                <w:lang w:val="vi-VN"/>
+              </w:rPr>
+            </w:pPr>
+            <w:r>
+              <w:rPr>
+                <w:rFonts w:ascii="Times New Roman" w:hAnsi="Times New Roman" w:cs="Times New Roman"/>
+                <w:color w:val="000000" w:themeColor="text1"/>
+                <w:sz w:val="28"/>
+                <w:szCs w:val="28"/>
+                <w:lang w:val="vi-VN"/>
+              </w:rPr>
+              <w:t>Xây dựng các phương thức điều khiển:</w:t>
+            </w:r>
+          </w:p>
+          <w:p>
+            <w:pPr>
+              <w:spacing w:line="312" w:lineRule="auto"/>
+              <w:ind w:left="54" w:firstLine="23"/>
+              <w:jc w:val="both"/>
+              <w:rPr>
+                <w:rFonts w:ascii="Times New Roman" w:hAnsi="Times New Roman" w:cs="Times New Roman"/>
+                <w:color w:val="000000" w:themeColor="text1"/>
+                <w:sz w:val="28"/>
+                <w:szCs w:val="28"/>
+                <w:lang w:val="vi-VN"/>
+              </w:rPr>
+            </w:pPr>
+            <w:r>
+              <w:rPr>
+                <w:rFonts w:ascii="Times New Roman" w:hAnsi="Times New Roman" w:cs="Times New Roman"/>
+                <w:color w:val="000000" w:themeColor="text1"/>
+                <w:sz w:val="28"/>
+                <w:szCs w:val="28"/>
+                <w:lang w:val="vi-VN"/>
+              </w:rPr>
+              <w:lastRenderedPageBreak/>
+              <w:t>+ Xử lý các yêu cầu từ giao diện (sinh khóa, ký văn bản, xác minh chữ ký).</w:t>
+            </w:r>
+          </w:p>
+          <w:p>
+            <w:pPr>
+              <w:spacing w:line="312" w:lineRule="auto"/>
+              <w:ind w:left="54" w:firstLine="23"/>
+              <w:jc w:val="both"/>
+              <w:rPr>
+                <w:rFonts w:ascii="Times New Roman" w:hAnsi="Times New Roman" w:cs="Times New Roman"/>
+                <w:color w:val="000000" w:themeColor="text1"/>
+                <w:sz w:val="28"/>
+                <w:szCs w:val="28"/>
+                <w:lang w:val="vi-VN"/>
+              </w:rPr>
+            </w:pPr>
+            <w:r>
+              <w:rPr>
+                <w:rFonts w:ascii="Times New Roman" w:hAnsi="Times New Roman" w:cs="Times New Roman"/>
+                <w:color w:val="000000" w:themeColor="text1"/>
+                <w:sz w:val="28"/>
+                <w:szCs w:val="28"/>
+                <w:lang w:val="vi-VN"/>
+              </w:rPr>
+              <w:t>+ Quản lý phiên làm việc (session) và lịch sử hành động.</w:t>
+            </w:r>
+          </w:p>
+          <w:p>
+            <w:pPr>
+              <w:spacing w:line="312" w:lineRule="auto"/>
+              <w:ind w:left="54" w:firstLine="23"/>
+              <w:rPr>
+                <w:rFonts w:ascii="Times New Roman" w:hAnsi="Times New Roman" w:cs="Times New Roman"/>
+                <w:sz w:val="28"/>
+                <w:szCs w:val="28"/>
+                <w:lang w:val="vi-VN"/>
+              </w:rPr>
+            </w:pPr>
+            <w:r>
+              <w:rPr>
+                <w:rFonts w:ascii="Times New Roman" w:hAnsi="Times New Roman" w:cs="Times New Roman"/>
+                <w:color w:val="000000" w:themeColor="text1"/>
+                <w:sz w:val="28"/>
+                <w:szCs w:val="28"/>
+                <w:lang w:val="vi-VN"/>
+              </w:rPr>
+              <w:t>+ Xử lý các lỗi logic và đầu vào không hợp lệ.</w:t>
+            </w:r>
           </w:p>
         </w:tc>
         <w:tc>
           <w:tcPr>
             <w:tcW w:w="3544" w:type="dxa"/>
-          </w:tcPr>
-          <w:p>
-            <w:pPr>
-              <w:spacing w:line="360" w:lineRule="auto"/>
-              <w:jc w:val="both"/>
-              <w:rPr>
-                <w:rFonts w:ascii="Times New Roman" w:hAnsi="Times New Roman" w:cs="Times New Roman"/>
-                <w:sz w:val="28"/>
-                <w:szCs w:val="28"/>
-                <w:lang w:val="vi-VN"/>
-              </w:rPr>
-            </w:pPr>
+            <w:vAlign w:val="center"/>
+          </w:tcPr>
+          <w:p>
+            <w:pPr>
+              <w:spacing w:line="312" w:lineRule="auto"/>
+              <w:rPr>
+                <w:rFonts w:ascii="Times New Roman" w:hAnsi="Times New Roman" w:cs="Times New Roman"/>
+                <w:sz w:val="28"/>
+                <w:szCs w:val="28"/>
+              </w:rPr>
+            </w:pPr>
+            <w:r>
+              <w:rPr>
+                <w:rFonts w:ascii="Times New Roman" w:hAnsi="Times New Roman" w:cs="Times New Roman"/>
+                <w:sz w:val="28"/>
+                <w:szCs w:val="28"/>
+                <w:lang w:val="vi-VN"/>
+              </w:rPr>
+              <w:lastRenderedPageBreak/>
+              <w:t xml:space="preserve">- </w:t>
+            </w:r>
+            <w:r>
+              <w:rPr>
+                <w:rFonts w:ascii="Times New Roman" w:hAnsi="Times New Roman" w:cs="Times New Roman"/>
+                <w:sz w:val="28"/>
+                <w:szCs w:val="28"/>
+              </w:rPr>
+              <w:t xml:space="preserve">Thiết kế các lớp điều khiển (Controller) để </w:t>
+            </w:r>
+            <w:r>
+              <w:rPr>
+                <w:rFonts w:ascii="Times New Roman" w:hAnsi="Times New Roman" w:cs="Times New Roman"/>
+                <w:sz w:val="28"/>
+                <w:szCs w:val="28"/>
+              </w:rPr>
+              <w:lastRenderedPageBreak/>
+              <w:t>tiếp nhận và xử lý yêu cầu từ giao diện.</w:t>
+            </w:r>
+          </w:p>
+          <w:p>
+            <w:pPr>
+              <w:spacing w:line="312" w:lineRule="auto"/>
+              <w:rPr>
+                <w:rFonts w:ascii="Times New Roman" w:hAnsi="Times New Roman" w:cs="Times New Roman"/>
+                <w:sz w:val="28"/>
+                <w:szCs w:val="28"/>
+              </w:rPr>
+            </w:pPr>
+            <w:r>
+              <w:rPr>
+                <w:rFonts w:ascii="Times New Roman" w:hAnsi="Times New Roman" w:cs="Times New Roman"/>
+                <w:sz w:val="28"/>
+                <w:szCs w:val="28"/>
+                <w:lang w:val="vi-VN"/>
+              </w:rPr>
+              <w:t xml:space="preserve">- </w:t>
+            </w:r>
+            <w:r>
+              <w:rPr>
+                <w:rFonts w:ascii="Times New Roman" w:hAnsi="Times New Roman" w:cs="Times New Roman"/>
+                <w:sz w:val="28"/>
+                <w:szCs w:val="28"/>
+              </w:rPr>
+              <w:t>Xây dựng cơ chế quản lý phiên làm việc và lưu trữ thông tin cần thiết trong quá trình sử dụng.</w:t>
+            </w:r>
+          </w:p>
+          <w:p>
+            <w:pPr>
+              <w:spacing w:line="312" w:lineRule="auto"/>
+              <w:rPr>
+                <w:rFonts w:ascii="Times New Roman" w:hAnsi="Times New Roman" w:cs="Times New Roman"/>
+                <w:sz w:val="28"/>
+                <w:szCs w:val="28"/>
+              </w:rPr>
+            </w:pPr>
+            <w:r>
+              <w:rPr>
+                <w:rFonts w:ascii="Times New Roman" w:hAnsi="Times New Roman" w:cs="Times New Roman"/>
+                <w:sz w:val="28"/>
+                <w:szCs w:val="28"/>
+                <w:lang w:val="vi-VN"/>
+              </w:rPr>
+              <w:t xml:space="preserve">- </w:t>
+            </w:r>
+            <w:r>
+              <w:rPr>
+                <w:rFonts w:ascii="Times New Roman" w:hAnsi="Times New Roman" w:cs="Times New Roman"/>
+                <w:sz w:val="28"/>
+                <w:szCs w:val="28"/>
+              </w:rPr>
+              <w:t>Kiểm tra và xử lý các trường hợp dữ liệu đầu vào không hợp lệ.</w:t>
+            </w:r>
+          </w:p>
+          <w:p>
+            <w:pPr>
+              <w:spacing w:line="312" w:lineRule="auto"/>
+              <w:rPr>
+                <w:rFonts w:ascii="Times New Roman" w:hAnsi="Times New Roman" w:cs="Times New Roman"/>
+                <w:sz w:val="28"/>
+                <w:szCs w:val="28"/>
+              </w:rPr>
+            </w:pPr>
+            <w:r>
+              <w:rPr>
+                <w:rFonts w:ascii="Times New Roman" w:hAnsi="Times New Roman" w:cs="Times New Roman"/>
+                <w:sz w:val="28"/>
+                <w:szCs w:val="28"/>
+                <w:lang w:val="vi-VN"/>
+              </w:rPr>
+              <w:t xml:space="preserve">- </w:t>
+            </w:r>
+            <w:r>
+              <w:rPr>
+                <w:rFonts w:ascii="Times New Roman" w:hAnsi="Times New Roman" w:cs="Times New Roman"/>
+                <w:sz w:val="28"/>
+                <w:szCs w:val="28"/>
+              </w:rPr>
+              <w:t>Phối hợp với các thành viên khác để tích hợp các chức năng của hệ thống.</w:t>
+            </w:r>
+          </w:p>
+          <w:p>
+            <w:pPr>
+              <w:spacing w:line="312" w:lineRule="auto"/>
+              <w:rPr>
+                <w:rFonts w:ascii="Times New Roman" w:hAnsi="Times New Roman" w:cs="Times New Roman"/>
+                <w:sz w:val="28"/>
+                <w:szCs w:val="28"/>
+                <w:lang w:val="vi-VN"/>
+              </w:rPr>
+            </w:pPr>
+            <w:r>
+              <w:rPr>
+                <w:rFonts w:ascii="Times New Roman" w:hAnsi="Times New Roman" w:cs="Times New Roman"/>
+                <w:sz w:val="28"/>
+                <w:szCs w:val="28"/>
+                <w:lang w:val="vi-VN"/>
+              </w:rPr>
+              <w:t xml:space="preserve">- </w:t>
+            </w:r>
+            <w:r>
+              <w:rPr>
+                <w:rFonts w:ascii="Times New Roman" w:hAnsi="Times New Roman" w:cs="Times New Roman"/>
+                <w:sz w:val="28"/>
+                <w:szCs w:val="28"/>
+              </w:rPr>
+              <w:t>Thực hiện kiểm thử chức năng và ghi nhận các lỗi phát sinh.</w:t>
+            </w:r>
           </w:p>
         </w:tc>
       </w:tr>
@@ -2749,6 +3956,7 @@
           <w:tcPr>
             <w:tcW w:w="846" w:type="dxa"/>
             <w:vMerge/>
+            <w:vAlign w:val="center"/>
           </w:tcPr>
           <w:p>
             <w:pPr>
@@ -2766,61 +3974,331 @@
         <w:tc>
           <w:tcPr>
             <w:tcW w:w="2268" w:type="dxa"/>
-          </w:tcPr>
-          <w:p>
-            <w:pPr>
-              <w:spacing w:line="360" w:lineRule="auto"/>
+            <w:vAlign w:val="center"/>
+          </w:tcPr>
+          <w:p>
+            <w:pPr>
+              <w:spacing w:line="360" w:lineRule="auto"/>
+              <w:jc w:val="center"/>
+              <w:rPr>
+                <w:rFonts w:ascii="Times New Roman" w:hAnsi="Times New Roman" w:cs="Times New Roman"/>
+                <w:sz w:val="28"/>
+                <w:szCs w:val="28"/>
+                <w:lang w:val="vi-VN"/>
+              </w:rPr>
+            </w:pPr>
+            <w:r>
+              <w:rPr>
+                <w:rFonts w:ascii="Times New Roman" w:hAnsi="Times New Roman" w:cs="Times New Roman"/>
+                <w:sz w:val="28"/>
+                <w:szCs w:val="28"/>
+                <w:lang w:val="vi-VN"/>
+              </w:rPr>
+              <w:t>Đặng Đình Trọng</w:t>
+            </w:r>
+          </w:p>
+        </w:tc>
+        <w:tc>
+          <w:tcPr>
+            <w:tcW w:w="2693" w:type="dxa"/>
+            <w:vAlign w:val="center"/>
+          </w:tcPr>
+          <w:p>
+            <w:pPr>
+              <w:spacing w:line="312" w:lineRule="auto"/>
               <w:jc w:val="both"/>
               <w:rPr>
                 <w:rFonts w:ascii="Times New Roman" w:hAnsi="Times New Roman" w:cs="Times New Roman"/>
-                <w:sz w:val="28"/>
-                <w:szCs w:val="28"/>
-                <w:lang w:val="vi-VN"/>
-              </w:rPr>
-            </w:pPr>
-            <w:r>
-              <w:rPr>
-                <w:rFonts w:ascii="Times New Roman" w:hAnsi="Times New Roman" w:cs="Times New Roman"/>
-                <w:sz w:val="28"/>
-                <w:szCs w:val="28"/>
-                <w:lang w:val="vi-VN"/>
-              </w:rPr>
-              <w:t>Đặng Đình Trọng</w:t>
-            </w:r>
-          </w:p>
-        </w:tc>
-        <w:tc>
-          <w:tcPr>
-            <w:tcW w:w="2693" w:type="dxa"/>
-          </w:tcPr>
-          <w:p>
-            <w:pPr>
-              <w:spacing w:line="360" w:lineRule="auto"/>
+                <w:color w:val="000000" w:themeColor="text1"/>
+                <w:sz w:val="28"/>
+                <w:szCs w:val="28"/>
+                <w:lang w:val="vi-VN"/>
+              </w:rPr>
+            </w:pPr>
+            <w:r>
+              <w:rPr>
+                <w:rFonts w:ascii="Times New Roman" w:hAnsi="Times New Roman" w:cs="Times New Roman"/>
+                <w:color w:val="000000" w:themeColor="text1"/>
+                <w:sz w:val="28"/>
+                <w:szCs w:val="28"/>
+                <w:lang w:val="vi-VN"/>
+              </w:rPr>
+              <w:t>Ngôn ngữ C#:</w:t>
+            </w:r>
+          </w:p>
+          <w:p>
+            <w:pPr>
+              <w:pStyle w:val="ListParagraph"/>
+              <w:numPr>
+                <w:ilvl w:val="0"/>
+                <w:numId w:val="1"/>
+              </w:numPr>
+              <w:spacing w:line="312" w:lineRule="auto"/>
+              <w:ind w:left="54" w:hanging="142"/>
               <w:jc w:val="both"/>
               <w:rPr>
                 <w:rFonts w:ascii="Times New Roman" w:hAnsi="Times New Roman" w:cs="Times New Roman"/>
-                <w:sz w:val="28"/>
-                <w:szCs w:val="28"/>
-                <w:lang w:val="vi-VN"/>
-              </w:rPr>
-            </w:pPr>
+                <w:color w:val="000000" w:themeColor="text1"/>
+                <w:sz w:val="28"/>
+                <w:szCs w:val="28"/>
+                <w:lang w:val="vi-VN"/>
+              </w:rPr>
+            </w:pPr>
+            <w:r>
+              <w:rPr>
+                <w:rFonts w:ascii="Times New Roman" w:hAnsi="Times New Roman" w:cs="Times New Roman"/>
+                <w:color w:val="000000" w:themeColor="text1"/>
+                <w:sz w:val="28"/>
+                <w:szCs w:val="28"/>
+                <w:lang w:val="vi-VN"/>
+              </w:rPr>
+              <w:t>Thiết kế giao diện người dùng:</w:t>
+            </w:r>
+          </w:p>
+          <w:p>
+            <w:pPr>
+              <w:spacing w:line="312" w:lineRule="auto"/>
+              <w:ind w:left="54" w:hanging="142"/>
+              <w:jc w:val="both"/>
+              <w:rPr>
+                <w:rFonts w:ascii="Times New Roman" w:hAnsi="Times New Roman" w:cs="Times New Roman"/>
+                <w:color w:val="000000" w:themeColor="text1"/>
+                <w:sz w:val="28"/>
+                <w:szCs w:val="28"/>
+                <w:lang w:val="vi-VN"/>
+              </w:rPr>
+            </w:pPr>
+            <w:r>
+              <w:rPr>
+                <w:rFonts w:ascii="Times New Roman" w:hAnsi="Times New Roman" w:cs="Times New Roman"/>
+                <w:color w:val="000000" w:themeColor="text1"/>
+                <w:sz w:val="28"/>
+                <w:szCs w:val="28"/>
+                <w:lang w:val="vi-VN"/>
+              </w:rPr>
+              <w:t>+ Bố cục các bước (sinh khóa, ký, xác minh).</w:t>
+            </w:r>
+          </w:p>
+          <w:p>
+            <w:pPr>
+              <w:spacing w:line="312" w:lineRule="auto"/>
+              <w:ind w:left="54" w:hanging="142"/>
+              <w:jc w:val="both"/>
+              <w:rPr>
+                <w:rFonts w:ascii="Times New Roman" w:hAnsi="Times New Roman" w:cs="Times New Roman"/>
+                <w:color w:val="000000" w:themeColor="text1"/>
+                <w:sz w:val="28"/>
+                <w:szCs w:val="28"/>
+                <w:lang w:val="vi-VN"/>
+              </w:rPr>
+            </w:pPr>
+            <w:r>
+              <w:rPr>
+                <w:rFonts w:ascii="Times New Roman" w:hAnsi="Times New Roman" w:cs="Times New Roman"/>
+                <w:color w:val="000000" w:themeColor="text1"/>
+                <w:sz w:val="28"/>
+                <w:szCs w:val="28"/>
+                <w:lang w:val="vi-VN"/>
+              </w:rPr>
+              <w:t>+ Hiển thị thông tin khóa, chữ ký, và kết quả xác minh.</w:t>
+            </w:r>
+          </w:p>
+          <w:p>
+            <w:pPr>
+              <w:spacing w:line="312" w:lineRule="auto"/>
+              <w:ind w:left="54" w:hanging="142"/>
+              <w:jc w:val="both"/>
+              <w:rPr>
+                <w:rFonts w:ascii="Times New Roman" w:hAnsi="Times New Roman" w:cs="Times New Roman"/>
+                <w:color w:val="000000" w:themeColor="text1"/>
+                <w:sz w:val="28"/>
+                <w:szCs w:val="28"/>
+                <w:lang w:val="vi-VN"/>
+              </w:rPr>
+            </w:pPr>
+            <w:r>
+              <w:rPr>
+                <w:rFonts w:ascii="Times New Roman" w:hAnsi="Times New Roman" w:cs="Times New Roman"/>
+                <w:color w:val="000000" w:themeColor="text1"/>
+                <w:sz w:val="28"/>
+                <w:szCs w:val="28"/>
+                <w:lang w:val="vi-VN"/>
+              </w:rPr>
+              <w:t>+ Thêm các thông báo thành công/lỗi.</w:t>
+            </w:r>
+          </w:p>
+          <w:p>
+            <w:pPr>
+              <w:spacing w:line="312" w:lineRule="auto"/>
+              <w:ind w:left="54" w:hanging="142"/>
+              <w:rPr>
+                <w:rFonts w:ascii="Times New Roman" w:hAnsi="Times New Roman" w:cs="Times New Roman"/>
+                <w:sz w:val="28"/>
+                <w:szCs w:val="28"/>
+                <w:lang w:val="vi-VN"/>
+              </w:rPr>
+            </w:pPr>
+            <w:r>
+              <w:rPr>
+                <w:rFonts w:ascii="Times New Roman" w:hAnsi="Times New Roman" w:cs="Times New Roman"/>
+                <w:color w:val="000000" w:themeColor="text1"/>
+                <w:sz w:val="28"/>
+                <w:szCs w:val="28"/>
+                <w:lang w:val="vi-VN"/>
+              </w:rPr>
+              <w:t>Kết nối giao diện với API</w:t>
+            </w:r>
           </w:p>
         </w:tc>
         <w:tc>
           <w:tcPr>
             <w:tcW w:w="3544" w:type="dxa"/>
-          </w:tcPr>
-          <w:p>
-            <w:pPr>
-              <w:spacing w:line="360" w:lineRule="auto"/>
-              <w:jc w:val="both"/>
-              <w:rPr>
-                <w:rFonts w:ascii="Times New Roman" w:hAnsi="Times New Roman" w:cs="Times New Roman"/>
-                <w:sz w:val="28"/>
-                <w:szCs w:val="28"/>
-                <w:lang w:val="vi-VN"/>
-              </w:rPr>
-            </w:pPr>
+            <w:vAlign w:val="center"/>
+          </w:tcPr>
+          <w:p>
+            <w:pPr>
+              <w:spacing w:line="312" w:lineRule="auto"/>
+              <w:rPr>
+                <w:rFonts w:ascii="Times New Roman" w:hAnsi="Times New Roman" w:cs="Times New Roman"/>
+                <w:sz w:val="28"/>
+                <w:szCs w:val="28"/>
+              </w:rPr>
+            </w:pPr>
+            <w:r>
+              <w:rPr>
+                <w:rFonts w:ascii="Times New Roman" w:hAnsi="Times New Roman" w:cs="Times New Roman"/>
+                <w:sz w:val="28"/>
+                <w:szCs w:val="28"/>
+                <w:lang w:val="vi-VN"/>
+              </w:rPr>
+              <w:t xml:space="preserve">- </w:t>
+            </w:r>
+            <w:r>
+              <w:rPr>
+                <w:rFonts w:ascii="Times New Roman" w:hAnsi="Times New Roman" w:cs="Times New Roman"/>
+                <w:sz w:val="28"/>
+                <w:szCs w:val="28"/>
+              </w:rPr>
+              <w:t>Thiết kế giao diện người dùng theo từng bước của quy trình RSA: sinh khóa, ký số và xác minh chữ ký.</w:t>
+            </w:r>
+          </w:p>
+          <w:p>
+            <w:pPr>
+              <w:spacing w:line="312" w:lineRule="auto"/>
+              <w:rPr>
+                <w:rFonts w:ascii="Times New Roman" w:hAnsi="Times New Roman" w:cs="Times New Roman"/>
+                <w:sz w:val="28"/>
+                <w:szCs w:val="28"/>
+              </w:rPr>
+            </w:pPr>
+            <w:r>
+              <w:rPr>
+                <w:rFonts w:ascii="Times New Roman" w:hAnsi="Times New Roman" w:cs="Times New Roman"/>
+                <w:sz w:val="28"/>
+                <w:szCs w:val="28"/>
+                <w:lang w:val="vi-VN"/>
+              </w:rPr>
+              <w:t xml:space="preserve">- </w:t>
+            </w:r>
+            <w:r>
+              <w:rPr>
+                <w:rFonts w:ascii="Times New Roman" w:hAnsi="Times New Roman" w:cs="Times New Roman"/>
+                <w:sz w:val="28"/>
+                <w:szCs w:val="28"/>
+              </w:rPr>
+              <w:t>Xây dựng các thành phần hiển thị khóa công khai, khóa bí mật, chữ ký số và kết quả xác minh.</w:t>
+            </w:r>
+          </w:p>
+          <w:p>
+            <w:pPr>
+              <w:spacing w:line="312" w:lineRule="auto"/>
+              <w:rPr>
+                <w:rFonts w:ascii="Times New Roman" w:hAnsi="Times New Roman" w:cs="Times New Roman"/>
+                <w:sz w:val="28"/>
+                <w:szCs w:val="28"/>
+              </w:rPr>
+            </w:pPr>
+            <w:r>
+              <w:rPr>
+                <w:rFonts w:ascii="Times New Roman" w:hAnsi="Times New Roman" w:cs="Times New Roman"/>
+                <w:sz w:val="28"/>
+                <w:szCs w:val="28"/>
+                <w:lang w:val="vi-VN"/>
+              </w:rPr>
+              <w:t xml:space="preserve">- </w:t>
+            </w:r>
+            <w:r>
+              <w:rPr>
+                <w:rFonts w:ascii="Times New Roman" w:hAnsi="Times New Roman" w:cs="Times New Roman"/>
+                <w:sz w:val="28"/>
+                <w:szCs w:val="28"/>
+              </w:rPr>
+              <w:t xml:space="preserve">Thiết kế các thông báo lỗi và thông báo thành công nhằm nâng </w:t>
+            </w:r>
+            <w:r>
+              <w:rPr>
+                <w:rFonts w:ascii="Times New Roman" w:hAnsi="Times New Roman" w:cs="Times New Roman"/>
+                <w:sz w:val="28"/>
+                <w:szCs w:val="28"/>
+              </w:rPr>
+              <w:lastRenderedPageBreak/>
+              <w:t>cao trải nghiệm người dùng.</w:t>
+            </w:r>
+          </w:p>
+          <w:p>
+            <w:pPr>
+              <w:spacing w:line="312" w:lineRule="auto"/>
+              <w:rPr>
+                <w:rFonts w:ascii="Times New Roman" w:hAnsi="Times New Roman" w:cs="Times New Roman"/>
+                <w:sz w:val="28"/>
+                <w:szCs w:val="28"/>
+              </w:rPr>
+            </w:pPr>
+            <w:r>
+              <w:rPr>
+                <w:rFonts w:ascii="Times New Roman" w:hAnsi="Times New Roman" w:cs="Times New Roman"/>
+                <w:sz w:val="28"/>
+                <w:szCs w:val="28"/>
+                <w:lang w:val="vi-VN"/>
+              </w:rPr>
+              <w:t xml:space="preserve">- </w:t>
+            </w:r>
+            <w:r>
+              <w:rPr>
+                <w:rFonts w:ascii="Times New Roman" w:hAnsi="Times New Roman" w:cs="Times New Roman"/>
+                <w:sz w:val="28"/>
+                <w:szCs w:val="28"/>
+              </w:rPr>
+              <w:t>Kết nối giao diện với các API xử lý nghiệp vụ.</w:t>
+            </w:r>
+          </w:p>
+          <w:p>
+            <w:pPr>
+              <w:spacing w:line="312" w:lineRule="auto"/>
+              <w:rPr>
+                <w:rFonts w:ascii="Times New Roman" w:hAnsi="Times New Roman" w:cs="Times New Roman"/>
+                <w:sz w:val="28"/>
+                <w:szCs w:val="28"/>
+                <w:lang w:val="vi-VN"/>
+              </w:rPr>
+            </w:pPr>
+            <w:r>
+              <w:rPr>
+                <w:rFonts w:ascii="Times New Roman" w:hAnsi="Times New Roman" w:cs="Times New Roman"/>
+                <w:sz w:val="28"/>
+                <w:szCs w:val="28"/>
+                <w:lang w:val="vi-VN"/>
+              </w:rPr>
+              <w:t xml:space="preserve">- </w:t>
+            </w:r>
+            <w:r>
+              <w:rPr>
+                <w:rFonts w:ascii="Times New Roman" w:hAnsi="Times New Roman" w:cs="Times New Roman"/>
+                <w:sz w:val="28"/>
+                <w:szCs w:val="28"/>
+              </w:rPr>
+              <w:t>Kiểm tra tính tương thích và đồng bộ giữa giao diện và chức năng hệ thống.</w:t>
+            </w:r>
           </w:p>
         </w:tc>
       </w:tr>
@@ -2833,6 +4311,7 @@
           <w:tcPr>
             <w:tcW w:w="846" w:type="dxa"/>
             <w:vMerge w:val="restart"/>
+            <w:vAlign w:val="center"/>
           </w:tcPr>
           <w:p>
             <w:pPr>
@@ -2931,11 +4410,12 @@
         <w:tc>
           <w:tcPr>
             <w:tcW w:w="2268" w:type="dxa"/>
-          </w:tcPr>
-          <w:p>
-            <w:pPr>
-              <w:spacing w:line="360" w:lineRule="auto"/>
-              <w:jc w:val="both"/>
+            <w:vAlign w:val="center"/>
+          </w:tcPr>
+          <w:p>
+            <w:pPr>
+              <w:spacing w:line="360" w:lineRule="auto"/>
+              <w:jc w:val="center"/>
               <w:rPr>
                 <w:rFonts w:ascii="Times New Roman" w:hAnsi="Times New Roman" w:cs="Times New Roman"/>
                 <w:sz w:val="28"/>
@@ -2957,11 +4437,11 @@
         <w:tc>
           <w:tcPr>
             <w:tcW w:w="2693" w:type="dxa"/>
-          </w:tcPr>
-          <w:p>
-            <w:pPr>
-              <w:spacing w:line="360" w:lineRule="auto"/>
-              <w:jc w:val="both"/>
+            <w:vAlign w:val="center"/>
+          </w:tcPr>
+          <w:p>
+            <w:pPr>
+              <w:spacing w:line="360" w:lineRule="auto"/>
               <w:rPr>
                 <w:rFonts w:ascii="Times New Roman" w:hAnsi="Times New Roman" w:cs="Times New Roman"/>
                 <w:sz w:val="28"/>
@@ -2974,11 +4454,11 @@
         <w:tc>
           <w:tcPr>
             <w:tcW w:w="3544" w:type="dxa"/>
-          </w:tcPr>
-          <w:p>
-            <w:pPr>
-              <w:spacing w:line="360" w:lineRule="auto"/>
-              <w:jc w:val="both"/>
+            <w:vAlign w:val="center"/>
+          </w:tcPr>
+          <w:p>
+            <w:pPr>
+              <w:spacing w:line="360" w:lineRule="auto"/>
               <w:rPr>
                 <w:rFonts w:ascii="Times New Roman" w:hAnsi="Times New Roman" w:cs="Times New Roman"/>
                 <w:sz w:val="28"/>
@@ -2998,11 +4478,12 @@
           <w:tcPr>
             <w:tcW w:w="846" w:type="dxa"/>
             <w:vMerge/>
-          </w:tcPr>
-          <w:p>
-            <w:pPr>
-              <w:spacing w:line="360" w:lineRule="auto"/>
-              <w:jc w:val="both"/>
+            <w:vAlign w:val="center"/>
+          </w:tcPr>
+          <w:p>
+            <w:pPr>
+              <w:spacing w:line="360" w:lineRule="auto"/>
+              <w:jc w:val="center"/>
               <w:rPr>
                 <w:rFonts w:ascii="Times New Roman" w:hAnsi="Times New Roman" w:cs="Times New Roman"/>
                 <w:sz w:val="28"/>
@@ -3015,11 +4496,12 @@
         <w:tc>
           <w:tcPr>
             <w:tcW w:w="2268" w:type="dxa"/>
-          </w:tcPr>
-          <w:p>
-            <w:pPr>
-              <w:spacing w:line="360" w:lineRule="auto"/>
-              <w:jc w:val="both"/>
+            <w:vAlign w:val="center"/>
+          </w:tcPr>
+          <w:p>
+            <w:pPr>
+              <w:spacing w:line="360" w:lineRule="auto"/>
+              <w:jc w:val="center"/>
               <w:rPr>
                 <w:rFonts w:ascii="Times New Roman" w:hAnsi="Times New Roman" w:cs="Times New Roman"/>
                 <w:sz w:val="28"/>
@@ -3041,11 +4523,11 @@
         <w:tc>
           <w:tcPr>
             <w:tcW w:w="2693" w:type="dxa"/>
-          </w:tcPr>
-          <w:p>
-            <w:pPr>
-              <w:spacing w:line="360" w:lineRule="auto"/>
-              <w:jc w:val="both"/>
+            <w:vAlign w:val="center"/>
+          </w:tcPr>
+          <w:p>
+            <w:pPr>
+              <w:spacing w:line="360" w:lineRule="auto"/>
               <w:rPr>
                 <w:rFonts w:ascii="Times New Roman" w:hAnsi="Times New Roman" w:cs="Times New Roman"/>
                 <w:sz w:val="28"/>
@@ -3058,11 +4540,11 @@
         <w:tc>
           <w:tcPr>
             <w:tcW w:w="3544" w:type="dxa"/>
-          </w:tcPr>
-          <w:p>
-            <w:pPr>
-              <w:spacing w:line="360" w:lineRule="auto"/>
-              <w:jc w:val="both"/>
+            <w:vAlign w:val="center"/>
+          </w:tcPr>
+          <w:p>
+            <w:pPr>
+              <w:spacing w:line="360" w:lineRule="auto"/>
               <w:rPr>
                 <w:rFonts w:ascii="Times New Roman" w:hAnsi="Times New Roman" w:cs="Times New Roman"/>
                 <w:sz w:val="28"/>
@@ -3082,11 +4564,12 @@
           <w:tcPr>
             <w:tcW w:w="846" w:type="dxa"/>
             <w:vMerge/>
-          </w:tcPr>
-          <w:p>
-            <w:pPr>
-              <w:spacing w:line="360" w:lineRule="auto"/>
-              <w:jc w:val="both"/>
+            <w:vAlign w:val="center"/>
+          </w:tcPr>
+          <w:p>
+            <w:pPr>
+              <w:spacing w:line="360" w:lineRule="auto"/>
+              <w:jc w:val="center"/>
               <w:rPr>
                 <w:rFonts w:ascii="Times New Roman" w:hAnsi="Times New Roman" w:cs="Times New Roman"/>
                 <w:sz w:val="28"/>
@@ -3099,11 +4582,12 @@
         <w:tc>
           <w:tcPr>
             <w:tcW w:w="2268" w:type="dxa"/>
-          </w:tcPr>
-          <w:p>
-            <w:pPr>
-              <w:spacing w:line="360" w:lineRule="auto"/>
-              <w:jc w:val="both"/>
+            <w:vAlign w:val="center"/>
+          </w:tcPr>
+          <w:p>
+            <w:pPr>
+              <w:spacing w:line="360" w:lineRule="auto"/>
+              <w:jc w:val="center"/>
               <w:rPr>
                 <w:rFonts w:ascii="Times New Roman" w:hAnsi="Times New Roman" w:cs="Times New Roman"/>
                 <w:sz w:val="28"/>
@@ -3125,11 +4609,11 @@
         <w:tc>
           <w:tcPr>
             <w:tcW w:w="2693" w:type="dxa"/>
-          </w:tcPr>
-          <w:p>
-            <w:pPr>
-              <w:spacing w:line="360" w:lineRule="auto"/>
-              <w:jc w:val="both"/>
+            <w:vAlign w:val="center"/>
+          </w:tcPr>
+          <w:p>
+            <w:pPr>
+              <w:spacing w:line="360" w:lineRule="auto"/>
               <w:rPr>
                 <w:rFonts w:ascii="Times New Roman" w:hAnsi="Times New Roman" w:cs="Times New Roman"/>
                 <w:sz w:val="28"/>
@@ -3142,11 +4626,11 @@
         <w:tc>
           <w:tcPr>
             <w:tcW w:w="3544" w:type="dxa"/>
-          </w:tcPr>
-          <w:p>
-            <w:pPr>
-              <w:spacing w:line="360" w:lineRule="auto"/>
-              <w:jc w:val="both"/>
+            <w:vAlign w:val="center"/>
+          </w:tcPr>
+          <w:p>
+            <w:pPr>
+              <w:spacing w:line="360" w:lineRule="auto"/>
               <w:rPr>
                 <w:rFonts w:ascii="Times New Roman" w:hAnsi="Times New Roman" w:cs="Times New Roman"/>
                 <w:sz w:val="28"/>
@@ -3166,11 +4650,12 @@
           <w:tcPr>
             <w:tcW w:w="846" w:type="dxa"/>
             <w:vMerge/>
-          </w:tcPr>
-          <w:p>
-            <w:pPr>
-              <w:spacing w:line="360" w:lineRule="auto"/>
-              <w:jc w:val="both"/>
+            <w:vAlign w:val="center"/>
+          </w:tcPr>
+          <w:p>
+            <w:pPr>
+              <w:spacing w:line="360" w:lineRule="auto"/>
+              <w:jc w:val="center"/>
               <w:rPr>
                 <w:rFonts w:ascii="Times New Roman" w:hAnsi="Times New Roman" w:cs="Times New Roman"/>
                 <w:sz w:val="28"/>
@@ -3183,11 +4668,12 @@
         <w:tc>
           <w:tcPr>
             <w:tcW w:w="2268" w:type="dxa"/>
-          </w:tcPr>
-          <w:p>
-            <w:pPr>
-              <w:spacing w:line="360" w:lineRule="auto"/>
-              <w:jc w:val="both"/>
+            <w:vAlign w:val="center"/>
+          </w:tcPr>
+          <w:p>
+            <w:pPr>
+              <w:spacing w:line="360" w:lineRule="auto"/>
+              <w:jc w:val="center"/>
               <w:rPr>
                 <w:rFonts w:ascii="Times New Roman" w:hAnsi="Times New Roman" w:cs="Times New Roman"/>
                 <w:sz w:val="28"/>
@@ -3209,11 +4695,11 @@
         <w:tc>
           <w:tcPr>
             <w:tcW w:w="2693" w:type="dxa"/>
-          </w:tcPr>
-          <w:p>
-            <w:pPr>
-              <w:spacing w:line="360" w:lineRule="auto"/>
-              <w:jc w:val="both"/>
+            <w:vAlign w:val="center"/>
+          </w:tcPr>
+          <w:p>
+            <w:pPr>
+              <w:spacing w:line="360" w:lineRule="auto"/>
               <w:rPr>
                 <w:rFonts w:ascii="Times New Roman" w:hAnsi="Times New Roman" w:cs="Times New Roman"/>
                 <w:sz w:val="28"/>
@@ -3226,11 +4712,11 @@
         <w:tc>
           <w:tcPr>
             <w:tcW w:w="3544" w:type="dxa"/>
-          </w:tcPr>
-          <w:p>
-            <w:pPr>
-              <w:spacing w:line="360" w:lineRule="auto"/>
-              <w:jc w:val="both"/>
+            <w:vAlign w:val="center"/>
+          </w:tcPr>
+          <w:p>
+            <w:pPr>
+              <w:spacing w:line="360" w:lineRule="auto"/>
               <w:rPr>
                 <w:rFonts w:ascii="Times New Roman" w:hAnsi="Times New Roman" w:cs="Times New Roman"/>
                 <w:sz w:val="28"/>
@@ -3250,11 +4736,12 @@
           <w:tcPr>
             <w:tcW w:w="846" w:type="dxa"/>
             <w:vMerge/>
-          </w:tcPr>
-          <w:p>
-            <w:pPr>
-              <w:spacing w:line="360" w:lineRule="auto"/>
-              <w:jc w:val="both"/>
+            <w:vAlign w:val="center"/>
+          </w:tcPr>
+          <w:p>
+            <w:pPr>
+              <w:spacing w:line="360" w:lineRule="auto"/>
+              <w:jc w:val="center"/>
               <w:rPr>
                 <w:rFonts w:ascii="Times New Roman" w:hAnsi="Times New Roman" w:cs="Times New Roman"/>
                 <w:sz w:val="28"/>
@@ -3267,11 +4754,12 @@
         <w:tc>
           <w:tcPr>
             <w:tcW w:w="2268" w:type="dxa"/>
-          </w:tcPr>
-          <w:p>
-            <w:pPr>
-              <w:spacing w:line="360" w:lineRule="auto"/>
-              <w:jc w:val="both"/>
+            <w:vAlign w:val="center"/>
+          </w:tcPr>
+          <w:p>
+            <w:pPr>
+              <w:spacing w:line="360" w:lineRule="auto"/>
+              <w:jc w:val="center"/>
               <w:rPr>
                 <w:rFonts w:ascii="Times New Roman" w:hAnsi="Times New Roman" w:cs="Times New Roman"/>
                 <w:sz w:val="28"/>
@@ -3293,11 +4781,11 @@
         <w:tc>
           <w:tcPr>
             <w:tcW w:w="2693" w:type="dxa"/>
-          </w:tcPr>
-          <w:p>
-            <w:pPr>
-              <w:spacing w:line="360" w:lineRule="auto"/>
-              <w:jc w:val="both"/>
+            <w:vAlign w:val="center"/>
+          </w:tcPr>
+          <w:p>
+            <w:pPr>
+              <w:spacing w:line="360" w:lineRule="auto"/>
               <w:rPr>
                 <w:rFonts w:ascii="Times New Roman" w:hAnsi="Times New Roman" w:cs="Times New Roman"/>
                 <w:sz w:val="28"/>
@@ -3310,11 +4798,11 @@
         <w:tc>
           <w:tcPr>
             <w:tcW w:w="3544" w:type="dxa"/>
-          </w:tcPr>
-          <w:p>
-            <w:pPr>
-              <w:spacing w:line="360" w:lineRule="auto"/>
-              <w:jc w:val="both"/>
+            <w:vAlign w:val="center"/>
+          </w:tcPr>
+          <w:p>
+            <w:pPr>
+              <w:spacing w:line="360" w:lineRule="auto"/>
               <w:rPr>
                 <w:rFonts w:ascii="Times New Roman" w:hAnsi="Times New Roman" w:cs="Times New Roman"/>
                 <w:sz w:val="28"/>
@@ -3334,6 +4822,7 @@
           <w:tcPr>
             <w:tcW w:w="846" w:type="dxa"/>
             <w:vMerge w:val="restart"/>
+            <w:vAlign w:val="center"/>
           </w:tcPr>
           <w:p>
             <w:pPr>
@@ -3408,11 +4897,12 @@
         <w:tc>
           <w:tcPr>
             <w:tcW w:w="2268" w:type="dxa"/>
-          </w:tcPr>
-          <w:p>
-            <w:pPr>
-              <w:spacing w:line="360" w:lineRule="auto"/>
-              <w:jc w:val="both"/>
+            <w:vAlign w:val="center"/>
+          </w:tcPr>
+          <w:p>
+            <w:pPr>
+              <w:spacing w:line="360" w:lineRule="auto"/>
+              <w:jc w:val="center"/>
               <w:rPr>
                 <w:rFonts w:ascii="Times New Roman" w:hAnsi="Times New Roman" w:cs="Times New Roman"/>
                 <w:sz w:val="28"/>
@@ -3434,11 +4924,11 @@
         <w:tc>
           <w:tcPr>
             <w:tcW w:w="2693" w:type="dxa"/>
-          </w:tcPr>
-          <w:p>
-            <w:pPr>
-              <w:spacing w:line="360" w:lineRule="auto"/>
-              <w:jc w:val="both"/>
+            <w:vAlign w:val="center"/>
+          </w:tcPr>
+          <w:p>
+            <w:pPr>
+              <w:spacing w:line="360" w:lineRule="auto"/>
               <w:rPr>
                 <w:rFonts w:ascii="Times New Roman" w:hAnsi="Times New Roman" w:cs="Times New Roman"/>
                 <w:sz w:val="28"/>
@@ -3451,11 +4941,11 @@
         <w:tc>
           <w:tcPr>
             <w:tcW w:w="3544" w:type="dxa"/>
-          </w:tcPr>
-          <w:p>
-            <w:pPr>
-              <w:spacing w:line="360" w:lineRule="auto"/>
-              <w:jc w:val="both"/>
+            <w:vAlign w:val="center"/>
+          </w:tcPr>
+          <w:p>
+            <w:pPr>
+              <w:spacing w:line="360" w:lineRule="auto"/>
               <w:rPr>
                 <w:rFonts w:ascii="Times New Roman" w:hAnsi="Times New Roman" w:cs="Times New Roman"/>
                 <w:sz w:val="28"/>
@@ -3475,11 +4965,12 @@
           <w:tcPr>
             <w:tcW w:w="846" w:type="dxa"/>
             <w:vMerge/>
-          </w:tcPr>
-          <w:p>
-            <w:pPr>
-              <w:spacing w:line="360" w:lineRule="auto"/>
-              <w:jc w:val="both"/>
+            <w:vAlign w:val="center"/>
+          </w:tcPr>
+          <w:p>
+            <w:pPr>
+              <w:spacing w:line="360" w:lineRule="auto"/>
+              <w:jc w:val="center"/>
               <w:rPr>
                 <w:rFonts w:ascii="Times New Roman" w:hAnsi="Times New Roman" w:cs="Times New Roman"/>
                 <w:sz w:val="28"/>
@@ -3492,11 +4983,12 @@
         <w:tc>
           <w:tcPr>
             <w:tcW w:w="2268" w:type="dxa"/>
-          </w:tcPr>
-          <w:p>
-            <w:pPr>
-              <w:spacing w:line="360" w:lineRule="auto"/>
-              <w:jc w:val="both"/>
+            <w:vAlign w:val="center"/>
+          </w:tcPr>
+          <w:p>
+            <w:pPr>
+              <w:spacing w:line="360" w:lineRule="auto"/>
+              <w:jc w:val="center"/>
               <w:rPr>
                 <w:rFonts w:ascii="Times New Roman" w:hAnsi="Times New Roman" w:cs="Times New Roman"/>
                 <w:sz w:val="28"/>
@@ -3518,11 +5010,11 @@
         <w:tc>
           <w:tcPr>
             <w:tcW w:w="2693" w:type="dxa"/>
-          </w:tcPr>
-          <w:p>
-            <w:pPr>
-              <w:spacing w:line="360" w:lineRule="auto"/>
-              <w:jc w:val="both"/>
+            <w:vAlign w:val="center"/>
+          </w:tcPr>
+          <w:p>
+            <w:pPr>
+              <w:spacing w:line="360" w:lineRule="auto"/>
               <w:rPr>
                 <w:rFonts w:ascii="Times New Roman" w:hAnsi="Times New Roman" w:cs="Times New Roman"/>
                 <w:sz w:val="28"/>
@@ -3535,11 +5027,11 @@
         <w:tc>
           <w:tcPr>
             <w:tcW w:w="3544" w:type="dxa"/>
-          </w:tcPr>
-          <w:p>
-            <w:pPr>
-              <w:spacing w:line="360" w:lineRule="auto"/>
-              <w:jc w:val="both"/>
+            <w:vAlign w:val="center"/>
+          </w:tcPr>
+          <w:p>
+            <w:pPr>
+              <w:spacing w:line="360" w:lineRule="auto"/>
               <w:rPr>
                 <w:rFonts w:ascii="Times New Roman" w:hAnsi="Times New Roman" w:cs="Times New Roman"/>
                 <w:sz w:val="28"/>
@@ -3559,11 +5051,12 @@
           <w:tcPr>
             <w:tcW w:w="846" w:type="dxa"/>
             <w:vMerge/>
-          </w:tcPr>
-          <w:p>
-            <w:pPr>
-              <w:spacing w:line="360" w:lineRule="auto"/>
-              <w:jc w:val="both"/>
+            <w:vAlign w:val="center"/>
+          </w:tcPr>
+          <w:p>
+            <w:pPr>
+              <w:spacing w:line="360" w:lineRule="auto"/>
+              <w:jc w:val="center"/>
               <w:rPr>
                 <w:rFonts w:ascii="Times New Roman" w:hAnsi="Times New Roman" w:cs="Times New Roman"/>
                 <w:sz w:val="28"/>
@@ -3576,11 +5069,12 @@
         <w:tc>
           <w:tcPr>
             <w:tcW w:w="2268" w:type="dxa"/>
-          </w:tcPr>
-          <w:p>
-            <w:pPr>
-              <w:spacing w:line="360" w:lineRule="auto"/>
-              <w:jc w:val="both"/>
+            <w:vAlign w:val="center"/>
+          </w:tcPr>
+          <w:p>
+            <w:pPr>
+              <w:spacing w:line="360" w:lineRule="auto"/>
+              <w:jc w:val="center"/>
               <w:rPr>
                 <w:rFonts w:ascii="Times New Roman" w:hAnsi="Times New Roman" w:cs="Times New Roman"/>
                 <w:sz w:val="28"/>
@@ -3602,11 +5096,11 @@
         <w:tc>
           <w:tcPr>
             <w:tcW w:w="2693" w:type="dxa"/>
-          </w:tcPr>
-          <w:p>
-            <w:pPr>
-              <w:spacing w:line="360" w:lineRule="auto"/>
-              <w:jc w:val="both"/>
+            <w:vAlign w:val="center"/>
+          </w:tcPr>
+          <w:p>
+            <w:pPr>
+              <w:spacing w:line="360" w:lineRule="auto"/>
               <w:rPr>
                 <w:rFonts w:ascii="Times New Roman" w:hAnsi="Times New Roman" w:cs="Times New Roman"/>
                 <w:sz w:val="28"/>
@@ -3619,11 +5113,11 @@
         <w:tc>
           <w:tcPr>
             <w:tcW w:w="3544" w:type="dxa"/>
-          </w:tcPr>
-          <w:p>
-            <w:pPr>
-              <w:spacing w:line="360" w:lineRule="auto"/>
-              <w:jc w:val="both"/>
+            <w:vAlign w:val="center"/>
+          </w:tcPr>
+          <w:p>
+            <w:pPr>
+              <w:spacing w:line="360" w:lineRule="auto"/>
               <w:rPr>
                 <w:rFonts w:ascii="Times New Roman" w:hAnsi="Times New Roman" w:cs="Times New Roman"/>
                 <w:sz w:val="28"/>
@@ -3643,11 +5137,12 @@
           <w:tcPr>
             <w:tcW w:w="846" w:type="dxa"/>
             <w:vMerge/>
-          </w:tcPr>
-          <w:p>
-            <w:pPr>
-              <w:spacing w:line="360" w:lineRule="auto"/>
-              <w:jc w:val="both"/>
+            <w:vAlign w:val="center"/>
+          </w:tcPr>
+          <w:p>
+            <w:pPr>
+              <w:spacing w:line="360" w:lineRule="auto"/>
+              <w:jc w:val="center"/>
               <w:rPr>
                 <w:rFonts w:ascii="Times New Roman" w:hAnsi="Times New Roman" w:cs="Times New Roman"/>
                 <w:sz w:val="28"/>
@@ -3660,11 +5155,12 @@
         <w:tc>
           <w:tcPr>
             <w:tcW w:w="2268" w:type="dxa"/>
-          </w:tcPr>
-          <w:p>
-            <w:pPr>
-              <w:spacing w:line="360" w:lineRule="auto"/>
-              <w:jc w:val="both"/>
+            <w:vAlign w:val="center"/>
+          </w:tcPr>
+          <w:p>
+            <w:pPr>
+              <w:spacing w:line="360" w:lineRule="auto"/>
+              <w:jc w:val="center"/>
               <w:rPr>
                 <w:rFonts w:ascii="Times New Roman" w:hAnsi="Times New Roman" w:cs="Times New Roman"/>
                 <w:sz w:val="28"/>
@@ -3686,11 +5182,11 @@
         <w:tc>
           <w:tcPr>
             <w:tcW w:w="2693" w:type="dxa"/>
-          </w:tcPr>
-          <w:p>
-            <w:pPr>
-              <w:spacing w:line="360" w:lineRule="auto"/>
-              <w:jc w:val="both"/>
+            <w:vAlign w:val="center"/>
+          </w:tcPr>
+          <w:p>
+            <w:pPr>
+              <w:spacing w:line="360" w:lineRule="auto"/>
               <w:rPr>
                 <w:rFonts w:ascii="Times New Roman" w:hAnsi="Times New Roman" w:cs="Times New Roman"/>
                 <w:sz w:val="28"/>
@@ -3703,11 +5199,11 @@
         <w:tc>
           <w:tcPr>
             <w:tcW w:w="3544" w:type="dxa"/>
-          </w:tcPr>
-          <w:p>
-            <w:pPr>
-              <w:spacing w:line="360" w:lineRule="auto"/>
-              <w:jc w:val="both"/>
+            <w:vAlign w:val="center"/>
+          </w:tcPr>
+          <w:p>
+            <w:pPr>
+              <w:spacing w:line="360" w:lineRule="auto"/>
               <w:rPr>
                 <w:rFonts w:ascii="Times New Roman" w:hAnsi="Times New Roman" w:cs="Times New Roman"/>
                 <w:sz w:val="28"/>
@@ -3727,11 +5223,12 @@
           <w:tcPr>
             <w:tcW w:w="846" w:type="dxa"/>
             <w:vMerge/>
-          </w:tcPr>
-          <w:p>
-            <w:pPr>
-              <w:spacing w:line="360" w:lineRule="auto"/>
-              <w:jc w:val="both"/>
+            <w:vAlign w:val="center"/>
+          </w:tcPr>
+          <w:p>
+            <w:pPr>
+              <w:spacing w:line="360" w:lineRule="auto"/>
+              <w:jc w:val="center"/>
               <w:rPr>
                 <w:rFonts w:ascii="Times New Roman" w:hAnsi="Times New Roman" w:cs="Times New Roman"/>
                 <w:sz w:val="28"/>
@@ -3744,11 +5241,12 @@
         <w:tc>
           <w:tcPr>
             <w:tcW w:w="2268" w:type="dxa"/>
-          </w:tcPr>
-          <w:p>
-            <w:pPr>
-              <w:spacing w:line="360" w:lineRule="auto"/>
-              <w:jc w:val="both"/>
+            <w:vAlign w:val="center"/>
+          </w:tcPr>
+          <w:p>
+            <w:pPr>
+              <w:spacing w:line="360" w:lineRule="auto"/>
+              <w:jc w:val="center"/>
               <w:rPr>
                 <w:rFonts w:ascii="Times New Roman" w:hAnsi="Times New Roman" w:cs="Times New Roman"/>
                 <w:sz w:val="28"/>
@@ -3770,11 +5268,11 @@
         <w:tc>
           <w:tcPr>
             <w:tcW w:w="2693" w:type="dxa"/>
-          </w:tcPr>
-          <w:p>
-            <w:pPr>
-              <w:spacing w:line="360" w:lineRule="auto"/>
-              <w:jc w:val="both"/>
+            <w:vAlign w:val="center"/>
+          </w:tcPr>
+          <w:p>
+            <w:pPr>
+              <w:spacing w:line="360" w:lineRule="auto"/>
               <w:rPr>
                 <w:rFonts w:ascii="Times New Roman" w:hAnsi="Times New Roman" w:cs="Times New Roman"/>
                 <w:sz w:val="28"/>
@@ -3787,11 +5285,11 @@
         <w:tc>
           <w:tcPr>
             <w:tcW w:w="3544" w:type="dxa"/>
-          </w:tcPr>
-          <w:p>
-            <w:pPr>
-              <w:spacing w:line="360" w:lineRule="auto"/>
-              <w:jc w:val="both"/>
+            <w:vAlign w:val="center"/>
+          </w:tcPr>
+          <w:p>
+            <w:pPr>
+              <w:spacing w:line="360" w:lineRule="auto"/>
               <w:rPr>
                 <w:rFonts w:ascii="Times New Roman" w:hAnsi="Times New Roman" w:cs="Times New Roman"/>
                 <w:sz w:val="28"/>
@@ -3963,6 +5461,453 @@
 <file path=word/numbering.xml><?xml version="1.0" encoding="utf-8"?>
 <w:numbering xmlns:wpc="http://schemas.microsoft.com/office/word/2010/wordprocessingCanvas" xmlns:cx="http://schemas.microsoft.com/office/drawing/2014/chartex" xmlns:cx1="http://schemas.microsoft.com/office/drawing/2015/9/8/chartex" xmlns:cx2="http://schemas.microsoft.com/office/drawing/2015/10/21/chartex" xmlns:cx3="http://schemas.microsoft.com/office/drawing/2016/5/9/chartex" xmlns:cx4="http://schemas.microsoft.com/office/drawing/2016/5/10/chartex" xmlns:cx5="http://schemas.microsoft.com/office/drawing/2016/5/11/chartex" xmlns:cx6="http://schemas.microsoft.com/office/drawing/2016/5/12/chartex" xmlns:cx7="http://schemas.microsoft.com/office/drawing/2016/5/13/chartex" xmlns:cx8="http://schemas.microsoft.com/office/drawing/2016/5/14/chartex" xmlns:mc="http://schemas.openxmlformats.org/markup-compatibility/2006" xmlns:aink="http://schemas.microsoft.com/office/drawing/2016/ink" xmlns:am3d="http://schemas.microsoft.com/office/drawing/2017/model3d" xmlns:o="urn:schemas-microsoft-com:office:office" xmlns:oel="http://schemas.microsoft.com/office/2019/extlst" xmlns:r="http://schemas.openxmlformats.org/officeDocument/2006/relationships" xmlns:m="http://schemas.openxmlformats.org/officeDocument/2006/math" xmlns:v="urn:schemas-microsoft-com:vml" xmlns:wp14="http://schemas.microsoft.com/office/word/2010/wordprocessingDrawing" xmlns:wp="http://schemas.openxmlformats.org/drawingml/2006/wordprocessingDrawing" xmlns:w10="urn:schemas-microsoft-com:office:word" xmlns:w="http://schemas.openxmlformats.org/wordprocessingml/2006/main" xmlns:w14="http://schemas.microsoft.com/office/word/2010/wordml" xmlns:w15="http://schemas.microsoft.com/office/word/2012/wordml" xmlns:w16cex="http://schemas.microsoft.com/office/word/2018/wordml/cex" xmlns:w16cid="http://schemas.microsoft.com/office/word/2016/wordml/cid" xmlns:w16="http://schemas.microsoft.com/office/word/2018/wordml" xmlns:w16du="http://schemas.microsoft.com/office/word/2023/wordml/word16du" xmlns:w16sdtdh="http://schemas.microsoft.com/office/word/2020/wordml/sdtdatahash" xmlns:w16sdtfl="http://schemas.microsoft.com/office/word/2024/wordml/sdtformatlock" xmlns:w16se="http://schemas.microsoft.com/office/word/2015/wordml/symex" xmlns:wpg="http://schemas.microsoft.com/office/word/2010/wordprocessingGroup" xmlns:wpi="http://schemas.microsoft.com/office/word/2010/wordprocessingInk" xmlns:wne="http://schemas.microsoft.com/office/word/2006/wordml" xmlns:wps="http://schemas.microsoft.com/office/word/2010/wordprocessingShape" mc:Ignorable="w14 w15 w16se w16cid w16 w16cex w16sdtdh w16sdtfl w16du wp14">
   <w:abstractNum w:abstractNumId="0" w15:restartNumberingAfterBreak="0">
+    <w:nsid w:val="1C1A4F02"/>
+    <w:multiLevelType w:val="multilevel"/>
+    <w:tmpl w:val="8CEA9492"/>
+    <w:lvl w:ilvl="0">
+      <w:start w:val="1"/>
+      <w:numFmt w:val="bullet"/>
+      <w:lvlText w:val=""/>
+      <w:lvlJc w:val="left"/>
+      <w:pPr>
+        <w:tabs>
+          <w:tab w:val="num" w:pos="720"/>
+        </w:tabs>
+        <w:ind w:left="720" w:hanging="360"/>
+      </w:pPr>
+      <w:rPr>
+        <w:rFonts w:ascii="Symbol" w:hAnsi="Symbol" w:hint="default"/>
+        <w:sz w:val="20"/>
+      </w:rPr>
+    </w:lvl>
+    <w:lvl w:ilvl="1" w:tentative="1">
+      <w:start w:val="1"/>
+      <w:numFmt w:val="bullet"/>
+      <w:lvlText w:val="o"/>
+      <w:lvlJc w:val="left"/>
+      <w:pPr>
+        <w:tabs>
+          <w:tab w:val="num" w:pos="1440"/>
+        </w:tabs>
+        <w:ind w:left="1440" w:hanging="360"/>
+      </w:pPr>
+      <w:rPr>
+        <w:rFonts w:ascii="Courier New" w:hAnsi="Courier New" w:hint="default"/>
+        <w:sz w:val="20"/>
+      </w:rPr>
+    </w:lvl>
+    <w:lvl w:ilvl="2" w:tentative="1">
+      <w:start w:val="1"/>
+      <w:numFmt w:val="bullet"/>
+      <w:lvlText w:val=""/>
+      <w:lvlJc w:val="left"/>
+      <w:pPr>
+        <w:tabs>
+          <w:tab w:val="num" w:pos="2160"/>
+        </w:tabs>
+        <w:ind w:left="2160" w:hanging="360"/>
+      </w:pPr>
+      <w:rPr>
+        <w:rFonts w:ascii="Wingdings" w:hAnsi="Wingdings" w:hint="default"/>
+        <w:sz w:val="20"/>
+      </w:rPr>
+    </w:lvl>
+    <w:lvl w:ilvl="3" w:tentative="1">
+      <w:start w:val="1"/>
+      <w:numFmt w:val="bullet"/>
+      <w:lvlText w:val=""/>
+      <w:lvlJc w:val="left"/>
+      <w:pPr>
+        <w:tabs>
+          <w:tab w:val="num" w:pos="2880"/>
+        </w:tabs>
+        <w:ind w:left="2880" w:hanging="360"/>
+      </w:pPr>
+      <w:rPr>
+        <w:rFonts w:ascii="Wingdings" w:hAnsi="Wingdings" w:hint="default"/>
+        <w:sz w:val="20"/>
+      </w:rPr>
+    </w:lvl>
+    <w:lvl w:ilvl="4" w:tentative="1">
+      <w:start w:val="1"/>
+      <w:numFmt w:val="bullet"/>
+      <w:lvlText w:val=""/>
+      <w:lvlJc w:val="left"/>
+      <w:pPr>
+        <w:tabs>
+          <w:tab w:val="num" w:pos="3600"/>
+        </w:tabs>
+        <w:ind w:left="3600" w:hanging="360"/>
+      </w:pPr>
+      <w:rPr>
+        <w:rFonts w:ascii="Wingdings" w:hAnsi="Wingdings" w:hint="default"/>
+        <w:sz w:val="20"/>
+      </w:rPr>
+    </w:lvl>
+    <w:lvl w:ilvl="5" w:tentative="1">
+      <w:start w:val="1"/>
+      <w:numFmt w:val="bullet"/>
+      <w:lvlText w:val=""/>
+      <w:lvlJc w:val="left"/>
+      <w:pPr>
+        <w:tabs>
+          <w:tab w:val="num" w:pos="4320"/>
+        </w:tabs>
+        <w:ind w:left="4320" w:hanging="360"/>
+      </w:pPr>
+      <w:rPr>
+        <w:rFonts w:ascii="Wingdings" w:hAnsi="Wingdings" w:hint="default"/>
+        <w:sz w:val="20"/>
+      </w:rPr>
+    </w:lvl>
+    <w:lvl w:ilvl="6" w:tentative="1">
+      <w:start w:val="1"/>
+      <w:numFmt w:val="bullet"/>
+      <w:lvlText w:val=""/>
+      <w:lvlJc w:val="left"/>
+      <w:pPr>
+        <w:tabs>
+          <w:tab w:val="num" w:pos="5040"/>
+        </w:tabs>
+        <w:ind w:left="5040" w:hanging="360"/>
+      </w:pPr>
+      <w:rPr>
+        <w:rFonts w:ascii="Wingdings" w:hAnsi="Wingdings" w:hint="default"/>
+        <w:sz w:val="20"/>
+      </w:rPr>
+    </w:lvl>
+    <w:lvl w:ilvl="7" w:tentative="1">
+      <w:start w:val="1"/>
+      <w:numFmt w:val="bullet"/>
+      <w:lvlText w:val=""/>
+      <w:lvlJc w:val="left"/>
+      <w:pPr>
+        <w:tabs>
+          <w:tab w:val="num" w:pos="5760"/>
+        </w:tabs>
+        <w:ind w:left="5760" w:hanging="360"/>
+      </w:pPr>
+      <w:rPr>
+        <w:rFonts w:ascii="Wingdings" w:hAnsi="Wingdings" w:hint="default"/>
+        <w:sz w:val="20"/>
+      </w:rPr>
+    </w:lvl>
+    <w:lvl w:ilvl="8" w:tentative="1">
+      <w:start w:val="1"/>
+      <w:numFmt w:val="bullet"/>
+      <w:lvlText w:val=""/>
+      <w:lvlJc w:val="left"/>
+      <w:pPr>
+        <w:tabs>
+          <w:tab w:val="num" w:pos="6480"/>
+        </w:tabs>
+        <w:ind w:left="6480" w:hanging="360"/>
+      </w:pPr>
+      <w:rPr>
+        <w:rFonts w:ascii="Wingdings" w:hAnsi="Wingdings" w:hint="default"/>
+        <w:sz w:val="20"/>
+      </w:rPr>
+    </w:lvl>
+  </w:abstractNum>
+  <w:abstractNum w:abstractNumId="1" w15:restartNumberingAfterBreak="0">
+    <w:nsid w:val="36761A8C"/>
+    <w:multiLevelType w:val="multilevel"/>
+    <w:tmpl w:val="5D5E749C"/>
+    <w:lvl w:ilvl="0">
+      <w:start w:val="1"/>
+      <w:numFmt w:val="bullet"/>
+      <w:lvlText w:val=""/>
+      <w:lvlJc w:val="left"/>
+      <w:pPr>
+        <w:tabs>
+          <w:tab w:val="num" w:pos="720"/>
+        </w:tabs>
+        <w:ind w:left="720" w:hanging="360"/>
+      </w:pPr>
+      <w:rPr>
+        <w:rFonts w:ascii="Symbol" w:hAnsi="Symbol" w:hint="default"/>
+        <w:sz w:val="20"/>
+      </w:rPr>
+    </w:lvl>
+    <w:lvl w:ilvl="1" w:tentative="1">
+      <w:start w:val="1"/>
+      <w:numFmt w:val="bullet"/>
+      <w:lvlText w:val="o"/>
+      <w:lvlJc w:val="left"/>
+      <w:pPr>
+        <w:tabs>
+          <w:tab w:val="num" w:pos="1440"/>
+        </w:tabs>
+        <w:ind w:left="1440" w:hanging="360"/>
+      </w:pPr>
+      <w:rPr>
+        <w:rFonts w:ascii="Courier New" w:hAnsi="Courier New" w:hint="default"/>
+        <w:sz w:val="20"/>
+      </w:rPr>
+    </w:lvl>
+    <w:lvl w:ilvl="2" w:tentative="1">
+      <w:start w:val="1"/>
+      <w:numFmt w:val="bullet"/>
+      <w:lvlText w:val=""/>
+      <w:lvlJc w:val="left"/>
+      <w:pPr>
+        <w:tabs>
+          <w:tab w:val="num" w:pos="2160"/>
+        </w:tabs>
+        <w:ind w:left="2160" w:hanging="360"/>
+      </w:pPr>
+      <w:rPr>
+        <w:rFonts w:ascii="Wingdings" w:hAnsi="Wingdings" w:hint="default"/>
+        <w:sz w:val="20"/>
+      </w:rPr>
+    </w:lvl>
+    <w:lvl w:ilvl="3" w:tentative="1">
+      <w:start w:val="1"/>
+      <w:numFmt w:val="bullet"/>
+      <w:lvlText w:val=""/>
+      <w:lvlJc w:val="left"/>
+      <w:pPr>
+        <w:tabs>
+          <w:tab w:val="num" w:pos="2880"/>
+        </w:tabs>
+        <w:ind w:left="2880" w:hanging="360"/>
+      </w:pPr>
+      <w:rPr>
+        <w:rFonts w:ascii="Wingdings" w:hAnsi="Wingdings" w:hint="default"/>
+        <w:sz w:val="20"/>
+      </w:rPr>
+    </w:lvl>
+    <w:lvl w:ilvl="4" w:tentative="1">
+      <w:start w:val="1"/>
+      <w:numFmt w:val="bullet"/>
+      <w:lvlText w:val=""/>
+      <w:lvlJc w:val="left"/>
+      <w:pPr>
+        <w:tabs>
+          <w:tab w:val="num" w:pos="3600"/>
+        </w:tabs>
+        <w:ind w:left="3600" w:hanging="360"/>
+      </w:pPr>
+      <w:rPr>
+        <w:rFonts w:ascii="Wingdings" w:hAnsi="Wingdings" w:hint="default"/>
+        <w:sz w:val="20"/>
+      </w:rPr>
+    </w:lvl>
+    <w:lvl w:ilvl="5" w:tentative="1">
+      <w:start w:val="1"/>
+      <w:numFmt w:val="bullet"/>
+      <w:lvlText w:val=""/>
+      <w:lvlJc w:val="left"/>
+      <w:pPr>
+        <w:tabs>
+          <w:tab w:val="num" w:pos="4320"/>
+        </w:tabs>
+        <w:ind w:left="4320" w:hanging="360"/>
+      </w:pPr>
+      <w:rPr>
+        <w:rFonts w:ascii="Wingdings" w:hAnsi="Wingdings" w:hint="default"/>
+        <w:sz w:val="20"/>
+      </w:rPr>
+    </w:lvl>
+    <w:lvl w:ilvl="6" w:tentative="1">
+      <w:start w:val="1"/>
+      <w:numFmt w:val="bullet"/>
+      <w:lvlText w:val=""/>
+      <w:lvlJc w:val="left"/>
+      <w:pPr>
+        <w:tabs>
+          <w:tab w:val="num" w:pos="5040"/>
+        </w:tabs>
+        <w:ind w:left="5040" w:hanging="360"/>
+      </w:pPr>
+      <w:rPr>
+        <w:rFonts w:ascii="Wingdings" w:hAnsi="Wingdings" w:hint="default"/>
+        <w:sz w:val="20"/>
+      </w:rPr>
+    </w:lvl>
+    <w:lvl w:ilvl="7" w:tentative="1">
+      <w:start w:val="1"/>
+      <w:numFmt w:val="bullet"/>
+      <w:lvlText w:val=""/>
+      <w:lvlJc w:val="left"/>
+      <w:pPr>
+        <w:tabs>
+          <w:tab w:val="num" w:pos="5760"/>
+        </w:tabs>
+        <w:ind w:left="5760" w:hanging="360"/>
+      </w:pPr>
+      <w:rPr>
+        <w:rFonts w:ascii="Wingdings" w:hAnsi="Wingdings" w:hint="default"/>
+        <w:sz w:val="20"/>
+      </w:rPr>
+    </w:lvl>
+    <w:lvl w:ilvl="8" w:tentative="1">
+      <w:start w:val="1"/>
+      <w:numFmt w:val="bullet"/>
+      <w:lvlText w:val=""/>
+      <w:lvlJc w:val="left"/>
+      <w:pPr>
+        <w:tabs>
+          <w:tab w:val="num" w:pos="6480"/>
+        </w:tabs>
+        <w:ind w:left="6480" w:hanging="360"/>
+      </w:pPr>
+      <w:rPr>
+        <w:rFonts w:ascii="Wingdings" w:hAnsi="Wingdings" w:hint="default"/>
+        <w:sz w:val="20"/>
+      </w:rPr>
+    </w:lvl>
+  </w:abstractNum>
+  <w:abstractNum w:abstractNumId="2" w15:restartNumberingAfterBreak="0">
+    <w:nsid w:val="493D0056"/>
+    <w:multiLevelType w:val="multilevel"/>
+    <w:tmpl w:val="3208C426"/>
+    <w:lvl w:ilvl="0">
+      <w:start w:val="1"/>
+      <w:numFmt w:val="bullet"/>
+      <w:lvlText w:val=""/>
+      <w:lvlJc w:val="left"/>
+      <w:pPr>
+        <w:tabs>
+          <w:tab w:val="num" w:pos="720"/>
+        </w:tabs>
+        <w:ind w:left="720" w:hanging="360"/>
+      </w:pPr>
+      <w:rPr>
+        <w:rFonts w:ascii="Symbol" w:hAnsi="Symbol" w:hint="default"/>
+        <w:sz w:val="20"/>
+      </w:rPr>
+    </w:lvl>
+    <w:lvl w:ilvl="1" w:tentative="1">
+      <w:start w:val="1"/>
+      <w:numFmt w:val="bullet"/>
+      <w:lvlText w:val="o"/>
+      <w:lvlJc w:val="left"/>
+      <w:pPr>
+        <w:tabs>
+          <w:tab w:val="num" w:pos="1440"/>
+        </w:tabs>
+        <w:ind w:left="1440" w:hanging="360"/>
+      </w:pPr>
+      <w:rPr>
+        <w:rFonts w:ascii="Courier New" w:hAnsi="Courier New" w:hint="default"/>
+        <w:sz w:val="20"/>
+      </w:rPr>
+    </w:lvl>
+    <w:lvl w:ilvl="2" w:tentative="1">
+      <w:start w:val="1"/>
+      <w:numFmt w:val="bullet"/>
+      <w:lvlText w:val=""/>
+      <w:lvlJc w:val="left"/>
+      <w:pPr>
+        <w:tabs>
+          <w:tab w:val="num" w:pos="2160"/>
+        </w:tabs>
+        <w:ind w:left="2160" w:hanging="360"/>
+      </w:pPr>
+      <w:rPr>
+        <w:rFonts w:ascii="Wingdings" w:hAnsi="Wingdings" w:hint="default"/>
+        <w:sz w:val="20"/>
+      </w:rPr>
+    </w:lvl>
+    <w:lvl w:ilvl="3" w:tentative="1">
+      <w:start w:val="1"/>
+      <w:numFmt w:val="bullet"/>
+      <w:lvlText w:val=""/>
+      <w:lvlJc w:val="left"/>
+      <w:pPr>
+        <w:tabs>
+          <w:tab w:val="num" w:pos="2880"/>
+        </w:tabs>
+        <w:ind w:left="2880" w:hanging="360"/>
+      </w:pPr>
+      <w:rPr>
+        <w:rFonts w:ascii="Wingdings" w:hAnsi="Wingdings" w:hint="default"/>
+        <w:sz w:val="20"/>
+      </w:rPr>
+    </w:lvl>
+    <w:lvl w:ilvl="4" w:tentative="1">
+      <w:start w:val="1"/>
+      <w:numFmt w:val="bullet"/>
+      <w:lvlText w:val=""/>
+      <w:lvlJc w:val="left"/>
+      <w:pPr>
+        <w:tabs>
+          <w:tab w:val="num" w:pos="3600"/>
+        </w:tabs>
+        <w:ind w:left="3600" w:hanging="360"/>
+      </w:pPr>
+      <w:rPr>
+        <w:rFonts w:ascii="Wingdings" w:hAnsi="Wingdings" w:hint="default"/>
+        <w:sz w:val="20"/>
+      </w:rPr>
+    </w:lvl>
+    <w:lvl w:ilvl="5" w:tentative="1">
+      <w:start w:val="1"/>
+      <w:numFmt w:val="bullet"/>
+      <w:lvlText w:val=""/>
+      <w:lvlJc w:val="left"/>
+      <w:pPr>
+        <w:tabs>
+          <w:tab w:val="num" w:pos="4320"/>
+        </w:tabs>
+        <w:ind w:left="4320" w:hanging="360"/>
+      </w:pPr>
+      <w:rPr>
+        <w:rFonts w:ascii="Wingdings" w:hAnsi="Wingdings" w:hint="default"/>
+        <w:sz w:val="20"/>
+      </w:rPr>
+    </w:lvl>
+    <w:lvl w:ilvl="6" w:tentative="1">
+      <w:start w:val="1"/>
+      <w:numFmt w:val="bullet"/>
+      <w:lvlText w:val=""/>
+      <w:lvlJc w:val="left"/>
+      <w:pPr>
+        <w:tabs>
+          <w:tab w:val="num" w:pos="5040"/>
+        </w:tabs>
+        <w:ind w:left="5040" w:hanging="360"/>
+      </w:pPr>
+      <w:rPr>
+        <w:rFonts w:ascii="Wingdings" w:hAnsi="Wingdings" w:hint="default"/>
+        <w:sz w:val="20"/>
+      </w:rPr>
+    </w:lvl>
+    <w:lvl w:ilvl="7" w:tentative="1">
+      <w:start w:val="1"/>
+      <w:numFmt w:val="bullet"/>
+      <w:lvlText w:val=""/>
+      <w:lvlJc w:val="left"/>
+      <w:pPr>
+        <w:tabs>
+          <w:tab w:val="num" w:pos="5760"/>
+        </w:tabs>
+        <w:ind w:left="5760" w:hanging="360"/>
+      </w:pPr>
+      <w:rPr>
+        <w:rFonts w:ascii="Wingdings" w:hAnsi="Wingdings" w:hint="default"/>
+        <w:sz w:val="20"/>
+      </w:rPr>
+    </w:lvl>
+    <w:lvl w:ilvl="8" w:tentative="1">
+      <w:start w:val="1"/>
+      <w:numFmt w:val="bullet"/>
+      <w:lvlText w:val=""/>
+      <w:lvlJc w:val="left"/>
+      <w:pPr>
+        <w:tabs>
+          <w:tab w:val="num" w:pos="6480"/>
+        </w:tabs>
+        <w:ind w:left="6480" w:hanging="360"/>
+      </w:pPr>
+      <w:rPr>
+        <w:rFonts w:ascii="Wingdings" w:hAnsi="Wingdings" w:hint="default"/>
+        <w:sz w:val="20"/>
+      </w:rPr>
+    </w:lvl>
+  </w:abstractNum>
+  <w:abstractNum w:abstractNumId="3" w15:restartNumberingAfterBreak="0">
     <w:nsid w:val="75BB65CA"/>
     <w:multiLevelType w:val="hybridMultilevel"/>
     <w:tmpl w:val="0744F634"/>
@@ -4077,7 +6022,16 @@
     </w:lvl>
   </w:abstractNum>
   <w:num w:numId="1" w16cid:durableId="1953828696">
+    <w:abstractNumId w:val="3"/>
+  </w:num>
+  <w:num w:numId="2" w16cid:durableId="80686749">
     <w:abstractNumId w:val="0"/>
+  </w:num>
+  <w:num w:numId="3" w16cid:durableId="1101803932">
+    <w:abstractNumId w:val="2"/>
+  </w:num>
+  <w:num w:numId="4" w16cid:durableId="2122217355">
+    <w:abstractNumId w:val="1"/>
   </w:num>
 </w:numbering>
 </file>

--- a/BaoCaoHocTap2.docx
+++ b/BaoCaoHocTap2.docx
@@ -36,20 +36,6 @@
         </w:rPr>
         <w:t xml:space="preserve"> CÁO HỌC TẬP CÁ NHÂN/NHÓM</w:t>
       </w:r>
-    </w:p>
-    <w:p>
-      <w:pPr>
-        <w:spacing w:before="100" w:after="100" w:line="360" w:lineRule="auto"/>
-        <w:jc w:val="center"/>
-        <w:rPr>
-          <w:rFonts w:ascii="Times New Roman" w:hAnsi="Times New Roman" w:cs="Times New Roman"/>
-          <w:b/>
-          <w:bCs/>
-          <w:sz w:val="28"/>
-          <w:szCs w:val="28"/>
-          <w:lang w:val="vi-VN"/>
-        </w:rPr>
-      </w:pPr>
     </w:p>
     <w:p>
       <w:pPr>
@@ -120,6 +106,740 @@
         </w:rPr>
         <w:t>Tên nhóm: 13</w:t>
       </w:r>
+    </w:p>
+    <w:p>
+      <w:pPr>
+        <w:spacing w:after="160" w:line="360" w:lineRule="auto"/>
+        <w:rPr>
+          <w:rFonts w:ascii="Times New Roman" w:hAnsi="Times New Roman" w:cs="Times New Roman"/>
+          <w:color w:val="000000" w:themeColor="text1"/>
+          <w:sz w:val="28"/>
+          <w:szCs w:val="28"/>
+          <w:lang w:val="vi-VN"/>
+        </w:rPr>
+      </w:pPr>
+      <w:r>
+        <w:rPr>
+          <w:rFonts w:ascii="Times New Roman" w:hAnsi="Times New Roman" w:cs="Times New Roman"/>
+          <w:color w:val="000000" w:themeColor="text1"/>
+          <w:sz w:val="28"/>
+          <w:szCs w:val="28"/>
+        </w:rPr>
+        <w:t>Họ và tên thành viên trong nhóm</w:t>
+      </w:r>
+      <w:r>
+        <w:rPr>
+          <w:rFonts w:ascii="Times New Roman" w:hAnsi="Times New Roman" w:cs="Times New Roman"/>
+          <w:color w:val="000000" w:themeColor="text1"/>
+          <w:sz w:val="28"/>
+          <w:szCs w:val="28"/>
+          <w:lang w:val="vi-VN"/>
+        </w:rPr>
+        <w:t>:</w:t>
+      </w:r>
+    </w:p>
+    <w:tbl>
+      <w:tblPr>
+        <w:tblStyle w:val="TableGrid"/>
+        <w:tblpPr w:leftFromText="180" w:rightFromText="180" w:vertAnchor="text" w:horzAnchor="page" w:tblpX="3328" w:tblpY="-26"/>
+        <w:tblW w:w="0" w:type="auto"/>
+        <w:tblBorders>
+          <w:top w:val="none" w:sz="0" w:space="0" w:color="auto"/>
+          <w:left w:val="none" w:sz="0" w:space="0" w:color="auto"/>
+          <w:bottom w:val="none" w:sz="0" w:space="0" w:color="auto"/>
+          <w:right w:val="none" w:sz="0" w:space="0" w:color="auto"/>
+          <w:insideH w:val="none" w:sz="0" w:space="0" w:color="auto"/>
+          <w:insideV w:val="none" w:sz="0" w:space="0" w:color="auto"/>
+        </w:tblBorders>
+        <w:tblLook w:val="04A0" w:firstRow="1" w:lastRow="0" w:firstColumn="1" w:lastColumn="0" w:noHBand="0" w:noVBand="1"/>
+      </w:tblPr>
+      <w:tblGrid>
+        <w:gridCol w:w="3069"/>
+        <w:gridCol w:w="1208"/>
+        <w:gridCol w:w="1761"/>
+      </w:tblGrid>
+      <w:tr>
+        <w:trPr>
+          <w:trHeight w:val="548"/>
+        </w:trPr>
+        <w:tc>
+          <w:tcPr>
+            <w:tcW w:w="3069" w:type="dxa"/>
+          </w:tcPr>
+          <w:p>
+            <w:pPr>
+              <w:spacing w:after="120" w:line="360" w:lineRule="auto"/>
+              <w:ind w:right="49"/>
+              <w:rPr>
+                <w:rFonts w:ascii="Times New Roman" w:hAnsi="Times New Roman" w:cs="Times New Roman"/>
+                <w:color w:val="000000"/>
+                <w:sz w:val="28"/>
+                <w:szCs w:val="28"/>
+                <w:lang w:val="vi-VN"/>
+              </w:rPr>
+            </w:pPr>
+            <w:r>
+              <w:rPr>
+                <w:rFonts w:ascii="Times New Roman" w:hAnsi="Times New Roman" w:cs="Times New Roman"/>
+                <w:sz w:val="28"/>
+                <w:szCs w:val="28"/>
+                <w:lang w:val="vi-VN"/>
+              </w:rPr>
+              <w:t>Ngô Khánh Chiến</w:t>
+            </w:r>
+            <w:r>
+              <w:rPr>
+                <w:rFonts w:ascii="Times New Roman" w:hAnsi="Times New Roman" w:cs="Times New Roman"/>
+                <w:sz w:val="28"/>
+                <w:szCs w:val="28"/>
+              </w:rPr>
+              <w:t xml:space="preserve"> </w:t>
+            </w:r>
+            <w:r>
+              <w:rPr>
+                <w:rFonts w:ascii="Times New Roman" w:hAnsi="Times New Roman" w:cs="Times New Roman"/>
+                <w:sz w:val="28"/>
+                <w:szCs w:val="28"/>
+                <w:lang w:val="vi-VN"/>
+              </w:rPr>
+              <w:t xml:space="preserve"> </w:t>
+            </w:r>
+          </w:p>
+        </w:tc>
+        <w:tc>
+          <w:tcPr>
+            <w:tcW w:w="1208" w:type="dxa"/>
+          </w:tcPr>
+          <w:p>
+            <w:pPr>
+              <w:spacing w:after="120" w:line="360" w:lineRule="auto"/>
+              <w:ind w:right="49"/>
+              <w:rPr>
+                <w:rFonts w:ascii="Times New Roman" w:hAnsi="Times New Roman" w:cs="Times New Roman"/>
+                <w:color w:val="000000"/>
+                <w:sz w:val="28"/>
+                <w:szCs w:val="28"/>
+                <w:lang w:val="vi-VN"/>
+              </w:rPr>
+            </w:pPr>
+            <w:r>
+              <w:rPr>
+                <w:rFonts w:ascii="Times New Roman" w:hAnsi="Times New Roman" w:cs="Times New Roman"/>
+                <w:sz w:val="28"/>
+                <w:szCs w:val="28"/>
+              </w:rPr>
+              <w:t>Mã</w:t>
+            </w:r>
+            <w:r>
+              <w:rPr>
+                <w:rFonts w:ascii="Times New Roman" w:hAnsi="Times New Roman" w:cs="Times New Roman"/>
+                <w:spacing w:val="-2"/>
+                <w:sz w:val="28"/>
+                <w:szCs w:val="28"/>
+              </w:rPr>
+              <w:t xml:space="preserve"> </w:t>
+            </w:r>
+            <w:r>
+              <w:rPr>
+                <w:rFonts w:ascii="Times New Roman" w:hAnsi="Times New Roman" w:cs="Times New Roman"/>
+                <w:sz w:val="28"/>
+                <w:szCs w:val="28"/>
+              </w:rPr>
+              <w:t>SV:</w:t>
+            </w:r>
+          </w:p>
+        </w:tc>
+        <w:tc>
+          <w:tcPr>
+            <w:tcW w:w="1761" w:type="dxa"/>
+          </w:tcPr>
+          <w:p>
+            <w:pPr>
+              <w:spacing w:after="120" w:line="360" w:lineRule="auto"/>
+              <w:ind w:right="49"/>
+              <w:rPr>
+                <w:rFonts w:ascii="Times New Roman" w:hAnsi="Times New Roman" w:cs="Times New Roman"/>
+                <w:color w:val="000000"/>
+                <w:sz w:val="28"/>
+                <w:szCs w:val="28"/>
+                <w:lang w:val="vi-VN"/>
+              </w:rPr>
+            </w:pPr>
+            <w:r>
+              <w:rPr>
+                <w:rFonts w:ascii="Times New Roman" w:hAnsi="Times New Roman" w:cs="Times New Roman"/>
+                <w:spacing w:val="-2"/>
+                <w:sz w:val="28"/>
+                <w:szCs w:val="28"/>
+              </w:rPr>
+              <w:t>202</w:t>
+            </w:r>
+            <w:r>
+              <w:rPr>
+                <w:rFonts w:ascii="Times New Roman" w:hAnsi="Times New Roman" w:cs="Times New Roman"/>
+                <w:spacing w:val="-2"/>
+                <w:sz w:val="28"/>
+                <w:szCs w:val="28"/>
+                <w:lang w:val="vi-VN"/>
+              </w:rPr>
+              <w:t>3604121</w:t>
+            </w:r>
+          </w:p>
+        </w:tc>
+      </w:tr>
+      <w:tr>
+        <w:trPr>
+          <w:trHeight w:val="548"/>
+        </w:trPr>
+        <w:tc>
+          <w:tcPr>
+            <w:tcW w:w="3069" w:type="dxa"/>
+          </w:tcPr>
+          <w:p>
+            <w:pPr>
+              <w:spacing w:after="120" w:line="360" w:lineRule="auto"/>
+              <w:ind w:right="49"/>
+              <w:rPr>
+                <w:rFonts w:ascii="Times New Roman" w:hAnsi="Times New Roman" w:cs="Times New Roman"/>
+                <w:color w:val="000000"/>
+                <w:sz w:val="28"/>
+                <w:szCs w:val="28"/>
+                <w:lang w:val="vi-VN"/>
+              </w:rPr>
+            </w:pPr>
+            <w:r>
+              <w:rPr>
+                <w:rFonts w:ascii="Times New Roman" w:hAnsi="Times New Roman" w:cs="Times New Roman"/>
+                <w:sz w:val="28"/>
+                <w:szCs w:val="28"/>
+                <w:lang w:val="vi-VN"/>
+              </w:rPr>
+              <w:t>Nguyễn Hữu</w:t>
+            </w:r>
+            <w:r>
+              <w:rPr>
+                <w:rFonts w:ascii="Times New Roman" w:hAnsi="Times New Roman" w:cs="Times New Roman"/>
+                <w:spacing w:val="-5"/>
+                <w:sz w:val="28"/>
+                <w:szCs w:val="28"/>
+              </w:rPr>
+              <w:t xml:space="preserve"> Đạt</w:t>
+            </w:r>
+          </w:p>
+        </w:tc>
+        <w:tc>
+          <w:tcPr>
+            <w:tcW w:w="1208" w:type="dxa"/>
+          </w:tcPr>
+          <w:p>
+            <w:pPr>
+              <w:spacing w:after="120" w:line="360" w:lineRule="auto"/>
+              <w:ind w:right="49"/>
+              <w:rPr>
+                <w:rFonts w:ascii="Times New Roman" w:hAnsi="Times New Roman" w:cs="Times New Roman"/>
+                <w:color w:val="000000"/>
+                <w:sz w:val="28"/>
+                <w:szCs w:val="28"/>
+                <w:lang w:val="vi-VN"/>
+              </w:rPr>
+            </w:pPr>
+            <w:r>
+              <w:rPr>
+                <w:rFonts w:ascii="Times New Roman" w:hAnsi="Times New Roman" w:cs="Times New Roman"/>
+                <w:sz w:val="28"/>
+                <w:szCs w:val="28"/>
+              </w:rPr>
+              <w:t>Mã</w:t>
+            </w:r>
+            <w:r>
+              <w:rPr>
+                <w:rFonts w:ascii="Times New Roman" w:hAnsi="Times New Roman" w:cs="Times New Roman"/>
+                <w:spacing w:val="-2"/>
+                <w:sz w:val="28"/>
+                <w:szCs w:val="28"/>
+              </w:rPr>
+              <w:t xml:space="preserve"> </w:t>
+            </w:r>
+            <w:r>
+              <w:rPr>
+                <w:rFonts w:ascii="Times New Roman" w:hAnsi="Times New Roman" w:cs="Times New Roman"/>
+                <w:sz w:val="28"/>
+                <w:szCs w:val="28"/>
+              </w:rPr>
+              <w:t>SV:</w:t>
+            </w:r>
+          </w:p>
+        </w:tc>
+        <w:tc>
+          <w:tcPr>
+            <w:tcW w:w="1761" w:type="dxa"/>
+          </w:tcPr>
+          <w:p>
+            <w:pPr>
+              <w:spacing w:after="120" w:line="360" w:lineRule="auto"/>
+              <w:ind w:right="49"/>
+              <w:rPr>
+                <w:rFonts w:ascii="Times New Roman" w:hAnsi="Times New Roman" w:cs="Times New Roman"/>
+                <w:spacing w:val="-2"/>
+                <w:sz w:val="28"/>
+                <w:szCs w:val="28"/>
+                <w:lang w:val="vi-VN"/>
+              </w:rPr>
+            </w:pPr>
+            <w:r>
+              <w:rPr>
+                <w:rFonts w:ascii="Times New Roman" w:hAnsi="Times New Roman" w:cs="Times New Roman"/>
+                <w:spacing w:val="-2"/>
+                <w:sz w:val="28"/>
+                <w:szCs w:val="28"/>
+              </w:rPr>
+              <w:t>202</w:t>
+            </w:r>
+            <w:r>
+              <w:rPr>
+                <w:rFonts w:ascii="Times New Roman" w:hAnsi="Times New Roman" w:cs="Times New Roman"/>
+                <w:spacing w:val="-2"/>
+                <w:sz w:val="28"/>
+                <w:szCs w:val="28"/>
+                <w:lang w:val="vi-VN"/>
+              </w:rPr>
+              <w:t>3604397</w:t>
+            </w:r>
+          </w:p>
+        </w:tc>
+      </w:tr>
+      <w:tr>
+        <w:trPr>
+          <w:trHeight w:val="548"/>
+        </w:trPr>
+        <w:tc>
+          <w:tcPr>
+            <w:tcW w:w="3069" w:type="dxa"/>
+          </w:tcPr>
+          <w:p>
+            <w:pPr>
+              <w:spacing w:after="120" w:line="360" w:lineRule="auto"/>
+              <w:ind w:right="49"/>
+              <w:rPr>
+                <w:rFonts w:ascii="Times New Roman" w:hAnsi="Times New Roman" w:cs="Times New Roman"/>
+                <w:color w:val="000000"/>
+                <w:sz w:val="28"/>
+                <w:szCs w:val="28"/>
+                <w:lang w:val="vi-VN"/>
+              </w:rPr>
+            </w:pPr>
+            <w:r>
+              <w:rPr>
+                <w:rFonts w:ascii="Times New Roman" w:hAnsi="Times New Roman" w:cs="Times New Roman"/>
+                <w:sz w:val="28"/>
+                <w:szCs w:val="28"/>
+                <w:lang w:val="vi-VN"/>
+              </w:rPr>
+              <w:t>Vũ Huy Hoàng</w:t>
+            </w:r>
+            <w:r>
+              <w:rPr>
+                <w:rFonts w:ascii="Times New Roman" w:hAnsi="Times New Roman" w:cs="Times New Roman"/>
+                <w:sz w:val="28"/>
+                <w:szCs w:val="28"/>
+              </w:rPr>
+              <w:t xml:space="preserve"> </w:t>
+            </w:r>
+            <w:r>
+              <w:rPr>
+                <w:rFonts w:ascii="Times New Roman" w:hAnsi="Times New Roman" w:cs="Times New Roman"/>
+                <w:sz w:val="28"/>
+                <w:szCs w:val="28"/>
+                <w:lang w:val="vi-VN"/>
+              </w:rPr>
+              <w:t xml:space="preserve"> </w:t>
+            </w:r>
+          </w:p>
+        </w:tc>
+        <w:tc>
+          <w:tcPr>
+            <w:tcW w:w="1208" w:type="dxa"/>
+          </w:tcPr>
+          <w:p>
+            <w:pPr>
+              <w:spacing w:after="120" w:line="360" w:lineRule="auto"/>
+              <w:ind w:right="49"/>
+              <w:rPr>
+                <w:rFonts w:ascii="Times New Roman" w:hAnsi="Times New Roman" w:cs="Times New Roman"/>
+                <w:color w:val="000000"/>
+                <w:sz w:val="28"/>
+                <w:szCs w:val="28"/>
+                <w:lang w:val="vi-VN"/>
+              </w:rPr>
+            </w:pPr>
+            <w:r>
+              <w:rPr>
+                <w:rFonts w:ascii="Times New Roman" w:hAnsi="Times New Roman" w:cs="Times New Roman"/>
+                <w:sz w:val="28"/>
+                <w:szCs w:val="28"/>
+              </w:rPr>
+              <w:t>Mã</w:t>
+            </w:r>
+            <w:r>
+              <w:rPr>
+                <w:rFonts w:ascii="Times New Roman" w:hAnsi="Times New Roman" w:cs="Times New Roman"/>
+                <w:spacing w:val="-2"/>
+                <w:sz w:val="28"/>
+                <w:szCs w:val="28"/>
+              </w:rPr>
+              <w:t xml:space="preserve"> </w:t>
+            </w:r>
+            <w:r>
+              <w:rPr>
+                <w:rFonts w:ascii="Times New Roman" w:hAnsi="Times New Roman" w:cs="Times New Roman"/>
+                <w:sz w:val="28"/>
+                <w:szCs w:val="28"/>
+              </w:rPr>
+              <w:t>SV:</w:t>
+            </w:r>
+          </w:p>
+        </w:tc>
+        <w:tc>
+          <w:tcPr>
+            <w:tcW w:w="1761" w:type="dxa"/>
+          </w:tcPr>
+          <w:p>
+            <w:pPr>
+              <w:spacing w:after="120" w:line="360" w:lineRule="auto"/>
+              <w:ind w:right="49"/>
+              <w:rPr>
+                <w:rFonts w:ascii="Times New Roman" w:hAnsi="Times New Roman" w:cs="Times New Roman"/>
+                <w:color w:val="000000"/>
+                <w:sz w:val="28"/>
+                <w:szCs w:val="28"/>
+                <w:lang w:val="vi-VN"/>
+              </w:rPr>
+            </w:pPr>
+            <w:r>
+              <w:rPr>
+                <w:rFonts w:ascii="Times New Roman" w:hAnsi="Times New Roman" w:cs="Times New Roman"/>
+                <w:spacing w:val="-2"/>
+                <w:sz w:val="28"/>
+                <w:szCs w:val="28"/>
+              </w:rPr>
+              <w:t>202</w:t>
+            </w:r>
+            <w:r>
+              <w:rPr>
+                <w:rFonts w:ascii="Times New Roman" w:hAnsi="Times New Roman" w:cs="Times New Roman"/>
+                <w:spacing w:val="-2"/>
+                <w:sz w:val="28"/>
+                <w:szCs w:val="28"/>
+                <w:lang w:val="vi-VN"/>
+              </w:rPr>
+              <w:t>3603577</w:t>
+            </w:r>
+          </w:p>
+        </w:tc>
+      </w:tr>
+      <w:tr>
+        <w:trPr>
+          <w:trHeight w:val="557"/>
+        </w:trPr>
+        <w:tc>
+          <w:tcPr>
+            <w:tcW w:w="3069" w:type="dxa"/>
+          </w:tcPr>
+          <w:p>
+            <w:pPr>
+              <w:spacing w:after="120" w:line="360" w:lineRule="auto"/>
+              <w:ind w:right="49"/>
+              <w:rPr>
+                <w:rFonts w:ascii="Times New Roman" w:hAnsi="Times New Roman" w:cs="Times New Roman"/>
+                <w:color w:val="000000"/>
+                <w:sz w:val="28"/>
+                <w:szCs w:val="28"/>
+                <w:lang w:val="vi-VN"/>
+              </w:rPr>
+            </w:pPr>
+            <w:r>
+              <w:rPr>
+                <w:rFonts w:ascii="Times New Roman" w:hAnsi="Times New Roman" w:cs="Times New Roman"/>
+                <w:sz w:val="28"/>
+                <w:szCs w:val="28"/>
+                <w:lang w:val="vi-VN"/>
+              </w:rPr>
+              <w:t>Nguyễn Thị Oanh</w:t>
+            </w:r>
+            <w:r>
+              <w:rPr>
+                <w:rFonts w:ascii="Times New Roman" w:hAnsi="Times New Roman" w:cs="Times New Roman"/>
+                <w:sz w:val="28"/>
+                <w:szCs w:val="28"/>
+              </w:rPr>
+              <w:t xml:space="preserve"> </w:t>
+            </w:r>
+            <w:r>
+              <w:rPr>
+                <w:rFonts w:ascii="Times New Roman" w:hAnsi="Times New Roman" w:cs="Times New Roman"/>
+                <w:sz w:val="28"/>
+                <w:szCs w:val="28"/>
+                <w:lang w:val="vi-VN"/>
+              </w:rPr>
+              <w:t xml:space="preserve"> </w:t>
+            </w:r>
+          </w:p>
+        </w:tc>
+        <w:tc>
+          <w:tcPr>
+            <w:tcW w:w="1208" w:type="dxa"/>
+          </w:tcPr>
+          <w:p>
+            <w:pPr>
+              <w:spacing w:after="120" w:line="360" w:lineRule="auto"/>
+              <w:ind w:right="49"/>
+              <w:rPr>
+                <w:rFonts w:ascii="Times New Roman" w:hAnsi="Times New Roman" w:cs="Times New Roman"/>
+                <w:color w:val="000000"/>
+                <w:sz w:val="28"/>
+                <w:szCs w:val="28"/>
+                <w:lang w:val="vi-VN"/>
+              </w:rPr>
+            </w:pPr>
+            <w:r>
+              <w:rPr>
+                <w:rFonts w:ascii="Times New Roman" w:hAnsi="Times New Roman" w:cs="Times New Roman"/>
+                <w:sz w:val="28"/>
+                <w:szCs w:val="28"/>
+              </w:rPr>
+              <w:t>Mã</w:t>
+            </w:r>
+            <w:r>
+              <w:rPr>
+                <w:rFonts w:ascii="Times New Roman" w:hAnsi="Times New Roman" w:cs="Times New Roman"/>
+                <w:spacing w:val="-2"/>
+                <w:sz w:val="28"/>
+                <w:szCs w:val="28"/>
+              </w:rPr>
+              <w:t xml:space="preserve"> </w:t>
+            </w:r>
+            <w:r>
+              <w:rPr>
+                <w:rFonts w:ascii="Times New Roman" w:hAnsi="Times New Roman" w:cs="Times New Roman"/>
+                <w:sz w:val="28"/>
+                <w:szCs w:val="28"/>
+              </w:rPr>
+              <w:t>SV:</w:t>
+            </w:r>
+          </w:p>
+        </w:tc>
+        <w:tc>
+          <w:tcPr>
+            <w:tcW w:w="1761" w:type="dxa"/>
+          </w:tcPr>
+          <w:p>
+            <w:pPr>
+              <w:spacing w:after="120" w:line="360" w:lineRule="auto"/>
+              <w:ind w:right="49"/>
+              <w:rPr>
+                <w:rFonts w:ascii="Times New Roman" w:hAnsi="Times New Roman" w:cs="Times New Roman"/>
+                <w:spacing w:val="-2"/>
+                <w:sz w:val="28"/>
+                <w:szCs w:val="28"/>
+                <w:lang w:val="vi-VN"/>
+              </w:rPr>
+            </w:pPr>
+            <w:r>
+              <w:rPr>
+                <w:rFonts w:ascii="Times New Roman" w:hAnsi="Times New Roman" w:cs="Times New Roman"/>
+                <w:spacing w:val="-2"/>
+                <w:sz w:val="28"/>
+                <w:szCs w:val="28"/>
+              </w:rPr>
+              <w:t>202</w:t>
+            </w:r>
+            <w:r>
+              <w:rPr>
+                <w:rFonts w:ascii="Times New Roman" w:hAnsi="Times New Roman" w:cs="Times New Roman"/>
+                <w:spacing w:val="-2"/>
+                <w:sz w:val="28"/>
+                <w:szCs w:val="28"/>
+                <w:lang w:val="vi-VN"/>
+              </w:rPr>
+              <w:t>3605317</w:t>
+            </w:r>
+          </w:p>
+        </w:tc>
+      </w:tr>
+      <w:tr>
+        <w:trPr>
+          <w:trHeight w:val="548"/>
+        </w:trPr>
+        <w:tc>
+          <w:tcPr>
+            <w:tcW w:w="3069" w:type="dxa"/>
+          </w:tcPr>
+          <w:p>
+            <w:pPr>
+              <w:spacing w:after="120" w:line="360" w:lineRule="auto"/>
+              <w:ind w:right="49"/>
+              <w:rPr>
+                <w:rFonts w:ascii="Times New Roman" w:hAnsi="Times New Roman" w:cs="Times New Roman"/>
+                <w:color w:val="000000"/>
+                <w:sz w:val="28"/>
+                <w:szCs w:val="28"/>
+                <w:lang w:val="vi-VN"/>
+              </w:rPr>
+            </w:pPr>
+            <w:r>
+              <w:rPr>
+                <w:rFonts w:ascii="Times New Roman" w:hAnsi="Times New Roman" w:cs="Times New Roman"/>
+                <w:color w:val="000000"/>
+                <w:sz w:val="28"/>
+                <w:szCs w:val="28"/>
+                <w:lang w:val="vi-VN"/>
+              </w:rPr>
+              <w:t>Đặng Đình Trọng</w:t>
+            </w:r>
+          </w:p>
+        </w:tc>
+        <w:tc>
+          <w:tcPr>
+            <w:tcW w:w="1208" w:type="dxa"/>
+          </w:tcPr>
+          <w:p>
+            <w:pPr>
+              <w:spacing w:after="120" w:line="360" w:lineRule="auto"/>
+              <w:ind w:right="49"/>
+              <w:rPr>
+                <w:rFonts w:ascii="Times New Roman" w:hAnsi="Times New Roman" w:cs="Times New Roman"/>
+                <w:color w:val="000000"/>
+                <w:sz w:val="28"/>
+                <w:szCs w:val="28"/>
+                <w:lang w:val="vi-VN"/>
+              </w:rPr>
+            </w:pPr>
+            <w:r>
+              <w:rPr>
+                <w:rFonts w:ascii="Times New Roman" w:hAnsi="Times New Roman" w:cs="Times New Roman"/>
+                <w:sz w:val="28"/>
+                <w:szCs w:val="28"/>
+              </w:rPr>
+              <w:t>Mã</w:t>
+            </w:r>
+            <w:r>
+              <w:rPr>
+                <w:rFonts w:ascii="Times New Roman" w:hAnsi="Times New Roman" w:cs="Times New Roman"/>
+                <w:spacing w:val="-2"/>
+                <w:sz w:val="28"/>
+                <w:szCs w:val="28"/>
+              </w:rPr>
+              <w:t xml:space="preserve"> </w:t>
+            </w:r>
+            <w:r>
+              <w:rPr>
+                <w:rFonts w:ascii="Times New Roman" w:hAnsi="Times New Roman" w:cs="Times New Roman"/>
+                <w:sz w:val="28"/>
+                <w:szCs w:val="28"/>
+              </w:rPr>
+              <w:t>SV:</w:t>
+            </w:r>
+          </w:p>
+        </w:tc>
+        <w:tc>
+          <w:tcPr>
+            <w:tcW w:w="1761" w:type="dxa"/>
+          </w:tcPr>
+          <w:p>
+            <w:pPr>
+              <w:spacing w:after="120" w:line="360" w:lineRule="auto"/>
+              <w:ind w:right="49"/>
+              <w:rPr>
+                <w:rFonts w:ascii="Times New Roman" w:hAnsi="Times New Roman" w:cs="Times New Roman"/>
+                <w:color w:val="000000"/>
+                <w:sz w:val="28"/>
+                <w:szCs w:val="28"/>
+                <w:lang w:val="vi-VN"/>
+              </w:rPr>
+            </w:pPr>
+            <w:r>
+              <w:rPr>
+                <w:rFonts w:ascii="Times New Roman" w:hAnsi="Times New Roman" w:cs="Times New Roman"/>
+                <w:color w:val="000000"/>
+                <w:sz w:val="28"/>
+                <w:szCs w:val="28"/>
+                <w:lang w:val="vi-VN"/>
+              </w:rPr>
+              <w:t>2023602945</w:t>
+            </w:r>
+          </w:p>
+        </w:tc>
+      </w:tr>
+    </w:tbl>
+    <w:p>
+      <w:pPr>
+        <w:spacing w:before="100" w:after="100" w:line="360" w:lineRule="auto"/>
+        <w:jc w:val="both"/>
+        <w:rPr>
+          <w:rFonts w:ascii="Times New Roman" w:hAnsi="Times New Roman" w:cs="Times New Roman"/>
+          <w:color w:val="404040"/>
+          <w:sz w:val="28"/>
+          <w:szCs w:val="28"/>
+          <w:shd w:val="clear" w:color="auto" w:fill="FFFFFF"/>
+          <w:lang w:val="vi-VN"/>
+        </w:rPr>
+      </w:pPr>
+    </w:p>
+    <w:p>
+      <w:pPr>
+        <w:spacing w:before="100" w:after="100" w:line="360" w:lineRule="auto"/>
+        <w:jc w:val="both"/>
+        <w:rPr>
+          <w:rFonts w:ascii="Times New Roman" w:hAnsi="Times New Roman" w:cs="Times New Roman"/>
+          <w:color w:val="404040"/>
+          <w:sz w:val="28"/>
+          <w:szCs w:val="28"/>
+          <w:shd w:val="clear" w:color="auto" w:fill="FFFFFF"/>
+          <w:lang w:val="vi-VN"/>
+        </w:rPr>
+      </w:pPr>
+    </w:p>
+    <w:p>
+      <w:pPr>
+        <w:spacing w:before="100" w:after="100" w:line="360" w:lineRule="auto"/>
+        <w:jc w:val="both"/>
+        <w:rPr>
+          <w:rFonts w:ascii="Times New Roman" w:hAnsi="Times New Roman" w:cs="Times New Roman"/>
+          <w:color w:val="404040"/>
+          <w:sz w:val="28"/>
+          <w:szCs w:val="28"/>
+          <w:shd w:val="clear" w:color="auto" w:fill="FFFFFF"/>
+          <w:lang w:val="vi-VN"/>
+        </w:rPr>
+      </w:pPr>
+    </w:p>
+    <w:p>
+      <w:pPr>
+        <w:spacing w:before="100" w:after="100" w:line="360" w:lineRule="auto"/>
+        <w:jc w:val="both"/>
+        <w:rPr>
+          <w:rFonts w:ascii="Times New Roman" w:hAnsi="Times New Roman" w:cs="Times New Roman"/>
+          <w:color w:val="404040"/>
+          <w:sz w:val="28"/>
+          <w:szCs w:val="28"/>
+          <w:shd w:val="clear" w:color="auto" w:fill="FFFFFF"/>
+          <w:lang w:val="vi-VN"/>
+        </w:rPr>
+      </w:pPr>
+    </w:p>
+    <w:p>
+      <w:pPr>
+        <w:spacing w:before="100" w:after="100" w:line="360" w:lineRule="auto"/>
+        <w:jc w:val="both"/>
+        <w:rPr>
+          <w:rFonts w:ascii="Times New Roman" w:hAnsi="Times New Roman" w:cs="Times New Roman"/>
+          <w:color w:val="404040"/>
+          <w:sz w:val="28"/>
+          <w:szCs w:val="28"/>
+          <w:shd w:val="clear" w:color="auto" w:fill="FFFFFF"/>
+          <w:lang w:val="vi-VN"/>
+        </w:rPr>
+      </w:pPr>
     </w:p>
     <w:p>
       <w:pPr>
@@ -455,6 +1175,102 @@
                 <w:lang w:val="vi-VN"/>
               </w:rPr>
             </w:pPr>
+          </w:p>
+          <w:p>
+            <w:pPr>
+              <w:jc w:val="center"/>
+              <w:rPr>
+                <w:rFonts w:ascii="Times New Roman" w:hAnsi="Times New Roman" w:cs="Times New Roman"/>
+                <w:color w:val="000000" w:themeColor="text1"/>
+                <w:sz w:val="28"/>
+                <w:szCs w:val="28"/>
+                <w:lang w:val="vi-VN"/>
+              </w:rPr>
+            </w:pPr>
+          </w:p>
+          <w:p>
+            <w:pPr>
+              <w:jc w:val="center"/>
+              <w:rPr>
+                <w:rFonts w:ascii="Times New Roman" w:hAnsi="Times New Roman" w:cs="Times New Roman"/>
+                <w:color w:val="000000" w:themeColor="text1"/>
+                <w:sz w:val="28"/>
+                <w:szCs w:val="28"/>
+                <w:lang w:val="vi-VN"/>
+              </w:rPr>
+            </w:pPr>
+          </w:p>
+          <w:p>
+            <w:pPr>
+              <w:jc w:val="center"/>
+              <w:rPr>
+                <w:rFonts w:ascii="Times New Roman" w:hAnsi="Times New Roman" w:cs="Times New Roman"/>
+                <w:color w:val="000000" w:themeColor="text1"/>
+                <w:sz w:val="28"/>
+                <w:szCs w:val="28"/>
+                <w:lang w:val="vi-VN"/>
+              </w:rPr>
+            </w:pPr>
+          </w:p>
+          <w:p>
+            <w:pPr>
+              <w:jc w:val="center"/>
+              <w:rPr>
+                <w:rFonts w:ascii="Times New Roman" w:hAnsi="Times New Roman" w:cs="Times New Roman"/>
+                <w:color w:val="000000" w:themeColor="text1"/>
+                <w:sz w:val="28"/>
+                <w:szCs w:val="28"/>
+                <w:lang w:val="vi-VN"/>
+              </w:rPr>
+            </w:pPr>
+          </w:p>
+          <w:p>
+            <w:pPr>
+              <w:jc w:val="center"/>
+              <w:rPr>
+                <w:rFonts w:ascii="Times New Roman" w:hAnsi="Times New Roman" w:cs="Times New Roman"/>
+                <w:color w:val="000000" w:themeColor="text1"/>
+                <w:sz w:val="28"/>
+                <w:szCs w:val="28"/>
+                <w:lang w:val="vi-VN"/>
+              </w:rPr>
+            </w:pPr>
+          </w:p>
+          <w:p>
+            <w:pPr>
+              <w:jc w:val="center"/>
+              <w:rPr>
+                <w:rFonts w:ascii="Times New Roman" w:hAnsi="Times New Roman" w:cs="Times New Roman"/>
+                <w:color w:val="000000" w:themeColor="text1"/>
+                <w:sz w:val="28"/>
+                <w:szCs w:val="28"/>
+                <w:lang w:val="vi-VN"/>
+              </w:rPr>
+            </w:pPr>
+          </w:p>
+          <w:p>
+            <w:pPr>
+              <w:jc w:val="center"/>
+              <w:rPr>
+                <w:rFonts w:ascii="Times New Roman" w:hAnsi="Times New Roman" w:cs="Times New Roman"/>
+                <w:color w:val="000000" w:themeColor="text1"/>
+                <w:sz w:val="28"/>
+                <w:szCs w:val="28"/>
+                <w:lang w:val="vi-VN"/>
+              </w:rPr>
+            </w:pPr>
+          </w:p>
+          <w:p>
+            <w:pPr>
+              <w:jc w:val="center"/>
+              <w:rPr>
+                <w:rFonts w:ascii="Times New Roman" w:hAnsi="Times New Roman" w:cs="Times New Roman"/>
+                <w:color w:val="000000" w:themeColor="text1"/>
+                <w:sz w:val="28"/>
+                <w:szCs w:val="28"/>
+                <w:lang w:val="vi-VN"/>
+              </w:rPr>
+            </w:pPr>
             <w:r>
               <w:rPr>
                 <w:rFonts w:ascii="Times New Roman" w:hAnsi="Times New Roman" w:cs="Times New Roman"/>
@@ -1293,6 +2109,234 @@
               <w:jc w:val="center"/>
               <w:rPr>
                 <w:rFonts w:ascii="Times New Roman" w:hAnsi="Times New Roman" w:cs="Times New Roman"/>
+                <w:color w:val="000000" w:themeColor="text1"/>
+                <w:sz w:val="28"/>
+                <w:szCs w:val="28"/>
+                <w:lang w:val="vi-VN"/>
+              </w:rPr>
+            </w:pPr>
+          </w:p>
+          <w:p>
+            <w:pPr>
+              <w:jc w:val="center"/>
+              <w:rPr>
+                <w:rFonts w:ascii="Times New Roman" w:hAnsi="Times New Roman" w:cs="Times New Roman"/>
+                <w:color w:val="000000" w:themeColor="text1"/>
+                <w:sz w:val="28"/>
+                <w:szCs w:val="28"/>
+                <w:lang w:val="vi-VN"/>
+              </w:rPr>
+            </w:pPr>
+          </w:p>
+          <w:p>
+            <w:pPr>
+              <w:jc w:val="center"/>
+              <w:rPr>
+                <w:rFonts w:ascii="Times New Roman" w:hAnsi="Times New Roman" w:cs="Times New Roman"/>
+                <w:color w:val="000000" w:themeColor="text1"/>
+                <w:sz w:val="28"/>
+                <w:szCs w:val="28"/>
+                <w:lang w:val="vi-VN"/>
+              </w:rPr>
+            </w:pPr>
+          </w:p>
+          <w:p>
+            <w:pPr>
+              <w:jc w:val="center"/>
+              <w:rPr>
+                <w:rFonts w:ascii="Times New Roman" w:hAnsi="Times New Roman" w:cs="Times New Roman"/>
+                <w:color w:val="000000" w:themeColor="text1"/>
+                <w:sz w:val="28"/>
+                <w:szCs w:val="28"/>
+                <w:lang w:val="vi-VN"/>
+              </w:rPr>
+            </w:pPr>
+          </w:p>
+          <w:p>
+            <w:pPr>
+              <w:jc w:val="center"/>
+              <w:rPr>
+                <w:rFonts w:ascii="Times New Roman" w:hAnsi="Times New Roman" w:cs="Times New Roman"/>
+                <w:color w:val="000000" w:themeColor="text1"/>
+                <w:sz w:val="28"/>
+                <w:szCs w:val="28"/>
+                <w:lang w:val="vi-VN"/>
+              </w:rPr>
+            </w:pPr>
+          </w:p>
+          <w:p>
+            <w:pPr>
+              <w:jc w:val="center"/>
+              <w:rPr>
+                <w:rFonts w:ascii="Times New Roman" w:hAnsi="Times New Roman" w:cs="Times New Roman"/>
+                <w:color w:val="000000" w:themeColor="text1"/>
+                <w:sz w:val="28"/>
+                <w:szCs w:val="28"/>
+                <w:lang w:val="vi-VN"/>
+              </w:rPr>
+            </w:pPr>
+          </w:p>
+          <w:p>
+            <w:pPr>
+              <w:jc w:val="center"/>
+              <w:rPr>
+                <w:rFonts w:ascii="Times New Roman" w:hAnsi="Times New Roman" w:cs="Times New Roman"/>
+                <w:color w:val="000000" w:themeColor="text1"/>
+                <w:sz w:val="28"/>
+                <w:szCs w:val="28"/>
+                <w:lang w:val="vi-VN"/>
+              </w:rPr>
+            </w:pPr>
+          </w:p>
+          <w:p>
+            <w:pPr>
+              <w:jc w:val="center"/>
+              <w:rPr>
+                <w:rFonts w:ascii="Times New Roman" w:hAnsi="Times New Roman" w:cs="Times New Roman"/>
+                <w:color w:val="000000" w:themeColor="text1"/>
+                <w:sz w:val="28"/>
+                <w:szCs w:val="28"/>
+                <w:lang w:val="vi-VN"/>
+              </w:rPr>
+            </w:pPr>
+          </w:p>
+          <w:p>
+            <w:pPr>
+              <w:jc w:val="center"/>
+              <w:rPr>
+                <w:rFonts w:ascii="Times New Roman" w:hAnsi="Times New Roman" w:cs="Times New Roman"/>
+                <w:color w:val="000000" w:themeColor="text1"/>
+                <w:sz w:val="28"/>
+                <w:szCs w:val="28"/>
+                <w:lang w:val="vi-VN"/>
+              </w:rPr>
+            </w:pPr>
+          </w:p>
+          <w:p>
+            <w:pPr>
+              <w:jc w:val="center"/>
+              <w:rPr>
+                <w:rFonts w:ascii="Times New Roman" w:hAnsi="Times New Roman" w:cs="Times New Roman"/>
+                <w:color w:val="000000" w:themeColor="text1"/>
+                <w:sz w:val="28"/>
+                <w:szCs w:val="28"/>
+                <w:lang w:val="vi-VN"/>
+              </w:rPr>
+            </w:pPr>
+          </w:p>
+          <w:p>
+            <w:pPr>
+              <w:jc w:val="center"/>
+              <w:rPr>
+                <w:rFonts w:ascii="Times New Roman" w:hAnsi="Times New Roman" w:cs="Times New Roman"/>
+                <w:color w:val="000000" w:themeColor="text1"/>
+                <w:sz w:val="28"/>
+                <w:szCs w:val="28"/>
+                <w:lang w:val="vi-VN"/>
+              </w:rPr>
+            </w:pPr>
+          </w:p>
+          <w:p>
+            <w:pPr>
+              <w:jc w:val="center"/>
+              <w:rPr>
+                <w:rFonts w:ascii="Times New Roman" w:hAnsi="Times New Roman" w:cs="Times New Roman"/>
+                <w:color w:val="000000" w:themeColor="text1"/>
+                <w:sz w:val="28"/>
+                <w:szCs w:val="28"/>
+                <w:lang w:val="vi-VN"/>
+              </w:rPr>
+            </w:pPr>
+          </w:p>
+          <w:p>
+            <w:pPr>
+              <w:jc w:val="center"/>
+              <w:rPr>
+                <w:rFonts w:ascii="Times New Roman" w:hAnsi="Times New Roman" w:cs="Times New Roman"/>
+                <w:color w:val="000000" w:themeColor="text1"/>
+                <w:sz w:val="28"/>
+                <w:szCs w:val="28"/>
+                <w:lang w:val="vi-VN"/>
+              </w:rPr>
+            </w:pPr>
+          </w:p>
+          <w:p>
+            <w:pPr>
+              <w:jc w:val="center"/>
+              <w:rPr>
+                <w:rFonts w:ascii="Times New Roman" w:hAnsi="Times New Roman" w:cs="Times New Roman"/>
+                <w:color w:val="000000" w:themeColor="text1"/>
+                <w:sz w:val="28"/>
+                <w:szCs w:val="28"/>
+                <w:lang w:val="vi-VN"/>
+              </w:rPr>
+            </w:pPr>
+          </w:p>
+          <w:p>
+            <w:pPr>
+              <w:jc w:val="center"/>
+              <w:rPr>
+                <w:rFonts w:ascii="Times New Roman" w:hAnsi="Times New Roman" w:cs="Times New Roman"/>
+                <w:color w:val="000000" w:themeColor="text1"/>
+                <w:sz w:val="28"/>
+                <w:szCs w:val="28"/>
+                <w:lang w:val="vi-VN"/>
+              </w:rPr>
+            </w:pPr>
+          </w:p>
+          <w:p>
+            <w:pPr>
+              <w:jc w:val="center"/>
+              <w:rPr>
+                <w:rFonts w:ascii="Times New Roman" w:hAnsi="Times New Roman" w:cs="Times New Roman"/>
+                <w:color w:val="000000" w:themeColor="text1"/>
+                <w:sz w:val="28"/>
+                <w:szCs w:val="28"/>
+                <w:lang w:val="vi-VN"/>
+              </w:rPr>
+            </w:pPr>
+          </w:p>
+          <w:p>
+            <w:pPr>
+              <w:jc w:val="center"/>
+              <w:rPr>
+                <w:rFonts w:ascii="Times New Roman" w:hAnsi="Times New Roman" w:cs="Times New Roman"/>
+                <w:color w:val="000000" w:themeColor="text1"/>
+                <w:sz w:val="28"/>
+                <w:szCs w:val="28"/>
+                <w:lang w:val="vi-VN"/>
+              </w:rPr>
+            </w:pPr>
+          </w:p>
+          <w:p>
+            <w:pPr>
+              <w:jc w:val="center"/>
+              <w:rPr>
+                <w:rFonts w:ascii="Times New Roman" w:hAnsi="Times New Roman" w:cs="Times New Roman"/>
+                <w:color w:val="000000" w:themeColor="text1"/>
+                <w:sz w:val="28"/>
+                <w:szCs w:val="28"/>
+                <w:lang w:val="vi-VN"/>
+              </w:rPr>
+            </w:pPr>
+          </w:p>
+          <w:p>
+            <w:pPr>
+              <w:jc w:val="center"/>
+              <w:rPr>
+                <w:rFonts w:ascii="Times New Roman" w:hAnsi="Times New Roman" w:cs="Times New Roman"/>
+                <w:color w:val="000000" w:themeColor="text1"/>
+                <w:sz w:val="28"/>
+                <w:szCs w:val="28"/>
+                <w:lang w:val="vi-VN"/>
+              </w:rPr>
+            </w:pPr>
+          </w:p>
+          <w:p>
+            <w:pPr>
+              <w:jc w:val="center"/>
+              <w:rPr>
+                <w:rFonts w:ascii="Times New Roman" w:hAnsi="Times New Roman" w:cs="Times New Roman"/>
                 <w:color w:val="FF0000"/>
                 <w:sz w:val="28"/>
                 <w:szCs w:val="28"/>
@@ -1649,7 +2693,6 @@
                 <w:szCs w:val="28"/>
                 <w:lang w:val="vi-VN"/>
               </w:rPr>
-              <w:lastRenderedPageBreak/>
               <w:t>- Viết phần giới thiệu, mô tả về RSA và thuật toán RSA</w:t>
             </w:r>
           </w:p>
@@ -1678,17 +2721,7 @@
                 <w:sz w:val="28"/>
                 <w:szCs w:val="28"/>
               </w:rPr>
-              <w:lastRenderedPageBreak/>
-              <w:t xml:space="preserve">Tìm hiểu thuật toán RSA thông qua tài liệu chuyên ngành; chỉnh sửa và bổ </w:t>
-            </w:r>
-            <w:r>
-              <w:rPr>
-                <w:rFonts w:ascii="Times New Roman" w:hAnsi="Times New Roman" w:cs="Times New Roman"/>
-                <w:sz w:val="28"/>
-                <w:szCs w:val="28"/>
-              </w:rPr>
-              <w:lastRenderedPageBreak/>
-              <w:t>sung nội dung để hoàn thiện báo cáo.</w:t>
+              <w:t>Tìm hiểu thuật toán RSA thông qua tài liệu chuyên ngành; chỉnh sửa và bổ sung nội dung để hoàn thiện báo cáo.</w:t>
             </w:r>
           </w:p>
           <w:p>
@@ -2211,6 +3244,234 @@
             <w:vMerge w:val="restart"/>
             <w:vAlign w:val="center"/>
           </w:tcPr>
+          <w:p>
+            <w:pPr>
+              <w:jc w:val="center"/>
+              <w:rPr>
+                <w:rFonts w:ascii="Times New Roman" w:hAnsi="Times New Roman" w:cs="Times New Roman"/>
+                <w:color w:val="000000" w:themeColor="text1"/>
+                <w:sz w:val="28"/>
+                <w:szCs w:val="28"/>
+                <w:lang w:val="vi-VN"/>
+              </w:rPr>
+            </w:pPr>
+          </w:p>
+          <w:p>
+            <w:pPr>
+              <w:jc w:val="center"/>
+              <w:rPr>
+                <w:rFonts w:ascii="Times New Roman" w:hAnsi="Times New Roman" w:cs="Times New Roman"/>
+                <w:color w:val="000000" w:themeColor="text1"/>
+                <w:sz w:val="28"/>
+                <w:szCs w:val="28"/>
+                <w:lang w:val="vi-VN"/>
+              </w:rPr>
+            </w:pPr>
+          </w:p>
+          <w:p>
+            <w:pPr>
+              <w:jc w:val="center"/>
+              <w:rPr>
+                <w:rFonts w:ascii="Times New Roman" w:hAnsi="Times New Roman" w:cs="Times New Roman"/>
+                <w:color w:val="000000" w:themeColor="text1"/>
+                <w:sz w:val="28"/>
+                <w:szCs w:val="28"/>
+                <w:lang w:val="vi-VN"/>
+              </w:rPr>
+            </w:pPr>
+          </w:p>
+          <w:p>
+            <w:pPr>
+              <w:jc w:val="center"/>
+              <w:rPr>
+                <w:rFonts w:ascii="Times New Roman" w:hAnsi="Times New Roman" w:cs="Times New Roman"/>
+                <w:color w:val="000000" w:themeColor="text1"/>
+                <w:sz w:val="28"/>
+                <w:szCs w:val="28"/>
+                <w:lang w:val="vi-VN"/>
+              </w:rPr>
+            </w:pPr>
+          </w:p>
+          <w:p>
+            <w:pPr>
+              <w:jc w:val="center"/>
+              <w:rPr>
+                <w:rFonts w:ascii="Times New Roman" w:hAnsi="Times New Roman" w:cs="Times New Roman"/>
+                <w:color w:val="000000" w:themeColor="text1"/>
+                <w:sz w:val="28"/>
+                <w:szCs w:val="28"/>
+                <w:lang w:val="vi-VN"/>
+              </w:rPr>
+            </w:pPr>
+          </w:p>
+          <w:p>
+            <w:pPr>
+              <w:jc w:val="center"/>
+              <w:rPr>
+                <w:rFonts w:ascii="Times New Roman" w:hAnsi="Times New Roman" w:cs="Times New Roman"/>
+                <w:color w:val="000000" w:themeColor="text1"/>
+                <w:sz w:val="28"/>
+                <w:szCs w:val="28"/>
+                <w:lang w:val="vi-VN"/>
+              </w:rPr>
+            </w:pPr>
+          </w:p>
+          <w:p>
+            <w:pPr>
+              <w:jc w:val="center"/>
+              <w:rPr>
+                <w:rFonts w:ascii="Times New Roman" w:hAnsi="Times New Roman" w:cs="Times New Roman"/>
+                <w:color w:val="000000" w:themeColor="text1"/>
+                <w:sz w:val="28"/>
+                <w:szCs w:val="28"/>
+                <w:lang w:val="vi-VN"/>
+              </w:rPr>
+            </w:pPr>
+          </w:p>
+          <w:p>
+            <w:pPr>
+              <w:jc w:val="center"/>
+              <w:rPr>
+                <w:rFonts w:ascii="Times New Roman" w:hAnsi="Times New Roman" w:cs="Times New Roman"/>
+                <w:color w:val="000000" w:themeColor="text1"/>
+                <w:sz w:val="28"/>
+                <w:szCs w:val="28"/>
+                <w:lang w:val="vi-VN"/>
+              </w:rPr>
+            </w:pPr>
+          </w:p>
+          <w:p>
+            <w:pPr>
+              <w:jc w:val="center"/>
+              <w:rPr>
+                <w:rFonts w:ascii="Times New Roman" w:hAnsi="Times New Roman" w:cs="Times New Roman"/>
+                <w:color w:val="000000" w:themeColor="text1"/>
+                <w:sz w:val="28"/>
+                <w:szCs w:val="28"/>
+                <w:lang w:val="vi-VN"/>
+              </w:rPr>
+            </w:pPr>
+          </w:p>
+          <w:p>
+            <w:pPr>
+              <w:jc w:val="center"/>
+              <w:rPr>
+                <w:rFonts w:ascii="Times New Roman" w:hAnsi="Times New Roman" w:cs="Times New Roman"/>
+                <w:color w:val="000000" w:themeColor="text1"/>
+                <w:sz w:val="28"/>
+                <w:szCs w:val="28"/>
+                <w:lang w:val="vi-VN"/>
+              </w:rPr>
+            </w:pPr>
+          </w:p>
+          <w:p>
+            <w:pPr>
+              <w:jc w:val="center"/>
+              <w:rPr>
+                <w:rFonts w:ascii="Times New Roman" w:hAnsi="Times New Roman" w:cs="Times New Roman"/>
+                <w:color w:val="000000" w:themeColor="text1"/>
+                <w:sz w:val="28"/>
+                <w:szCs w:val="28"/>
+                <w:lang w:val="vi-VN"/>
+              </w:rPr>
+            </w:pPr>
+          </w:p>
+          <w:p>
+            <w:pPr>
+              <w:jc w:val="center"/>
+              <w:rPr>
+                <w:rFonts w:ascii="Times New Roman" w:hAnsi="Times New Roman" w:cs="Times New Roman"/>
+                <w:color w:val="000000" w:themeColor="text1"/>
+                <w:sz w:val="28"/>
+                <w:szCs w:val="28"/>
+                <w:lang w:val="vi-VN"/>
+              </w:rPr>
+            </w:pPr>
+          </w:p>
+          <w:p>
+            <w:pPr>
+              <w:jc w:val="center"/>
+              <w:rPr>
+                <w:rFonts w:ascii="Times New Roman" w:hAnsi="Times New Roman" w:cs="Times New Roman"/>
+                <w:color w:val="000000" w:themeColor="text1"/>
+                <w:sz w:val="28"/>
+                <w:szCs w:val="28"/>
+                <w:lang w:val="vi-VN"/>
+              </w:rPr>
+            </w:pPr>
+          </w:p>
+          <w:p>
+            <w:pPr>
+              <w:jc w:val="center"/>
+              <w:rPr>
+                <w:rFonts w:ascii="Times New Roman" w:hAnsi="Times New Roman" w:cs="Times New Roman"/>
+                <w:color w:val="000000" w:themeColor="text1"/>
+                <w:sz w:val="28"/>
+                <w:szCs w:val="28"/>
+                <w:lang w:val="vi-VN"/>
+              </w:rPr>
+            </w:pPr>
+          </w:p>
+          <w:p>
+            <w:pPr>
+              <w:jc w:val="center"/>
+              <w:rPr>
+                <w:rFonts w:ascii="Times New Roman" w:hAnsi="Times New Roman" w:cs="Times New Roman"/>
+                <w:color w:val="000000" w:themeColor="text1"/>
+                <w:sz w:val="28"/>
+                <w:szCs w:val="28"/>
+                <w:lang w:val="vi-VN"/>
+              </w:rPr>
+            </w:pPr>
+          </w:p>
+          <w:p>
+            <w:pPr>
+              <w:jc w:val="center"/>
+              <w:rPr>
+                <w:rFonts w:ascii="Times New Roman" w:hAnsi="Times New Roman" w:cs="Times New Roman"/>
+                <w:color w:val="000000" w:themeColor="text1"/>
+                <w:sz w:val="28"/>
+                <w:szCs w:val="28"/>
+                <w:lang w:val="vi-VN"/>
+              </w:rPr>
+            </w:pPr>
+          </w:p>
+          <w:p>
+            <w:pPr>
+              <w:jc w:val="center"/>
+              <w:rPr>
+                <w:rFonts w:ascii="Times New Roman" w:hAnsi="Times New Roman" w:cs="Times New Roman"/>
+                <w:color w:val="000000" w:themeColor="text1"/>
+                <w:sz w:val="28"/>
+                <w:szCs w:val="28"/>
+                <w:lang w:val="vi-VN"/>
+              </w:rPr>
+            </w:pPr>
+          </w:p>
+          <w:p>
+            <w:pPr>
+              <w:jc w:val="center"/>
+              <w:rPr>
+                <w:rFonts w:ascii="Times New Roman" w:hAnsi="Times New Roman" w:cs="Times New Roman"/>
+                <w:color w:val="000000" w:themeColor="text1"/>
+                <w:sz w:val="28"/>
+                <w:szCs w:val="28"/>
+                <w:lang w:val="vi-VN"/>
+              </w:rPr>
+            </w:pPr>
+          </w:p>
+          <w:p>
+            <w:pPr>
+              <w:jc w:val="center"/>
+              <w:rPr>
+                <w:rFonts w:ascii="Times New Roman" w:hAnsi="Times New Roman" w:cs="Times New Roman"/>
+                <w:color w:val="000000" w:themeColor="text1"/>
+                <w:sz w:val="28"/>
+                <w:szCs w:val="28"/>
+                <w:lang w:val="vi-VN"/>
+              </w:rPr>
+            </w:pPr>
+          </w:p>
           <w:p>
             <w:pPr>
               <w:jc w:val="center"/>
@@ -2381,7 +3642,6 @@
                 <w:szCs w:val="28"/>
                 <w:lang w:val="vi-VN"/>
               </w:rPr>
-              <w:lastRenderedPageBreak/>
               <w:t xml:space="preserve">- </w:t>
             </w:r>
             <w:r>
@@ -2418,7 +3678,6 @@
                 <w:sz w:val="28"/>
                 <w:szCs w:val="28"/>
               </w:rPr>
-              <w:lastRenderedPageBreak/>
               <w:t>Thiết kế và lập trình các API xử lý nghiệp vụ; triển khai chức năng ký số, xác minh chữ ký và cấu hình hệ thống trên Tomcat.</w:t>
             </w:r>
           </w:p>
@@ -2743,6 +4002,7 @@
                 <w:szCs w:val="28"/>
                 <w:lang w:val="vi-VN"/>
               </w:rPr>
+              <w:lastRenderedPageBreak/>
               <w:t xml:space="preserve">- </w:t>
             </w:r>
             <w:r>
@@ -2830,7 +4090,17 @@
                 <w:sz w:val="28"/>
                 <w:szCs w:val="28"/>
               </w:rPr>
-              <w:t>Cài đặt thuật toán sinh khóa RSA bằng C#; xây dựng API phục vụ các chức năng của chương trình.</w:t>
+              <w:lastRenderedPageBreak/>
+              <w:t xml:space="preserve">Cài đặt thuật toán sinh khóa RSA bằng C#; xây dựng API phục vụ các </w:t>
+            </w:r>
+            <w:r>
+              <w:rPr>
+                <w:rFonts w:ascii="Times New Roman" w:hAnsi="Times New Roman" w:cs="Times New Roman"/>
+                <w:sz w:val="28"/>
+                <w:szCs w:val="28"/>
+              </w:rPr>
+              <w:lastRenderedPageBreak/>
+              <w:t>chức năng của chương trình.</w:t>
             </w:r>
           </w:p>
         </w:tc>
@@ -3319,7 +4589,6 @@
         <w:tc>
           <w:tcPr>
             <w:tcW w:w="3600" w:type="dxa"/>
-            <w:vAlign w:val="center"/>
           </w:tcPr>
           <w:p>
             <w:pPr>
@@ -3338,7 +4607,6 @@
         <w:tc>
           <w:tcPr>
             <w:tcW w:w="3224" w:type="dxa"/>
-            <w:vAlign w:val="center"/>
           </w:tcPr>
           <w:p>
             <w:pPr>
@@ -3407,7 +4675,6 @@
         <w:tc>
           <w:tcPr>
             <w:tcW w:w="3600" w:type="dxa"/>
-            <w:vAlign w:val="center"/>
           </w:tcPr>
           <w:p>
             <w:pPr>
@@ -3426,7 +4693,6 @@
         <w:tc>
           <w:tcPr>
             <w:tcW w:w="3224" w:type="dxa"/>
-            <w:vAlign w:val="center"/>
           </w:tcPr>
           <w:p>
             <w:pPr>
@@ -3495,7 +4761,6 @@
         <w:tc>
           <w:tcPr>
             <w:tcW w:w="3600" w:type="dxa"/>
-            <w:vAlign w:val="center"/>
           </w:tcPr>
           <w:p>
             <w:pPr>
@@ -3514,7 +4779,6 @@
         <w:tc>
           <w:tcPr>
             <w:tcW w:w="3224" w:type="dxa"/>
-            <w:vAlign w:val="center"/>
           </w:tcPr>
           <w:p>
             <w:pPr>
@@ -3583,7 +4847,6 @@
         <w:tc>
           <w:tcPr>
             <w:tcW w:w="3600" w:type="dxa"/>
-            <w:vAlign w:val="center"/>
           </w:tcPr>
           <w:p>
             <w:pPr>
@@ -3602,7 +4865,6 @@
         <w:tc>
           <w:tcPr>
             <w:tcW w:w="3224" w:type="dxa"/>
-            <w:vAlign w:val="center"/>
           </w:tcPr>
           <w:p>
             <w:pPr>
@@ -3671,7 +4933,6 @@
         <w:tc>
           <w:tcPr>
             <w:tcW w:w="3600" w:type="dxa"/>
-            <w:vAlign w:val="center"/>
           </w:tcPr>
           <w:p>
             <w:pPr>
@@ -3690,7 +4951,6 @@
         <w:tc>
           <w:tcPr>
             <w:tcW w:w="3224" w:type="dxa"/>
-            <w:vAlign w:val="center"/>
           </w:tcPr>
           <w:p>
             <w:pPr>
@@ -3770,7 +5030,6 @@
         <w:tc>
           <w:tcPr>
             <w:tcW w:w="3600" w:type="dxa"/>
-            <w:vAlign w:val="center"/>
           </w:tcPr>
           <w:p>
             <w:pPr>
@@ -3788,7 +5047,6 @@
         <w:tc>
           <w:tcPr>
             <w:tcW w:w="3224" w:type="dxa"/>
-            <w:vAlign w:val="center"/>
           </w:tcPr>
           <w:p>
             <w:pPr>
@@ -3856,7 +5114,6 @@
         <w:tc>
           <w:tcPr>
             <w:tcW w:w="3600" w:type="dxa"/>
-            <w:vAlign w:val="center"/>
           </w:tcPr>
           <w:p>
             <w:pPr>
@@ -3874,7 +5131,6 @@
         <w:tc>
           <w:tcPr>
             <w:tcW w:w="3224" w:type="dxa"/>
-            <w:vAlign w:val="center"/>
           </w:tcPr>
           <w:p>
             <w:pPr>
@@ -3942,7 +5198,6 @@
         <w:tc>
           <w:tcPr>
             <w:tcW w:w="3600" w:type="dxa"/>
-            <w:vAlign w:val="center"/>
           </w:tcPr>
           <w:p>
             <w:pPr>
@@ -3960,7 +5215,6 @@
         <w:tc>
           <w:tcPr>
             <w:tcW w:w="3224" w:type="dxa"/>
-            <w:vAlign w:val="center"/>
           </w:tcPr>
           <w:p>
             <w:pPr>
@@ -4028,7 +5282,6 @@
         <w:tc>
           <w:tcPr>
             <w:tcW w:w="3600" w:type="dxa"/>
-            <w:vAlign w:val="center"/>
           </w:tcPr>
           <w:p>
             <w:pPr>
@@ -4046,7 +5299,6 @@
         <w:tc>
           <w:tcPr>
             <w:tcW w:w="3224" w:type="dxa"/>
-            <w:vAlign w:val="center"/>
           </w:tcPr>
           <w:p>
             <w:pPr>
@@ -4114,7 +5366,6 @@
         <w:tc>
           <w:tcPr>
             <w:tcW w:w="3600" w:type="dxa"/>
-            <w:vAlign w:val="center"/>
           </w:tcPr>
           <w:p>
             <w:pPr>
@@ -4132,7 +5383,6 @@
         <w:tc>
           <w:tcPr>
             <w:tcW w:w="3224" w:type="dxa"/>
-            <w:vAlign w:val="center"/>
           </w:tcPr>
           <w:p>
             <w:pPr>
@@ -4152,44 +5402,6 @@
     <w:p>
       <w:pPr>
         <w:spacing w:line="360" w:lineRule="auto"/>
-        <w:jc w:val="both"/>
-        <w:rPr>
-          <w:rFonts w:ascii="Times New Roman" w:hAnsi="Times New Roman" w:cs="Times New Roman"/>
-          <w:sz w:val="28"/>
-          <w:szCs w:val="28"/>
-          <w:lang w:val="vi-VN"/>
-        </w:rPr>
-      </w:pPr>
-    </w:p>
-    <w:p>
-      <w:pPr>
-        <w:spacing w:line="360" w:lineRule="auto"/>
-        <w:jc w:val="both"/>
-        <w:rPr>
-          <w:rFonts w:ascii="Times New Roman" w:hAnsi="Times New Roman" w:cs="Times New Roman"/>
-          <w:sz w:val="28"/>
-          <w:szCs w:val="28"/>
-          <w:lang w:val="vi-VN"/>
-        </w:rPr>
-      </w:pPr>
-    </w:p>
-    <w:p>
-      <w:pPr>
-        <w:spacing w:line="360" w:lineRule="auto"/>
-        <w:ind w:firstLine="5529"/>
-        <w:jc w:val="both"/>
-        <w:rPr>
-          <w:rFonts w:ascii="Times New Roman" w:hAnsi="Times New Roman" w:cs="Times New Roman"/>
-          <w:sz w:val="28"/>
-          <w:szCs w:val="28"/>
-          <w:lang w:val="vi-VN"/>
-        </w:rPr>
-      </w:pPr>
-    </w:p>
-    <w:p>
-      <w:pPr>
-        <w:spacing w:line="360" w:lineRule="auto"/>
-        <w:ind w:firstLine="5529"/>
         <w:jc w:val="both"/>
         <w:rPr>
           <w:rFonts w:ascii="Times New Roman" w:hAnsi="Times New Roman" w:cs="Times New Roman"/>
@@ -4240,6 +5452,7 @@
           <w:szCs w:val="28"/>
           <w:lang w:val="vi-VN"/>
         </w:rPr>
+        <w:lastRenderedPageBreak/>
         <w:t>XÁC NHẬN CỦA GIẢNG VIÊN</w:t>
       </w:r>
     </w:p>
